--- a/courts/sixth-circuit/ohio/state/supreme-court/answering-brief/usage/OUTPUT-answering-brief.docx
+++ b/courts/sixth-circuit/ohio/state/supreme-court/answering-brief/usage/OUTPUT-answering-brief.docx
@@ -153,9 +153,7 @@
           <w:b/>
           <w:bCs/>
         </w:rPr>
-        <w:t xml:space="preserve">2025</w:t>
-        <w:noBreakHyphen/>
-        <w:t xml:space="preserve">0472</w:t>
+        <w:t xml:space="preserve">2025-⁠0472</w:t>
       </w:r>
     </w:p>
     <w:p>
@@ -343,9 +341,7 @@
         <w:t xml:space="preserve"> </w:t>
       </w:r>
       <w:r>
-        <w:t xml:space="preserve">24AP</w:t>
-        <w:noBreakHyphen/>
-        <w:t xml:space="preserve">483</w:t>
+        <w:t xml:space="preserve">24AP-⁠483</w:t>
       </w:r>
     </w:p>
     <w:p>
@@ -694,9 +690,7 @@
               <w:t xml:space="preserve"> </w:t>
             </w:r>
             <w:r>
-              <w:t xml:space="preserve">541</w:t>
-              <w:noBreakHyphen/>
-              <w:t xml:space="preserve">1376</w:t>
+              <w:t xml:space="preserve">541-⁠1376</w:t>
             </w:r>
           </w:p>
           <w:p>
@@ -718,9 +712,7 @@
               <w:t xml:space="preserve"> </w:t>
             </w:r>
             <w:r>
-              <w:t xml:space="preserve">586</w:t>
-              <w:noBreakHyphen/>
-              <w:t xml:space="preserve">1972</w:t>
+              <w:t xml:space="preserve">586-⁠1972</w:t>
             </w:r>
           </w:p>
           <w:p>
@@ -950,9 +942,7 @@
               <w:t xml:space="preserve"> </w:t>
             </w:r>
             <w:r>
-              <w:t xml:space="preserve">586</w:t>
-              <w:noBreakHyphen/>
-              <w:t xml:space="preserve">1972</w:t>
+              <w:t xml:space="preserve">586-⁠1972</w:t>
             </w:r>
           </w:p>
           <w:p>
@@ -1014,11 +1004,7 @@
                 <w:b/>
                 <w:bCs/>
               </w:rPr>
-              <w:t xml:space="preserve">(PHV</w:t>
-              <w:noBreakHyphen/>
-              <w:t xml:space="preserve">27516</w:t>
-              <w:noBreakHyphen/>
-              <w:t xml:space="preserve">2025)</w:t>
+              <w:t xml:space="preserve">(PHV-⁠27516-⁠2025)</w:t>
             </w:r>
           </w:p>
           <w:p>
@@ -1130,9 +1116,7 @@
               <w:t xml:space="preserve"> </w:t>
             </w:r>
             <w:r>
-              <w:t xml:space="preserve">549</w:t>
-              <w:noBreakHyphen/>
-              <w:t xml:space="preserve">2500</w:t>
+              <w:t xml:space="preserve">549-⁠2500</w:t>
             </w:r>
           </w:p>
           <w:p>
@@ -1192,11 +1176,7 @@
                 <w:b/>
                 <w:bCs/>
               </w:rPr>
-              <w:t xml:space="preserve">(PHV</w:t>
-              <w:noBreakHyphen/>
-              <w:t xml:space="preserve">27555</w:t>
-              <w:noBreakHyphen/>
-              <w:t xml:space="preserve">2025)</w:t>
+              <w:t xml:space="preserve">(PHV-⁠27555-⁠2025)</w:t>
             </w:r>
           </w:p>
           <w:p>
@@ -1238,11 +1218,7 @@
                 <w:b/>
                 <w:bCs/>
               </w:rPr>
-              <w:t xml:space="preserve">(PHV</w:t>
-              <w:noBreakHyphen/>
-              <w:t xml:space="preserve">27554</w:t>
-              <w:noBreakHyphen/>
-              <w:t xml:space="preserve">2025)</w:t>
+              <w:t xml:space="preserve">(PHV-⁠27554-⁠2025)</w:t>
             </w:r>
           </w:p>
           <w:p>
@@ -1324,9 +1300,7 @@
               <w:t xml:space="preserve"> </w:t>
             </w:r>
             <w:r>
-              <w:t xml:space="preserve">570</w:t>
-              <w:noBreakHyphen/>
-              <w:t xml:space="preserve">1000</w:t>
+              <w:t xml:space="preserve">570-⁠1000</w:t>
             </w:r>
           </w:p>
           <w:p>
@@ -1908,9 +1882,7 @@
               <w:t xml:space="preserve"> </w:t>
             </w:r>
             <w:r>
-              <w:t xml:space="preserve">466</w:t>
-              <w:noBreakHyphen/>
-              <w:t xml:space="preserve">8980</w:t>
+              <w:t xml:space="preserve">466-⁠8980</w:t>
             </w:r>
           </w:p>
           <w:p>
@@ -4122,9 +4094,7 @@
         <w:t xml:space="preserve"> </w:t>
       </w:r>
       <w:r>
-        <w:t xml:space="preserve">2020-Ohio</w:t>
-        <w:noBreakHyphen/>
-        <w:t xml:space="preserve">5219</w:t>
+        <w:t xml:space="preserve">2020-Ohio-⁠5219</w:t>
       </w:r>
       <w:r>
         <w:t xml:space="preserve">   </w:t>
@@ -4215,9 +4185,7 @@
         <w:t xml:space="preserve"> </w:t>
       </w:r>
       <w:r>
-        <w:t xml:space="preserve">2019-Ohio</w:t>
-        <w:noBreakHyphen/>
-        <w:t xml:space="preserve">3820</w:t>
+        <w:t xml:space="preserve">2019-Ohio-⁠3820</w:t>
       </w:r>
       <w:r>
         <w:t xml:space="preserve">   </w:t>
@@ -4496,9 +4464,7 @@
         <w:t xml:space="preserve"> </w:t>
       </w:r>
       <w:r>
-        <w:t xml:space="preserve">2022-Ohio</w:t>
-        <w:noBreakHyphen/>
-        <w:t xml:space="preserve">4190</w:t>
+        <w:t xml:space="preserve">2022-Ohio-⁠4190</w:t>
       </w:r>
       <w:r>
         <w:t xml:space="preserve">   </w:t>
@@ -4785,9 +4751,7 @@
         <w:t xml:space="preserve"> </w:t>
       </w:r>
       <w:r>
-        <w:t xml:space="preserve">2005-Ohio</w:t>
-        <w:noBreakHyphen/>
-        <w:t xml:space="preserve">5334</w:t>
+        <w:t xml:space="preserve">2005-Ohio-⁠5334</w:t>
       </w:r>
       <w:r>
         <w:t xml:space="preserve">   </w:t>
@@ -4850,9 +4814,7 @@
         <w:t xml:space="preserve"> </w:t>
       </w:r>
       <w:r>
-        <w:t xml:space="preserve">2022-Ohio</w:t>
-        <w:noBreakHyphen/>
-        <w:t xml:space="preserve">3923</w:t>
+        <w:t xml:space="preserve">2022-Ohio-⁠3923</w:t>
       </w:r>
       <w:r>
         <w:t xml:space="preserve"> </w:t>
@@ -5432,9 +5394,7 @@
         <w:t xml:space="preserve"> </w:t>
       </w:r>
       <w:r>
-        <w:t xml:space="preserve">2022-Ohio</w:t>
-        <w:noBreakHyphen/>
-        <w:t xml:space="preserve">65</w:t>
+        <w:t xml:space="preserve">2022-Ohio-⁠65</w:t>
       </w:r>
       <w:r>
         <w:t xml:space="preserve">   </w:t>
@@ -6073,9 +6033,7 @@
         <w:t xml:space="preserve"> </w:t>
       </w:r>
       <w:r>
-        <w:t xml:space="preserve">2013-Ohio</w:t>
-        <w:noBreakHyphen/>
-        <w:t xml:space="preserve">4380</w:t>
+        <w:t xml:space="preserve">2013-Ohio-⁠4380</w:t>
       </w:r>
       <w:r>
         <w:t xml:space="preserve">   </w:t>
@@ -6219,9 +6177,7 @@
         <w:t xml:space="preserve"> </w:t>
       </w:r>
       <w:r>
-        <w:t xml:space="preserve">2024-Ohio</w:t>
-        <w:noBreakHyphen/>
-        <w:t xml:space="preserve">3130</w:t>
+        <w:t xml:space="preserve">2024-Ohio-⁠3130</w:t>
       </w:r>
       <w:r>
         <w:t xml:space="preserve">   </w:t>
@@ -6399,9 +6355,7 @@
         <w:t xml:space="preserve"> </w:t>
       </w:r>
       <w:r>
-        <w:t xml:space="preserve">2017-Ohio</w:t>
-        <w:noBreakHyphen/>
-        <w:t xml:space="preserve">2956</w:t>
+        <w:t xml:space="preserve">2017-Ohio-⁠2956</w:t>
       </w:r>
       <w:r>
         <w:t xml:space="preserve">   </w:t>
@@ -6464,9 +6418,7 @@
         <w:t xml:space="preserve"> </w:t>
       </w:r>
       <w:r>
-        <w:t xml:space="preserve">2015-Ohio</w:t>
-        <w:noBreakHyphen/>
-        <w:t xml:space="preserve">1519</w:t>
+        <w:t xml:space="preserve">2015-Ohio-⁠1519</w:t>
       </w:r>
       <w:r>
         <w:t xml:space="preserve">   </w:t>
@@ -6529,9 +6481,7 @@
         <w:t xml:space="preserve"> </w:t>
       </w:r>
       <w:r>
-        <w:t xml:space="preserve">2020-Ohio</w:t>
-        <w:noBreakHyphen/>
-        <w:t xml:space="preserve">6699</w:t>
+        <w:t xml:space="preserve">2020-Ohio-⁠6699</w:t>
       </w:r>
       <w:r>
         <w:t xml:space="preserve">   </w:t>
@@ -6594,9 +6544,7 @@
         <w:t xml:space="preserve"> </w:t>
       </w:r>
       <w:r>
-        <w:t xml:space="preserve">2016-Ohio</w:t>
-        <w:noBreakHyphen/>
-        <w:t xml:space="preserve">5504</w:t>
+        <w:t xml:space="preserve">2016-Ohio-⁠5504</w:t>
       </w:r>
       <w:r>
         <w:t xml:space="preserve">   </w:t>
@@ -6659,9 +6607,7 @@
         <w:t xml:space="preserve"> </w:t>
       </w:r>
       <w:r>
-        <w:t xml:space="preserve">2021-Ohio</w:t>
-        <w:noBreakHyphen/>
-        <w:t xml:space="preserve">3710</w:t>
+        <w:t xml:space="preserve">2021-Ohio-⁠3710</w:t>
       </w:r>
       <w:r>
         <w:t xml:space="preserve">   </w:t>
@@ -6811,9 +6757,7 @@
         <w:t xml:space="preserve"> </w:t>
       </w:r>
       <w:r>
-        <w:t xml:space="preserve">2016-Ohio</w:t>
-        <w:noBreakHyphen/>
-        <w:t xml:space="preserve">5124</w:t>
+        <w:t xml:space="preserve">2016-Ohio-⁠5124</w:t>
       </w:r>
       <w:r>
         <w:t xml:space="preserve">   </w:t>
@@ -6876,9 +6820,7 @@
         <w:t xml:space="preserve"> </w:t>
       </w:r>
       <w:r>
-        <w:t xml:space="preserve">2013-Ohio</w:t>
-        <w:noBreakHyphen/>
-        <w:t xml:space="preserve">4010</w:t>
+        <w:t xml:space="preserve">2013-Ohio-⁠4010</w:t>
       </w:r>
       <w:r>
         <w:t xml:space="preserve">   </w:t>
@@ -6941,9 +6883,7 @@
         <w:t xml:space="preserve"> </w:t>
       </w:r>
       <w:r>
-        <w:t xml:space="preserve">2014-Ohio</w:t>
-        <w:noBreakHyphen/>
-        <w:t xml:space="preserve">783</w:t>
+        <w:t xml:space="preserve">2014-Ohio-⁠783</w:t>
       </w:r>
       <w:r>
         <w:t xml:space="preserve">   </w:t>
@@ -7034,9 +6974,7 @@
         <w:t xml:space="preserve"> </w:t>
       </w:r>
       <w:r>
-        <w:t xml:space="preserve">2018-Ohio</w:t>
-        <w:noBreakHyphen/>
-        <w:t xml:space="preserve">5088</w:t>
+        <w:t xml:space="preserve">2018-Ohio-⁠5088</w:t>
       </w:r>
       <w:r>
         <w:t xml:space="preserve">   </w:t>
@@ -7577,9 +7515,7 @@
         <w:t xml:space="preserve"> </w:t>
       </w:r>
       <w:r>
-        <w:t xml:space="preserve">2018-Ohio</w:t>
-        <w:noBreakHyphen/>
-        <w:t xml:space="preserve">4822</w:t>
+        <w:t xml:space="preserve">2018-Ohio-⁠4822</w:t>
       </w:r>
       <w:r>
         <w:t xml:space="preserve">   </w:t>
@@ -7670,9 +7606,7 @@
         <w:t xml:space="preserve"> </w:t>
       </w:r>
       <w:r>
-        <w:t xml:space="preserve">2003-Ohio</w:t>
-        <w:noBreakHyphen/>
-        <w:t xml:space="preserve">5849</w:t>
+        <w:t xml:space="preserve">2003-Ohio-⁠5849</w:t>
       </w:r>
       <w:r>
         <w:t xml:space="preserve">   </w:t>
@@ -9837,9 +9771,7 @@
         <w:t xml:space="preserve"> </w:t>
       </w:r>
       <w:r>
-        <w:t xml:space="preserve">501</w:t>
-        <w:noBreakHyphen/>
-        <w:t xml:space="preserve">502</w:t>
+        <w:t xml:space="preserve">501-⁠502</w:t>
       </w:r>
       <w:r>
         <w:t xml:space="preserve"> </w:t>
@@ -10053,13 +9985,7 @@
         <w:t xml:space="preserve"> </w:t>
       </w:r>
       <w:r>
-        <w:t xml:space="preserve">Here, the trial court determined, and the Government has never disputed, that “[g]ender transition services constitute ‘health care.’” A</w:t>
-      </w:r>
-      <w:r>
-        <w:noBreakHyphen/>
-      </w:r>
-      <w:r>
-        <w:t xml:space="preserve">88 (¶ 17). Thus, H.B. 68 violates the HCFA by prohibiting gender-affirming medical care for minors. The Government’s theory—that the HCFA protects health care unless the General Assembly passes a law prohibiting that health care—guts the protections of this provision of the Ohio Bill of Rights.</w:t>
+        <w:t xml:space="preserve">Here, the trial court determined, and the Government has never disputed, that “[g]ender transition services constitute ‘health care.’” A-⁠88 (¶ 17). Thus, H.B. 68 violates the HCFA by prohibiting gender-affirming medical care for minors. The Government’s theory—that the HCFA protects health care unless the General Assembly passes a law prohibiting that health care—guts the protections of this provision of the Ohio Bill of Rights.</w:t>
       </w:r>
     </w:p>
     <w:p>
@@ -10388,13 +10314,7 @@
         <w:t xml:space="preserve">See, e.g.</w:t>
       </w:r>
       <w:r>
-        <w:t xml:space="preserve">, 7.16 Tr.37:10</w:t>
-      </w:r>
-      <w:r>
-        <w:noBreakHyphen/>
-      </w:r>
-      <w:r>
-        <w:t xml:space="preserve">39:10 (Corathers</w:t>
+        <w:t xml:space="preserve">, 7.16 Tr.37:10-⁠39:10 (Corathers</w:t>
       </w:r>
       <w:r>
         <w:rPr>
@@ -10403,19 +10323,7 @@
         <w:footnoteReference w:id="9"/>
       </w:r>
       <w:r>
-        <w:t xml:space="preserve">); 7.16 Tr.167:8</w:t>
-      </w:r>
-      <w:r>
-        <w:noBreakHyphen/>
-      </w:r>
-      <w:r>
-        <w:t xml:space="preserve">11, 190:6</w:t>
-      </w:r>
-      <w:r>
-        <w:noBreakHyphen/>
-      </w:r>
-      <w:r>
-        <w:t xml:space="preserve">191:3 (Antommaria</w:t>
+        <w:t xml:space="preserve">); 7.16 Tr.167:8-⁠11, 190:6-⁠191:3 (Antommaria</w:t>
       </w:r>
       <w:r>
         <w:rPr>
@@ -10424,13 +10332,7 @@
         <w:footnoteReference w:id="10"/>
       </w:r>
       <w:r>
-        <w:t xml:space="preserve">). Gender dysphoria is a medical condition recognized by the American Psychiatric Association’s Diagnostic and Statistical Manual of Mental Disorders. A</w:t>
-      </w:r>
-      <w:r>
-        <w:noBreakHyphen/>
-      </w:r>
-      <w:r>
-        <w:t xml:space="preserve">7 (¶ 9). The condition is “characterized by clinically significant distress resulting from incongruence between a person’s gender identity and sex assigned at birth that has persisted for at least six months.”</w:t>
+        <w:t xml:space="preserve">). Gender dysphoria is a medical condition recognized by the American Psychiatric Association’s Diagnostic and Statistical Manual of Mental Disorders. A-⁠7 (¶ 9). The condition is “characterized by clinically significant distress resulting from incongruence between a person’s gender identity and sex assigned at birth that has persisted for at least six months.”</w:t>
       </w:r>
       <w:r>
         <w:t xml:space="preserve"> </w:t>
@@ -10462,13 +10364,7 @@
         <w:t xml:space="preserve"> </w:t>
       </w:r>
       <w:r>
-        <w:t xml:space="preserve">7.15 Tr.96:23</w:t>
-      </w:r>
-      <w:r>
-        <w:noBreakHyphen/>
-      </w:r>
-      <w:r>
-        <w:t xml:space="preserve">97:8 (Turban</w:t>
+        <w:t xml:space="preserve">7.15 Tr.96:23-⁠97:8 (Turban</w:t>
       </w:r>
       <w:r>
         <w:rPr>
@@ -10477,13 +10373,7 @@
         <w:footnoteReference w:id="11"/>
       </w:r>
       <w:r>
-        <w:t xml:space="preserve">) (describing gender dysphoria as “a diagnosis that describes when an individual has a discordance between their gender identity and their sex assigned at birth for a period of at least six months, and that [] discordance creates functional impairment in social, occupational, or other area[s] of functioning”). Untreated, it “can lead to debilitating distress, depression, impairment of function, substance use, self-injurious behaviors, and even suicidality.” A</w:t>
-      </w:r>
-      <w:r>
-        <w:noBreakHyphen/>
-      </w:r>
-      <w:r>
-        <w:t xml:space="preserve">8 (¶ 12);</w:t>
+        <w:t xml:space="preserve">) (describing gender dysphoria as “a diagnosis that describes when an individual has a discordance between their gender identity and their sex assigned at birth for a period of at least six months, and that [] discordance creates functional impairment in social, occupational, or other area[s] of functioning”). Untreated, it “can lead to debilitating distress, depression, impairment of function, substance use, self-injurious behaviors, and even suicidality.” A-⁠8 (¶ 12);</w:t>
       </w:r>
       <w:r>
         <w:t xml:space="preserve"> </w:t>
@@ -10499,13 +10389,7 @@
         <w:t xml:space="preserve"> </w:t>
       </w:r>
       <w:r>
-        <w:t xml:space="preserve">7.15 Tr.99:24</w:t>
-      </w:r>
-      <w:r>
-        <w:noBreakHyphen/>
-      </w:r>
-      <w:r>
-        <w:t xml:space="preserve">101:19.</w:t>
+        <w:t xml:space="preserve">7.15 Tr.99:24-⁠101:19.</w:t>
       </w:r>
     </w:p>
     <w:p>
@@ -10729,55 +10613,7 @@
         <w:pStyle w:val="BodyText"/>
       </w:pPr>
       <w:r>
-        <w:t xml:space="preserve">Like other psychiatric conditions, gender dysphoria is diagnosed through patient clinic interviews and, for minors, information from parents. 7.15 Tr.97:18</w:t>
-      </w:r>
-      <w:r>
-        <w:noBreakHyphen/>
-      </w:r>
-      <w:r>
-        <w:t xml:space="preserve">99:11, 114:23</w:t>
-      </w:r>
-      <w:r>
-        <w:noBreakHyphen/>
-      </w:r>
-      <w:r>
-        <w:t xml:space="preserve">115:9, 258:5</w:t>
-      </w:r>
-      <w:r>
-        <w:noBreakHyphen/>
-      </w:r>
-      <w:r>
-        <w:t xml:space="preserve">13 (Turban); 7.15 Tr.309:14</w:t>
-      </w:r>
-      <w:r>
-        <w:noBreakHyphen/>
-      </w:r>
-      <w:r>
-        <w:t xml:space="preserve">310:2 (Corathers). As the Government’s psychiatry expert, Dr. Levine, explained, a diagnosis of gender dysphoria has inter-relater validity: If one doctor diagnoses a patient with gender dysphoria, another doctor is likely to reach the same conclusion. 7.18 Tr.139:1</w:t>
-      </w:r>
-      <w:r>
-        <w:noBreakHyphen/>
-      </w:r>
-      <w:r>
-        <w:t xml:space="preserve">140:14 (Levine). Experts for both sides agree that if a patient’s gender incongruence persists after the onset of puberty, that incongruence is unlikely to desist. 7.15 Tr.169:25</w:t>
-      </w:r>
-      <w:r>
-        <w:noBreakHyphen/>
-      </w:r>
-      <w:r>
-        <w:t xml:space="preserve">173:4 (Turban); 7.17 Tr.98:13</w:t>
-      </w:r>
-      <w:r>
-        <w:noBreakHyphen/>
-      </w:r>
-      <w:r>
-        <w:t xml:space="preserve">99:12; 7.18 Tr.38:18</w:t>
-      </w:r>
-      <w:r>
-        <w:noBreakHyphen/>
-      </w:r>
-      <w:r>
-        <w:t xml:space="preserve">39:6 (Government’s expert Cantor);</w:t>
+        <w:t xml:space="preserve">Like other psychiatric conditions, gender dysphoria is diagnosed through patient clinic interviews and, for minors, information from parents. 7.15 Tr.97:18-⁠99:11, 114:23-⁠115:9, 258:5-⁠13 (Turban); 7.15 Tr.309:14-⁠310:2 (Corathers). As the Government’s psychiatry expert, Dr. Levine, explained, a diagnosis of gender dysphoria has inter-relater validity: If one doctor diagnoses a patient with gender dysphoria, another doctor is likely to reach the same conclusion. 7.18 Tr.139:1-⁠140:14 (Levine). Experts for both sides agree that if a patient’s gender incongruence persists after the onset of puberty, that incongruence is unlikely to desist. 7.15 Tr.169:25-⁠173:4 (Turban); 7.17 Tr.98:13-⁠99:12; 7.18 Tr.38:18-⁠39:6 (Government’s expert Cantor);</w:t>
       </w:r>
       <w:r>
         <w:t xml:space="preserve"> </w:t>
@@ -10801,19 +10637,7 @@
         <w:pStyle w:val="BodyText"/>
       </w:pPr>
       <w:r>
-        <w:t xml:space="preserve">As is true with many areas of medicine, there are clinical practice guidelines for treating gender dysphoria. 7.16 Tr.166:16</w:t>
-      </w:r>
-      <w:r>
-        <w:noBreakHyphen/>
-      </w:r>
-      <w:r>
-        <w:t xml:space="preserve">23, 190:18</w:t>
-      </w:r>
-      <w:r>
-        <w:noBreakHyphen/>
-      </w:r>
-      <w:r>
-        <w:t xml:space="preserve">23 (Antommaria);</w:t>
+        <w:t xml:space="preserve">As is true with many areas of medicine, there are clinical practice guidelines for treating gender dysphoria. 7.16 Tr.166:16-⁠23, 190:18-⁠23 (Antommaria);</w:t>
       </w:r>
       <w:r>
         <w:t xml:space="preserve"> </w:t>
@@ -10829,19 +10653,7 @@
         <w:t xml:space="preserve"> </w:t>
       </w:r>
       <w:r>
-        <w:t xml:space="preserve">7.15 Tr.304:23</w:t>
-      </w:r>
-      <w:r>
-        <w:noBreakHyphen/>
-      </w:r>
-      <w:r>
-        <w:t xml:space="preserve">305:5 (Corathers). The guidelines issued by the Endocrine Society and the World Professional Association for Transgender Health (WPATH) were each developed by experts in the field using well-accepted methodologies for reviewing the best available evidence and developing treatment recommendations. 7.16 Tr.153:1</w:t>
-      </w:r>
-      <w:r>
-        <w:noBreakHyphen/>
-      </w:r>
-      <w:r>
-        <w:t xml:space="preserve">156:21 (Antommaria);</w:t>
+        <w:t xml:space="preserve">7.15 Tr.304:23-⁠305:5 (Corathers). The guidelines issued by the Endocrine Society and the World Professional Association for Transgender Health (WPATH) were each developed by experts in the field using well-accepted methodologies for reviewing the best available evidence and developing treatment recommendations. 7.16 Tr.153:1-⁠156:21 (Antommaria);</w:t>
       </w:r>
       <w:r>
         <w:t xml:space="preserve"> </w:t>
@@ -10857,31 +10669,7 @@
         <w:t xml:space="preserve"> </w:t>
       </w:r>
       <w:r>
-        <w:t xml:space="preserve">7.15 Tr.105:5</w:t>
-      </w:r>
-      <w:r>
-        <w:noBreakHyphen/>
-      </w:r>
-      <w:r>
-        <w:t xml:space="preserve">106:14 (Turban); 7.15 Tr.304:17</w:t>
-      </w:r>
-      <w:r>
-        <w:noBreakHyphen/>
-      </w:r>
-      <w:r>
-        <w:t xml:space="preserve">22 (Corathers). In broad strokes, the treatment at issue in this case has two components. First, puberty suppression medications “reversibly suppress” certain hormones to delay the onset of puberty. A</w:t>
-      </w:r>
-      <w:r>
-        <w:noBreakHyphen/>
-      </w:r>
-      <w:r>
-        <w:t xml:space="preserve">16 (¶ 26). Second, when appropriate, patients can later access hormone therapy “to induce puberty consistent with a patient’s gender identity.” A</w:t>
-      </w:r>
-      <w:r>
-        <w:noBreakHyphen/>
-      </w:r>
-      <w:r>
-        <w:t xml:space="preserve">17 (¶ 27). The availability of specific treatments for gender dysphoria varies depending on the minor’s age and specific medical history.</w:t>
+        <w:t xml:space="preserve">7.15 Tr.105:5-⁠106:14 (Turban); 7.15 Tr.304:17-⁠22 (Corathers). In broad strokes, the treatment at issue in this case has two components. First, puberty suppression medications “reversibly suppress” certain hormones to delay the onset of puberty. A-⁠16 (¶ 26). Second, when appropriate, patients can later access hormone therapy “to induce puberty consistent with a patient’s gender identity.” A-⁠17 (¶ 27). The availability of specific treatments for gender dysphoria varies depending on the minor’s age and specific medical history.</w:t>
       </w:r>
     </w:p>
     <w:p>
@@ -10889,19 +10677,7 @@
         <w:pStyle w:val="BodyText"/>
       </w:pPr>
       <w:r>
-        <w:t xml:space="preserve">To start, there are no medical interventions for prepubertal children experiencing gender dysphoria. 7.15 Tr.309:4</w:t>
-      </w:r>
-      <w:r>
-        <w:noBreakHyphen/>
-      </w:r>
-      <w:r>
-        <w:t xml:space="preserve">13 (Corathers). These children may benefit from psychotherapy to explore their gender identity and provide support as they navigate school and possible social transitions (e.g., using a new name or hairstyle to reflect their gender). 7.15 Tr.252:3</w:t>
-      </w:r>
-      <w:r>
-        <w:noBreakHyphen/>
-      </w:r>
-      <w:r>
-        <w:t xml:space="preserve">254:8 (Turban).</w:t>
+        <w:t xml:space="preserve">To start, there are no medical interventions for prepubertal children experiencing gender dysphoria. 7.15 Tr.309:4-⁠13 (Corathers). These children may benefit from psychotherapy to explore their gender identity and provide support as they navigate school and possible social transitions (e.g., using a new name or hairstyle to reflect their gender). 7.15 Tr.252:3-⁠254:8 (Turban).</w:t>
       </w:r>
     </w:p>
     <w:p>
@@ -10909,37 +10685,7 @@
         <w:pStyle w:val="BodyText"/>
       </w:pPr>
       <w:r>
-        <w:t xml:space="preserve">For youth who experience distress after the onset of puberty (i.e., during adolescence), puberty delaying medications may be clinically indicated. 7.15 Tr.106:15</w:t>
-      </w:r>
-      <w:r>
-        <w:noBreakHyphen/>
-      </w:r>
-      <w:r>
-        <w:t xml:space="preserve">107:10 (Turban); 7.15 Tr.305:6</w:t>
-      </w:r>
-      <w:r>
-        <w:noBreakHyphen/>
-      </w:r>
-      <w:r>
-        <w:t xml:space="preserve">306:7 (Corathers). Puberty can cause significant distress for youth with gender dysphoria because of the development of secondary sex characteristics that do not match their gender identity. By temporarily pausing pubertal changes, puberty delaying medications give a minor time to improve or stabilize their mental health, to explore their gender identity, and to pause the development of secondary sex characteristics that would later be difficult or impossible to change. 7.15 Tr.107:24</w:t>
-      </w:r>
-      <w:r>
-        <w:noBreakHyphen/>
-      </w:r>
-      <w:r>
-        <w:t xml:space="preserve">108:19 (Turban); 7.15 Tr.310:21</w:t>
-      </w:r>
-      <w:r>
-        <w:noBreakHyphen/>
-      </w:r>
-      <w:r>
-        <w:t xml:space="preserve">312:19 (Corathers). Once treatment stops, puberty resumes. 7.15 Tr.313:17</w:t>
-      </w:r>
-      <w:r>
-        <w:noBreakHyphen/>
-      </w:r>
-      <w:r>
-        <w:t xml:space="preserve">314:13 (Corathers).</w:t>
+        <w:t xml:space="preserve">For youth who experience distress after the onset of puberty (i.e., during adolescence), puberty delaying medications may be clinically indicated. 7.15 Tr.106:15-⁠107:10 (Turban); 7.15 Tr.305:6-⁠306:7 (Corathers). Puberty can cause significant distress for youth with gender dysphoria because of the development of secondary sex characteristics that do not match their gender identity. By temporarily pausing pubertal changes, puberty delaying medications give a minor time to improve or stabilize their mental health, to explore their gender identity, and to pause the development of secondary sex characteristics that would later be difficult or impossible to change. 7.15 Tr.107:24-⁠108:19 (Turban); 7.15 Tr.310:21-⁠312:19 (Corathers). Once treatment stops, puberty resumes. 7.15 Tr.313:17-⁠314:13 (Corathers).</w:t>
       </w:r>
     </w:p>
     <w:p>
@@ -10947,25 +10693,7 @@
         <w:pStyle w:val="BodyTextNote"/>
       </w:pPr>
       <w:r>
-        <w:t xml:space="preserve">For older adolescents who continue to experience gender dysphoria, hormone therapy may be clinically indicated. The guidelines recommend that such treatment should be provided only if gender incongruence has persisted for “years.” 7.15 Tr.121:20</w:t>
-      </w:r>
-      <w:r>
-        <w:noBreakHyphen/>
-      </w:r>
-      <w:r>
-        <w:t xml:space="preserve">122:7 (Turban). For youth on pubertal suppression, hormone therapy is typically initiated around the time the patient’s peers are still experiencing pubertal onset, around age 14. 7.15 Tr.316:12</w:t>
-      </w:r>
-      <w:r>
-        <w:noBreakHyphen/>
-      </w:r>
-      <w:r>
-        <w:t xml:space="preserve">317:8, 325:4</w:t>
-      </w:r>
-      <w:r>
-        <w:noBreakHyphen/>
-      </w:r>
-      <w:r>
-        <w:t xml:space="preserve">15 (Corathers).</w:t>
+        <w:t xml:space="preserve">For older adolescents who continue to experience gender dysphoria, hormone therapy may be clinically indicated. The guidelines recommend that such treatment should be provided only if gender incongruence has persisted for “years.” 7.15 Tr.121:20-⁠122:7 (Turban). For youth on pubertal suppression, hormone therapy is typically initiated around the time the patient’s peers are still experiencing pubertal onset, around age 14. 7.15 Tr.316:12-⁠317:8, 325:4-⁠15 (Corathers).</w:t>
       </w:r>
       <w:r>
         <w:rPr>
@@ -10977,19 +10705,7 @@
         <w:t xml:space="preserve"> </w:t>
       </w:r>
       <w:r>
-        <w:t xml:space="preserve">The goal of hormone therapy is to improve psychological well-being by aligning the body to be consistent with the individual’s gender identity. 7.15 Tr.108:21</w:t>
-      </w:r>
-      <w:r>
-        <w:noBreakHyphen/>
-      </w:r>
-      <w:r>
-        <w:t xml:space="preserve">109:3 (Turban). Transgender male adolescents receiving testosterone will develop masculine secondary sex characteristics such as facial hair and a deeper voice; transgender female adolescents receiving estrogen will develop feminine secondary sex characteristics such as breast development and softened features. 7.15 Tr.327:12</w:t>
-      </w:r>
-      <w:r>
-        <w:noBreakHyphen/>
-      </w:r>
-      <w:r>
-        <w:t xml:space="preserve">328:6 (Corathers).</w:t>
+        <w:t xml:space="preserve">The goal of hormone therapy is to improve psychological well-being by aligning the body to be consistent with the individual’s gender identity. 7.15 Tr.108:21-⁠109:3 (Turban). Transgender male adolescents receiving testosterone will develop masculine secondary sex characteristics such as facial hair and a deeper voice; transgender female adolescents receiving estrogen will develop feminine secondary sex characteristics such as breast development and softened features. 7.15 Tr.327:12-⁠328:6 (Corathers).</w:t>
       </w:r>
     </w:p>
     <w:p>
@@ -10997,37 +10713,7 @@
         <w:pStyle w:val="BodyText"/>
       </w:pPr>
       <w:r>
-        <w:t xml:space="preserve">Prior to the initiation of either treatment, the guidelines provide for comprehensive psychosocial assessments, including to probe any co-occurring mental health conditions or family or social issues. 7.15 Tr.120:21</w:t>
-      </w:r>
-      <w:r>
-        <w:noBreakHyphen/>
-      </w:r>
-      <w:r>
-        <w:t xml:space="preserve">122:7 (Turban); 7.15 Tr.309:14</w:t>
-      </w:r>
-      <w:r>
-        <w:noBreakHyphen/>
-      </w:r>
-      <w:r>
-        <w:t xml:space="preserve">310:20 (Corathers). In addition, these treatments are provided to minors only with the assent of the patient and informed consent of the parents after the patient and their parents have been fully informed of the potential risks, benefits, and alternatives, and a physician has determined that the minor has the emotional and cognitive maturity to understand the risks and appreciate the long-term consequences of treatment. 7.15 Tr.122:8</w:t>
-      </w:r>
-      <w:r>
-        <w:noBreakHyphen/>
-      </w:r>
-      <w:r>
-        <w:t xml:space="preserve">123:16 (Turban); 7.15 Tr.309:14</w:t>
-      </w:r>
-      <w:r>
-        <w:noBreakHyphen/>
-      </w:r>
-      <w:r>
-        <w:t xml:space="preserve">310:20 (Corathers); 7.16 Tr.175:10</w:t>
-      </w:r>
-      <w:r>
-        <w:noBreakHyphen/>
-      </w:r>
-      <w:r>
-        <w:t xml:space="preserve">178:3 (Antommaria).</w:t>
+        <w:t xml:space="preserve">Prior to the initiation of either treatment, the guidelines provide for comprehensive psychosocial assessments, including to probe any co-occurring mental health conditions or family or social issues. 7.15 Tr.120:21-⁠122:7 (Turban); 7.15 Tr.309:14-⁠310:20 (Corathers). In addition, these treatments are provided to minors only with the assent of the patient and informed consent of the parents after the patient and their parents have been fully informed of the potential risks, benefits, and alternatives, and a physician has determined that the minor has the emotional and cognitive maturity to understand the risks and appreciate the long-term consequences of treatment. 7.15 Tr.122:8-⁠123:16 (Turban); 7.15 Tr.309:14-⁠310:20 (Corathers); 7.16 Tr.175:10-⁠178:3 (Antommaria).</w:t>
       </w:r>
     </w:p>
     <w:p>
@@ -11035,13 +10721,7 @@
         <w:pStyle w:val="BodyText"/>
       </w:pPr>
       <w:r>
-        <w:t xml:space="preserve">Puberty delaying medications and hormone therapy have been used to treat adolescents with gender dysphoria since at least the 1990s, and they have been available in Ohio since at least 2009. 7.16 Tr.52:19</w:t>
-      </w:r>
-      <w:r>
-        <w:noBreakHyphen/>
-      </w:r>
-      <w:r>
-        <w:t xml:space="preserve">53:2 (Corathers);</w:t>
+        <w:t xml:space="preserve">Puberty delaying medications and hormone therapy have been used to treat adolescents with gender dysphoria since at least the 1990s, and they have been available in Ohio since at least 2009. 7.16 Tr.52:19-⁠53:2 (Corathers);</w:t>
       </w:r>
       <w:r>
         <w:t xml:space="preserve"> </w:t>
@@ -11057,25 +10737,7 @@
         <w:t xml:space="preserve"> </w:t>
       </w:r>
       <w:r>
-        <w:t xml:space="preserve">7.15 Tr.123:17</w:t>
-      </w:r>
-      <w:r>
-        <w:noBreakHyphen/>
-      </w:r>
-      <w:r>
-        <w:t xml:space="preserve">124:5 (Turban); 7.16 Tr.152:17</w:t>
-      </w:r>
-      <w:r>
-        <w:noBreakHyphen/>
-      </w:r>
-      <w:r>
-        <w:t xml:space="preserve">25 (Antommaria). All the major medical and mental health organizations in the United States, including the American Academy of Pediatrics, the American Medical Association and the American Psychiatric Association, consider these treatments medically necessary where clinically indicated and have opposed bans on this care. 7.15 Tr.107:11</w:t>
-      </w:r>
-      <w:r>
-        <w:noBreakHyphen/>
-      </w:r>
-      <w:r>
-        <w:t xml:space="preserve">23 (Turban).</w:t>
+        <w:t xml:space="preserve">7.15 Tr.123:17-⁠124:5 (Turban); 7.16 Tr.152:17-⁠25 (Antommaria). All the major medical and mental health organizations in the United States, including the American Academy of Pediatrics, the American Medical Association and the American Psychiatric Association, consider these treatments medically necessary where clinically indicated and have opposed bans on this care. 7.15 Tr.107:11-⁠23 (Turban).</w:t>
       </w:r>
     </w:p>
     <w:p>
@@ -11083,13 +10745,7 @@
         <w:pStyle w:val="BodyText"/>
       </w:pPr>
       <w:r>
-        <w:t xml:space="preserve">These treatments are also provided to adolescents with gender dysphoria in countries around the world. While some European countries with nationalized health care services are now requiring that some or all gender-affirming medical care for minors take place in the context of clinical trials where more data can be collected, none of these countries has entirely prohibited pubertal suppression or hormone therapy for minors. 7.16 Tr.187:14</w:t>
-      </w:r>
-      <w:r>
-        <w:noBreakHyphen/>
-      </w:r>
-      <w:r>
-        <w:t xml:space="preserve">189:11 (Antommaria);</w:t>
+        <w:t xml:space="preserve">These treatments are also provided to adolescents with gender dysphoria in countries around the world. While some European countries with nationalized health care services are now requiring that some or all gender-affirming medical care for minors take place in the context of clinical trials where more data can be collected, none of these countries has entirely prohibited pubertal suppression or hormone therapy for minors. 7.16 Tr.187:14-⁠189:11 (Antommaria);</w:t>
       </w:r>
       <w:r>
         <w:t xml:space="preserve"> </w:t>
@@ -11105,13 +10761,7 @@
         <w:t xml:space="preserve"> </w:t>
       </w:r>
       <w:r>
-        <w:t xml:space="preserve">7.15 Tr.168:6</w:t>
-      </w:r>
-      <w:r>
-        <w:noBreakHyphen/>
-      </w:r>
-      <w:r>
-        <w:t xml:space="preserve">169:8 (Turban).</w:t>
+        <w:t xml:space="preserve">7.15 Tr.168:6-⁠169:8 (Turban).</w:t>
       </w:r>
     </w:p>
     <w:p>
@@ -11119,13 +10769,7 @@
         <w:pStyle w:val="BodyText"/>
       </w:pPr>
       <w:r>
-        <w:t xml:space="preserve">Notably, these very treatments are used—and under H.B. 68 remain available—to treat minors with a variety of conditions other than gender dysphoria. Puberty delaying medications, for example, “have been used by pediatric endocrinologists for decades to treat precocious puberty.” A</w:t>
-      </w:r>
-      <w:r>
-        <w:noBreakHyphen/>
-      </w:r>
-      <w:r>
-        <w:t xml:space="preserve">16 (¶ 26);</w:t>
+        <w:t xml:space="preserve">Notably, these very treatments are used—and under H.B. 68 remain available—to treat minors with a variety of conditions other than gender dysphoria. Puberty delaying medications, for example, “have been used by pediatric endocrinologists for decades to treat precocious puberty.” A-⁠16 (¶ 26);</w:t>
       </w:r>
       <w:r>
         <w:t xml:space="preserve"> </w:t>
@@ -11141,19 +10785,7 @@
         <w:t xml:space="preserve"> </w:t>
       </w:r>
       <w:r>
-        <w:t xml:space="preserve">7.15 Tr.314:14</w:t>
-      </w:r>
-      <w:r>
-        <w:noBreakHyphen/>
-      </w:r>
-      <w:r>
-        <w:t xml:space="preserve">315:16 (Corathers) (explaining that puberty delaying medications are used to treat central precocious puberty and endometriosis). Hormone therapy is likewise used to treat a series of other pediatric conditions, including Turner syndrome (when one or both of a female’s X chromosomes are missing or partially missing), Klinefelter syndrome (when a male is born with an extra X chromosome), premature ovarian failure, consequences of cancer treatments, and hypogonadism. A</w:t>
-      </w:r>
-      <w:r>
-        <w:noBreakHyphen/>
-      </w:r>
-      <w:r>
-        <w:t xml:space="preserve">18 (¶ 28);</w:t>
+        <w:t xml:space="preserve">7.15 Tr.314:14-⁠315:16 (Corathers) (explaining that puberty delaying medications are used to treat central precocious puberty and endometriosis). Hormone therapy is likewise used to treat a series of other pediatric conditions, including Turner syndrome (when one or both of a female’s X chromosomes are missing or partially missing), Klinefelter syndrome (when a male is born with an extra X chromosome), premature ovarian failure, consequences of cancer treatments, and hypogonadism. A-⁠18 (¶ 28);</w:t>
       </w:r>
       <w:r>
         <w:t xml:space="preserve"> </w:t>
@@ -11169,25 +10801,7 @@
         <w:t xml:space="preserve"> </w:t>
       </w:r>
       <w:r>
-        <w:t xml:space="preserve">7.16 Tr.17:2</w:t>
-      </w:r>
-      <w:r>
-        <w:noBreakHyphen/>
-      </w:r>
-      <w:r>
-        <w:t xml:space="preserve">18:5, 19:11</w:t>
-      </w:r>
-      <w:r>
-        <w:noBreakHyphen/>
-      </w:r>
-      <w:r>
-        <w:t xml:space="preserve">20:12 (Corathers). In addition, adolescents who are not transgender are sometimes prescribed these medications so that their bodies can better match their gender identities, e.g., cisgender boys may be given testosterone to jumpstart an otherwise delayed puberty and cisgender girls with polycystic ovary syndrome may be given estrogen to minimize the development of masculine features. 7.16 Tr.39:11</w:t>
-      </w:r>
-      <w:r>
-        <w:noBreakHyphen/>
-      </w:r>
-      <w:r>
-        <w:t xml:space="preserve">41:10 (Corathers).</w:t>
+        <w:t xml:space="preserve">7.16 Tr.17:2-⁠18:5, 19:11-⁠20:12 (Corathers). In addition, adolescents who are not transgender are sometimes prescribed these medications so that their bodies can better match their gender identities, e.g., cisgender boys may be given testosterone to jumpstart an otherwise delayed puberty and cisgender girls with polycystic ovary syndrome may be given estrogen to minimize the development of masculine features. 7.16 Tr.39:11-⁠41:10 (Corathers).</w:t>
       </w:r>
     </w:p>
     <w:p>
@@ -11411,97 +11025,7 @@
         <w:pStyle w:val="BodyText"/>
       </w:pPr>
       <w:r>
-        <w:t xml:space="preserve">Both clinical experience and scientific research demonstrate that gender-affirming medical care improves the lives of the adolescents who need and receive it. 7.15 Tr.129:1</w:t>
-      </w:r>
-      <w:r>
-        <w:noBreakHyphen/>
-      </w:r>
-      <w:r>
-        <w:t xml:space="preserve">132:14, 133:8</w:t>
-      </w:r>
-      <w:r>
-        <w:noBreakHyphen/>
-      </w:r>
-      <w:r>
-        <w:t xml:space="preserve">23, 134:16</w:t>
-      </w:r>
-      <w:r>
-        <w:noBreakHyphen/>
-      </w:r>
-      <w:r>
-        <w:t xml:space="preserve">23 (Turban). The undisputed testimony from Dr. Turban and Dr. Corathers was that among their patients, puberty suppression medications and hormone therapy greatly relieved their gender dysphoria and enabled them to go from distressed and depressed to thriving teenagers. 7.15 Tr.129:1</w:t>
-      </w:r>
-      <w:r>
-        <w:noBreakHyphen/>
-      </w:r>
-      <w:r>
-        <w:t xml:space="preserve">133:23 (Turban); 7.15 Tr.301:14</w:t>
-      </w:r>
-      <w:r>
-        <w:noBreakHyphen/>
-      </w:r>
-      <w:r>
-        <w:t xml:space="preserve">302:21; 7.16 Tr.14:7</w:t>
-      </w:r>
-      <w:r>
-        <w:noBreakHyphen/>
-      </w:r>
-      <w:r>
-        <w:t xml:space="preserve">21, 43:16</w:t>
-      </w:r>
-      <w:r>
-        <w:noBreakHyphen/>
-      </w:r>
-      <w:r>
-        <w:t xml:space="preserve">45:11 (Corathers). This clinical experience is consistent with research findings showing that these treatments improve the mental health and well-being of adolescents with gender dysphoria. Studies published in peer-reviewed scholarly journals have found that hormone therapy is associated with improvement in a variety of mental health and quality of life outcomes and that youth treated with puberty suppression do not see the worsening of mental health that is typically experienced among gender dysphoric youth if they go through puberty without treatment. 7.15 Tr.127:22</w:t>
-      </w:r>
-      <w:r>
-        <w:noBreakHyphen/>
-      </w:r>
-      <w:r>
-        <w:t xml:space="preserve">133:23 (Turban). Thus, it was undisputed at trial that some youth benefit from pubertal suppression and hormone therapy. 7.15 Tr.129:1</w:t>
-      </w:r>
-      <w:r>
-        <w:noBreakHyphen/>
-      </w:r>
-      <w:r>
-        <w:t xml:space="preserve">133:23, 199:1</w:t>
-      </w:r>
-      <w:r>
-        <w:noBreakHyphen/>
-      </w:r>
-      <w:r>
-        <w:t xml:space="preserve">200:5 (Turban); 7.15 Tr.301:14</w:t>
-      </w:r>
-      <w:r>
-        <w:noBreakHyphen/>
-      </w:r>
-      <w:r>
-        <w:t xml:space="preserve">302:21 (Corathers); 7.16 Tr.14:7</w:t>
-      </w:r>
-      <w:r>
-        <w:noBreakHyphen/>
-      </w:r>
-      <w:r>
-        <w:t xml:space="preserve">21, 43:16</w:t>
-      </w:r>
-      <w:r>
-        <w:noBreakHyphen/>
-      </w:r>
-      <w:r>
-        <w:t xml:space="preserve">45:11 (Corathers); 7.16 Tr.223:7</w:t>
-      </w:r>
-      <w:r>
-        <w:noBreakHyphen/>
-      </w:r>
-      <w:r>
-        <w:t xml:space="preserve">11 (Government’s witness Reed); 7.18.24 Tr.113:22</w:t>
-      </w:r>
-      <w:r>
-        <w:noBreakHyphen/>
-      </w:r>
-      <w:r>
-        <w:t xml:space="preserve">114:18 (Levine);</w:t>
+        <w:t xml:space="preserve">Both clinical experience and scientific research demonstrate that gender-affirming medical care improves the lives of the adolescents who need and receive it. 7.15 Tr.129:1-⁠132:14, 133:8-⁠23, 134:16-⁠23 (Turban). The undisputed testimony from Dr. Turban and Dr. Corathers was that among their patients, puberty suppression medications and hormone therapy greatly relieved their gender dysphoria and enabled them to go from distressed and depressed to thriving teenagers. 7.15 Tr.129:1-⁠133:23 (Turban); 7.15 Tr.301:14-⁠302:21; 7.16 Tr.14:7-⁠21, 43:16-⁠45:11 (Corathers). This clinical experience is consistent with research findings showing that these treatments improve the mental health and well-being of adolescents with gender dysphoria. Studies published in peer-reviewed scholarly journals have found that hormone therapy is associated with improvement in a variety of mental health and quality of life outcomes and that youth treated with puberty suppression do not see the worsening of mental health that is typically experienced among gender dysphoric youth if they go through puberty without treatment. 7.15 Tr.127:22-⁠133:23 (Turban). Thus, it was undisputed at trial that some youth benefit from pubertal suppression and hormone therapy. 7.15 Tr.129:1-⁠133:23, 199:1-⁠200:5 (Turban); 7.15 Tr.301:14-⁠302:21 (Corathers); 7.16 Tr.14:7-⁠21, 43:16-⁠45:11 (Corathers); 7.16 Tr.223:7-⁠11 (Government’s witness Reed); 7.18.24 Tr.113:22-⁠114:18 (Levine);</w:t>
       </w:r>
       <w:r>
         <w:t xml:space="preserve"> </w:t>
@@ -11517,25 +11041,7 @@
         <w:t xml:space="preserve"> </w:t>
       </w:r>
       <w:r>
-        <w:t xml:space="preserve">7.15 Tr.39:13</w:t>
-      </w:r>
-      <w:r>
-        <w:noBreakHyphen/>
-      </w:r>
-      <w:r>
-        <w:t xml:space="preserve">14 (Goe); 7.16 Tr.262:2</w:t>
-      </w:r>
-      <w:r>
-        <w:noBreakHyphen/>
-      </w:r>
-      <w:r>
-        <w:t xml:space="preserve">11, 269:1</w:t>
-      </w:r>
-      <w:r>
-        <w:noBreakHyphen/>
-      </w:r>
-      <w:r>
-        <w:t xml:space="preserve">271:2 (Moe).</w:t>
+        <w:t xml:space="preserve">7.15 Tr.39:13-⁠14 (Goe); 7.16 Tr.262:2-⁠11, 269:1-⁠271:2 (Moe).</w:t>
       </w:r>
     </w:p>
     <w:p>
@@ -11543,25 +11049,7 @@
         <w:pStyle w:val="BodyTextNote"/>
       </w:pPr>
       <w:r>
-        <w:t xml:space="preserve">Like many pediatric medical treatments, the evidence base for gender-affirming medical care in adolescents relies on cross-sectional and longitudinal studies; in pediatrics, it is rare for there to be a randomized controlled trial, because they are difficult to conduct for ethical and practical reasons. 7.16 Tr.157:25</w:t>
-      </w:r>
-      <w:r>
-        <w:noBreakHyphen/>
-      </w:r>
-      <w:r>
-        <w:t xml:space="preserve">160:24, 161:20</w:t>
-      </w:r>
-      <w:r>
-        <w:noBreakHyphen/>
-      </w:r>
-      <w:r>
-        <w:t xml:space="preserve">162:20, 171:13</w:t>
-      </w:r>
-      <w:r>
-        <w:noBreakHyphen/>
-      </w:r>
-      <w:r>
-        <w:t xml:space="preserve">19 (Antommaria).</w:t>
+        <w:t xml:space="preserve">Like many pediatric medical treatments, the evidence base for gender-affirming medical care in adolescents relies on cross-sectional and longitudinal studies; in pediatrics, it is rare for there to be a randomized controlled trial, because they are difficult to conduct for ethical and practical reasons. 7.16 Tr.157:25-⁠160:24, 161:20-⁠162:20, 171:13-⁠19 (Antommaria).</w:t>
       </w:r>
       <w:r>
         <w:rPr>
@@ -11573,25 +11061,7 @@
         <w:t xml:space="preserve"> </w:t>
       </w:r>
       <w:r>
-        <w:t xml:space="preserve">It was undisputed at trial that doctors must make treatment decisions based on the best available evidence for patients who are currently in need of care. 7.16 Tr.140:5</w:t>
-      </w:r>
-      <w:r>
-        <w:noBreakHyphen/>
-      </w:r>
-      <w:r>
-        <w:t xml:space="preserve">16, 163:14</w:t>
-      </w:r>
-      <w:r>
-        <w:noBreakHyphen/>
-      </w:r>
-      <w:r>
-        <w:t xml:space="preserve">164:18, 199:17</w:t>
-      </w:r>
-      <w:r>
-        <w:noBreakHyphen/>
-      </w:r>
-      <w:r>
-        <w:t xml:space="preserve">200:5 (Antommaria).</w:t>
+        <w:t xml:space="preserve">It was undisputed at trial that doctors must make treatment decisions based on the best available evidence for patients who are currently in need of care. 7.16 Tr.140:5-⁠16, 163:14-⁠164:18, 199:17-⁠200:5 (Antommaria).</w:t>
       </w:r>
     </w:p>
     <w:p>
@@ -11599,31 +11069,7 @@
         <w:pStyle w:val="BodyTextNote"/>
       </w:pPr>
       <w:r>
-        <w:t xml:space="preserve">Although cross-sectional and longitudinal studies are referred to as “low quality” evidence in the parlance of systems used to grade the quality of medical evidence, 7.15 Tr.127:17</w:t>
-      </w:r>
-      <w:r>
-        <w:noBreakHyphen/>
-      </w:r>
-      <w:r>
-        <w:t xml:space="preserve">128:25, 131:7</w:t>
-      </w:r>
-      <w:r>
-        <w:noBreakHyphen/>
-      </w:r>
-      <w:r>
-        <w:t xml:space="preserve">132:8 (Turban); 7.16 Tr.154:3</w:t>
-      </w:r>
-      <w:r>
-        <w:noBreakHyphen/>
-      </w:r>
-      <w:r>
-        <w:t xml:space="preserve">17 (Antommaria), they still provide a scientifically valid and reliable basis for developing treatment recommendations. 7.16 Tr.143:11</w:t>
-      </w:r>
-      <w:r>
-        <w:noBreakHyphen/>
-      </w:r>
-      <w:r>
-        <w:t xml:space="preserve">19 (Antommaria). The term “low quality” is used to contrast the available studies with “high quality” evidence, a term that generally refers to randomized controlled clinical trials.</w:t>
+        <w:t xml:space="preserve">Although cross-sectional and longitudinal studies are referred to as “low quality” evidence in the parlance of systems used to grade the quality of medical evidence, 7.15 Tr.127:17-⁠128:25, 131:7-⁠132:8 (Turban); 7.16 Tr.154:3-⁠17 (Antommaria), they still provide a scientifically valid and reliable basis for developing treatment recommendations. 7.16 Tr.143:11-⁠19 (Antommaria). The term “low quality” is used to contrast the available studies with “high quality” evidence, a term that generally refers to randomized controlled clinical trials.</w:t>
       </w:r>
       <w:r>
         <w:t xml:space="preserve"> </w:t>
@@ -11639,19 +11085,7 @@
         <w:t xml:space="preserve"> </w:t>
       </w:r>
       <w:r>
-        <w:t xml:space="preserve">It was undisputed at trial many other types of medical treatments that adolescent patients and their parents may pursue are based on evidence that is likewise described as “low quality.” 7.16 Tr.166:16</w:t>
-      </w:r>
-      <w:r>
-        <w:noBreakHyphen/>
-      </w:r>
-      <w:r>
-        <w:t xml:space="preserve">23, 190:14</w:t>
-      </w:r>
-      <w:r>
-        <w:noBreakHyphen/>
-      </w:r>
-      <w:r>
-        <w:t xml:space="preserve">191:3 (Antommaria);</w:t>
+        <w:t xml:space="preserve">It was undisputed at trial many other types of medical treatments that adolescent patients and their parents may pursue are based on evidence that is likewise described as “low quality.” 7.16 Tr.166:16-⁠23, 190:14-⁠191:3 (Antommaria);</w:t>
       </w:r>
       <w:r>
         <w:t xml:space="preserve"> </w:t>
@@ -11667,13 +11101,7 @@
         <w:t xml:space="preserve"> </w:t>
       </w:r>
       <w:r>
-        <w:t xml:space="preserve">7.15 Tr.304:23</w:t>
-      </w:r>
-      <w:r>
-        <w:noBreakHyphen/>
-      </w:r>
-      <w:r>
-        <w:t xml:space="preserve">305:5 (Corathers).</w:t>
+        <w:t xml:space="preserve">7.15 Tr.304:23-⁠305:5 (Corathers).</w:t>
       </w:r>
       <w:r>
         <w:rPr>
@@ -11685,25 +11113,7 @@
         <w:t xml:space="preserve"> </w:t>
       </w:r>
       <w:r>
-        <w:t xml:space="preserve">And both parties’ experts agreed that it would be beneficial to have more research on the use of puberty suppression medications and hormone therapy to treat adolescents with gender dysphoria—research that is barred under H.B. 68. 7.16 Tr.166:24</w:t>
-      </w:r>
-      <w:r>
-        <w:noBreakHyphen/>
-      </w:r>
-      <w:r>
-        <w:t xml:space="preserve">167:11 (Antommaria); 7.18 Tr.116:22</w:t>
-      </w:r>
-      <w:r>
-        <w:noBreakHyphen/>
-      </w:r>
-      <w:r>
-        <w:t xml:space="preserve">118:12 (Government’s expert Levine); 7.19 Tr.70:10</w:t>
-      </w:r>
-      <w:r>
-        <w:noBreakHyphen/>
-      </w:r>
-      <w:r>
-        <w:t xml:space="preserve">17 (Government’s expert Hruz).</w:t>
+        <w:t xml:space="preserve">And both parties’ experts agreed that it would be beneficial to have more research on the use of puberty suppression medications and hormone therapy to treat adolescents with gender dysphoria—research that is barred under H.B. 68. 7.16 Tr.166:24-⁠167:11 (Antommaria); 7.18 Tr.116:22-⁠118:12 (Government’s expert Levine); 7.19 Tr.70:10-⁠17 (Government’s expert Hruz).</w:t>
       </w:r>
     </w:p>
     <w:p>
@@ -11927,79 +11337,7 @@
         <w:pStyle w:val="BodyText"/>
       </w:pPr>
       <w:r>
-        <w:t xml:space="preserve">The parties agreed on much about the risks of gender-affirming medical care. Both sides’ experts agreed that every medical treatment poses potential risks. 7.16 Tr.145:16</w:t>
-      </w:r>
-      <w:r>
-        <w:noBreakHyphen/>
-      </w:r>
-      <w:r>
-        <w:t xml:space="preserve">22 (Antommaria); 7.19 Tr.29:19</w:t>
-      </w:r>
-      <w:r>
-        <w:noBreakHyphen/>
-      </w:r>
-      <w:r>
-        <w:t xml:space="preserve">30:1 (Government’s expert Hruz). It was further undisputed that the risks of gender-affirming medical care are comparable to the risks of other medical treatments that parents are permitted to seek and obtain for their minor children. 7.16 Tr.167:25</w:t>
-      </w:r>
-      <w:r>
-        <w:noBreakHyphen/>
-      </w:r>
-      <w:r>
-        <w:t xml:space="preserve">170:4 (Antommaria). And it was undisputed that most of the potential risks associated with puberty suppression medications and hormone therapy apply equally when these same medications are used to treat other conditions in minors. For example, regardless of the condition they are used to treat, puberty suppression medications may pose risks related to intracranial pressure, and hormone therapy may pose a risk of blood clots. 7.15 Tr.321:3</w:t>
-      </w:r>
-      <w:r>
-        <w:noBreakHyphen/>
-      </w:r>
-      <w:r>
-        <w:t xml:space="preserve">25, 328:7</w:t>
-      </w:r>
-      <w:r>
-        <w:noBreakHyphen/>
-      </w:r>
-      <w:r>
-        <w:t xml:space="preserve">25, 7.16 Tr.17:2</w:t>
-      </w:r>
-      <w:r>
-        <w:noBreakHyphen/>
-      </w:r>
-      <w:r>
-        <w:t xml:space="preserve">20:18 (Corathers); 7.19 Tr.47:7</w:t>
-      </w:r>
-      <w:r>
-        <w:noBreakHyphen/>
-      </w:r>
-      <w:r>
-        <w:t xml:space="preserve">15, 70:25</w:t>
-      </w:r>
-      <w:r>
-        <w:noBreakHyphen/>
-      </w:r>
-      <w:r>
-        <w:t xml:space="preserve">71:9 (Government’s expert Hruz). These risks are very rare, particularly when patients are monitored by a doctor. In caring for hundreds of young transgender patients receiving these medications, Dr. Corathers has not seen those side effects. 7.15 Tr.317:25</w:t>
-      </w:r>
-      <w:r>
-        <w:noBreakHyphen/>
-      </w:r>
-      <w:r>
-        <w:t xml:space="preserve">319:7, 329:16</w:t>
-      </w:r>
-      <w:r>
-        <w:noBreakHyphen/>
-      </w:r>
-      <w:r>
-        <w:t xml:space="preserve">20, 7.16 Tr.11:17</w:t>
-      </w:r>
-      <w:r>
-        <w:noBreakHyphen/>
-      </w:r>
-      <w:r>
-        <w:t xml:space="preserve">21 (Corathers). And these risks have not prevented the Government’s expert, Dr. Hruz, from providing these same medications to minors for purposes other than the treatment of gender dysphoria. 7.19 Tr.70:25</w:t>
-      </w:r>
-      <w:r>
-        <w:noBreakHyphen/>
-      </w:r>
-      <w:r>
-        <w:t xml:space="preserve">71:9 (Hruz).</w:t>
+        <w:t xml:space="preserve">The parties agreed on much about the risks of gender-affirming medical care. Both sides’ experts agreed that every medical treatment poses potential risks. 7.16 Tr.145:16-⁠22 (Antommaria); 7.19 Tr.29:19-⁠30:1 (Government’s expert Hruz). It was further undisputed that the risks of gender-affirming medical care are comparable to the risks of other medical treatments that parents are permitted to seek and obtain for their minor children. 7.16 Tr.167:25-⁠170:4 (Antommaria). And it was undisputed that most of the potential risks associated with puberty suppression medications and hormone therapy apply equally when these same medications are used to treat other conditions in minors. For example, regardless of the condition they are used to treat, puberty suppression medications may pose risks related to intracranial pressure, and hormone therapy may pose a risk of blood clots. 7.15 Tr.321:3-⁠25, 328:7-⁠25, 7.16 Tr.17:2-⁠20:18 (Corathers); 7.19 Tr.47:7-⁠15, 70:25-⁠71:9 (Government’s expert Hruz). These risks are very rare, particularly when patients are monitored by a doctor. In caring for hundreds of young transgender patients receiving these medications, Dr. Corathers has not seen those side effects. 7.15 Tr.317:25-⁠319:7, 329:16-⁠20, 7.16 Tr.11:17-⁠21 (Corathers). And these risks have not prevented the Government’s expert, Dr. Hruz, from providing these same medications to minors for purposes other than the treatment of gender dysphoria. 7.19 Tr.70:25-⁠71:9 (Hruz).</w:t>
       </w:r>
     </w:p>
     <w:p>
@@ -12023,49 +11361,7 @@
         <w:t xml:space="preserve"> </w:t>
       </w:r>
       <w:r>
-        <w:t xml:space="preserve">Opening Br. 6</w:t>
-      </w:r>
-      <w:r>
-        <w:noBreakHyphen/>
-      </w:r>
-      <w:r>
-        <w:t xml:space="preserve">8. But these asserted concerns are premised on the incorrect assumption that youth treated with puberty suppression medications for gender dysphoria do not start puberty within the time frame of their peers. 7.15 Tr.308:9</w:t>
-      </w:r>
-      <w:r>
-        <w:noBreakHyphen/>
-      </w:r>
-      <w:r>
-        <w:t xml:space="preserve">309:3, 316:4</w:t>
-      </w:r>
-      <w:r>
-        <w:noBreakHyphen/>
-      </w:r>
-      <w:r>
-        <w:t xml:space="preserve">317:8, 322:12</w:t>
-      </w:r>
-      <w:r>
-        <w:noBreakHyphen/>
-      </w:r>
-      <w:r>
-        <w:t xml:space="preserve">323:15; 7.16 Tr.7:14</w:t>
-      </w:r>
-      <w:r>
-        <w:noBreakHyphen/>
-      </w:r>
-      <w:r>
-        <w:t xml:space="preserve">8:1, 67:14</w:t>
-      </w:r>
-      <w:r>
-        <w:noBreakHyphen/>
-      </w:r>
-      <w:r>
-        <w:t xml:space="preserve">18 (Corathers); 7.19 Tr.19:18</w:t>
-      </w:r>
-      <w:r>
-        <w:noBreakHyphen/>
-      </w:r>
-      <w:r>
-        <w:t xml:space="preserve">20:10 (Hruz).</w:t>
+        <w:t xml:space="preserve">Opening Br. 6-⁠8. But these asserted concerns are premised on the incorrect assumption that youth treated with puberty suppression medications for gender dysphoria do not start puberty within the time frame of their peers. 7.15 Tr.308:9-⁠309:3, 316:4-⁠317:8, 322:12-⁠323:15; 7.16 Tr.7:14-⁠8:1, 67:14-⁠18 (Corathers); 7.19 Tr.19:18-⁠20:10 (Hruz).</w:t>
       </w:r>
     </w:p>
     <w:p>
@@ -12073,31 +11369,7 @@
         <w:pStyle w:val="BodyText"/>
       </w:pPr>
       <w:r>
-        <w:t xml:space="preserve">The one potential risk that can, in some cases, differ when these medications are provided to treat gender dysphoria is “a potential risk of decreased fertility potential.” 7.16 Tr.12:21</w:t>
-      </w:r>
-      <w:r>
-        <w:noBreakHyphen/>
-      </w:r>
-      <w:r>
-        <w:t xml:space="preserve">22. Notably, this risk does not exist in all cases of treatment banned under H.B. 68: If a patient is treated with puberty suppression medications and then discontinues treatment, there is no “long-term risk to fertility.” 7.15 Tr.324:22</w:t>
-      </w:r>
-      <w:r>
-        <w:noBreakHyphen/>
-      </w:r>
-      <w:r>
-        <w:t xml:space="preserve">325:3 (Corathers). And for courses of treatment that might result in an impact on fertility, it was undisputed that there are steps that can mitigate those risks or otherwise preserve fertility. 7.15 Tr.330:4</w:t>
-      </w:r>
-      <w:r>
-        <w:noBreakHyphen/>
-      </w:r>
-      <w:r>
-        <w:t xml:space="preserve">332:2; 7.16 Tr.12:19</w:t>
-      </w:r>
-      <w:r>
-        <w:noBreakHyphen/>
-      </w:r>
-      <w:r>
-        <w:t xml:space="preserve">13:20 (Corathers).</w:t>
+        <w:t xml:space="preserve">The one potential risk that can, in some cases, differ when these medications are provided to treat gender dysphoria is “a potential risk of decreased fertility potential.” 7.16 Tr.12:21-⁠22. Notably, this risk does not exist in all cases of treatment banned under H.B. 68: If a patient is treated with puberty suppression medications and then discontinues treatment, there is no “long-term risk to fertility.” 7.15 Tr.324:22-⁠325:3 (Corathers). And for courses of treatment that might result in an impact on fertility, it was undisputed that there are steps that can mitigate those risks or otherwise preserve fertility. 7.15 Tr.330:4-⁠332:2; 7.16 Tr.12:19-⁠13:20 (Corathers).</w:t>
       </w:r>
     </w:p>
     <w:p>
@@ -12537,13 +11809,7 @@
         <w:pStyle w:val="BodyTextNote"/>
       </w:pPr>
       <w:r>
-        <w:t xml:space="preserve">The manageable risks from gender-affirming medical care must be weighed against the enormously consequential risks of denying that care. Experts from both sides agreed that, though psychotherapy can be effective in treating comorbidities such as depression and anxiety, there is no evidence-based psychotherapeutic alternative for gender dysphoria. 7.18 Tr.76:6</w:t>
-      </w:r>
-      <w:r>
-        <w:noBreakHyphen/>
-      </w:r>
-      <w:r>
-        <w:t xml:space="preserve">23 (Government’s expert Levine);</w:t>
+        <w:t xml:space="preserve">The manageable risks from gender-affirming medical care must be weighed against the enormously consequential risks of denying that care. Experts from both sides agreed that, though psychotherapy can be effective in treating comorbidities such as depression and anxiety, there is no evidence-based psychotherapeutic alternative for gender dysphoria. 7.18 Tr.76:6-⁠23 (Government’s expert Levine);</w:t>
       </w:r>
       <w:r>
         <w:t xml:space="preserve"> </w:t>
@@ -12559,85 +11825,7 @@
         <w:t xml:space="preserve"> </w:t>
       </w:r>
       <w:r>
-        <w:t xml:space="preserve">7.15 Tr.126:11</w:t>
-      </w:r>
-      <w:r>
-        <w:noBreakHyphen/>
-      </w:r>
-      <w:r>
-        <w:t xml:space="preserve">25, 136:18</w:t>
-      </w:r>
-      <w:r>
-        <w:noBreakHyphen/>
-      </w:r>
-      <w:r>
-        <w:t xml:space="preserve">137:3, 137:25</w:t>
-      </w:r>
-      <w:r>
-        <w:noBreakHyphen/>
-      </w:r>
-      <w:r>
-        <w:t xml:space="preserve">138:2, 200:7</w:t>
-      </w:r>
-      <w:r>
-        <w:noBreakHyphen/>
-      </w:r>
-      <w:r>
-        <w:t xml:space="preserve">201:143, 210:7</w:t>
-      </w:r>
-      <w:r>
-        <w:noBreakHyphen/>
-      </w:r>
-      <w:r>
-        <w:t xml:space="preserve">22 (Turban). Thus, absent puberty suppression medications and hormone therapy, minors with gender dysphoria will be left with no evidence-based treatment option. 7.15 Tr.136:18</w:t>
-      </w:r>
-      <w:r>
-        <w:noBreakHyphen/>
-      </w:r>
-      <w:r>
-        <w:t xml:space="preserve">137:3, 137:25</w:t>
-      </w:r>
-      <w:r>
-        <w:noBreakHyphen/>
-      </w:r>
-      <w:r>
-        <w:t xml:space="preserve">138:2, 200:7</w:t>
-      </w:r>
-      <w:r>
-        <w:noBreakHyphen/>
-      </w:r>
-      <w:r>
-        <w:t xml:space="preserve">201:13 (Turban); 7.15 Tr.302:11</w:t>
-      </w:r>
-      <w:r>
-        <w:noBreakHyphen/>
-      </w:r>
-      <w:r>
-        <w:t xml:space="preserve">21; 7.16.2 Tr. 52:2</w:t>
-      </w:r>
-      <w:r>
-        <w:noBreakHyphen/>
-      </w:r>
-      <w:r>
-        <w:t xml:space="preserve">14 (Corathers); 7.16 Tr.178:4</w:t>
-      </w:r>
-      <w:r>
-        <w:noBreakHyphen/>
-      </w:r>
-      <w:r>
-        <w:t xml:space="preserve">22 (Antommaria). There is overwhelming evidence that these minors will face a significant risk of harm, including worsening anxiety, depression, impaired global functioning, and suicidality. 7.15 Tr.207:4</w:t>
-      </w:r>
-      <w:r>
-        <w:noBreakHyphen/>
-      </w:r>
-      <w:r>
-        <w:t xml:space="preserve">18 (Turban). Waiting until they turn 18 is not an option: Forcing adolescents who are experiencing gender dysphoria to undergo the physical changes that come with endogenous puberty will cause them years of unnecessary suffering, and leave them with secondary sex characteristics that are incongruent with their gender identity and difficult or impossible to reverse 7.15 Tr.207:19</w:t>
-      </w:r>
-      <w:r>
-        <w:noBreakHyphen/>
-      </w:r>
-      <w:r>
-        <w:t xml:space="preserve">208:10 (Turban).</w:t>
+        <w:t xml:space="preserve">7.15 Tr.126:11-⁠25, 136:18-⁠137:3, 137:25-⁠138:2, 200:7-⁠201:143, 210:7-⁠22 (Turban). Thus, absent puberty suppression medications and hormone therapy, minors with gender dysphoria will be left with no evidence-based treatment option. 7.15 Tr.136:18-⁠137:3, 137:25-⁠138:2, 200:7-⁠201:13 (Turban); 7.15 Tr.302:11-⁠21; 7.16.2 Tr. 52:2-⁠14 (Corathers); 7.16 Tr.178:4-⁠22 (Antommaria). There is overwhelming evidence that these minors will face a significant risk of harm, including worsening anxiety, depression, impaired global functioning, and suicidality. 7.15 Tr.207:4-⁠18 (Turban). Waiting until they turn 18 is not an option: Forcing adolescents who are experiencing gender dysphoria to undergo the physical changes that come with endogenous puberty will cause them years of unnecessary suffering, and leave them with secondary sex characteristics that are incongruent with their gender identity and difficult or impossible to reverse 7.15 Tr.207:19-⁠208:10 (Turban).</w:t>
       </w:r>
       <w:r>
         <w:rPr>
@@ -12651,19 +11839,7 @@
         <w:pStyle w:val="BodyText"/>
       </w:pPr>
       <w:r>
-        <w:t xml:space="preserve">Weighing the risks and benefits of medical treatments for their children is something all parents do. And experts from both sides agreed that the decision whether to provide this care to minors should be made by parents after a doctor has fully informed the adolescent and their parents about the potential risks and benefits and the evidence supporting treatment. 7.18 Tr.74:14</w:t>
-      </w:r>
-      <w:r>
-        <w:noBreakHyphen/>
-      </w:r>
-      <w:r>
-        <w:t xml:space="preserve">24, 95:1</w:t>
-      </w:r>
-      <w:r>
-        <w:noBreakHyphen/>
-      </w:r>
-      <w:r>
-        <w:t xml:space="preserve">13 (Government’s expert Levine);</w:t>
+        <w:t xml:space="preserve">Weighing the risks and benefits of medical treatments for their children is something all parents do. And experts from both sides agreed that the decision whether to provide this care to minors should be made by parents after a doctor has fully informed the adolescent and their parents about the potential risks and benefits and the evidence supporting treatment. 7.18 Tr.74:14-⁠24, 95:1-⁠13 (Government’s expert Levine);</w:t>
       </w:r>
       <w:r>
         <w:t xml:space="preserve"> </w:t>
@@ -12679,61 +11855,7 @@
         <w:t xml:space="preserve"> </w:t>
       </w:r>
       <w:r>
-        <w:t xml:space="preserve">7.15 Tr. 121:5</w:t>
-      </w:r>
-      <w:r>
-        <w:noBreakHyphen/>
-      </w:r>
-      <w:r>
-        <w:t xml:space="preserve">19 (Turban); 7.16 Tr.146:8</w:t>
-      </w:r>
-      <w:r>
-        <w:noBreakHyphen/>
-      </w:r>
-      <w:r>
-        <w:t xml:space="preserve">149:8, 170:12</w:t>
-      </w:r>
-      <w:r>
-        <w:noBreakHyphen/>
-      </w:r>
-      <w:r>
-        <w:t xml:space="preserve">16, 177:5</w:t>
-      </w:r>
-      <w:r>
-        <w:noBreakHyphen/>
-      </w:r>
-      <w:r>
-        <w:t xml:space="preserve">178:3 (Antommaria); 7.16 Tr.26:25</w:t>
-      </w:r>
-      <w:r>
-        <w:noBreakHyphen/>
-      </w:r>
-      <w:r>
-        <w:t xml:space="preserve">30:25 (Corathers). That is how medical decision-making and informed consent occurs in pediatrics: parents or legal guardians consent on behalf of the patient in consultation with the physician, and the pediatric patient participates to the extent appropriate for their level of development. 7.16 Tr.146:24</w:t>
-      </w:r>
-      <w:r>
-        <w:noBreakHyphen/>
-      </w:r>
-      <w:r>
-        <w:t xml:space="preserve">149:8 (Antommaria); 7.18 Tr.98:7</w:t>
-      </w:r>
-      <w:r>
-        <w:noBreakHyphen/>
-      </w:r>
-      <w:r>
-        <w:t xml:space="preserve">17 (Government’s expert Levine). Indeed, Dr. Levine—the only one of the Government’s experts who has any meaningful experience treating patients with gender dysphoria—has written letters approving hormone therapy for his minor patients and (absent H.B. 68) would continue to make treatment recommendations for such patients going forward on a case-by-case basis. 7.18 Tr.110:16</w:t>
-      </w:r>
-      <w:r>
-        <w:noBreakHyphen/>
-      </w:r>
-      <w:r>
-        <w:t xml:space="preserve">112:19, 114:19</w:t>
-      </w:r>
-      <w:r>
-        <w:noBreakHyphen/>
-      </w:r>
-      <w:r>
-        <w:t xml:space="preserve">116:21 (Levine).</w:t>
+        <w:t xml:space="preserve">7.15 Tr. 121:5-⁠19 (Turban); 7.16 Tr.146:8-⁠149:8, 170:12-⁠16, 177:5-⁠178:3 (Antommaria); 7.16 Tr.26:25-⁠30:25 (Corathers). That is how medical decision-making and informed consent occurs in pediatrics: parents or legal guardians consent on behalf of the patient in consultation with the physician, and the pediatric patient participates to the extent appropriate for their level of development. 7.16 Tr.146:24-⁠149:8 (Antommaria); 7.18 Tr.98:7-⁠17 (Government’s expert Levine). Indeed, Dr. Levine—the only one of the Government’s experts who has any meaningful experience treating patients with gender dysphoria—has written letters approving hormone therapy for his minor patients and (absent H.B. 68) would continue to make treatment recommendations for such patients going forward on a case-by-case basis. 7.18 Tr.110:16-⁠112:19, 114:19-⁠116:21 (Levine).</w:t>
       </w:r>
     </w:p>
     <w:p>
@@ -12741,19 +11863,7 @@
         <w:pStyle w:val="BodyText"/>
       </w:pPr>
       <w:r>
-        <w:t xml:space="preserve">While an individual may discontinue treatment at a later point—for many reasons, including satisfaction with the results of prior care, loss of insurance, or harassment—the rate of regret for gender-affirming medical care is very low. 7.15 Tr.177:14</w:t>
-      </w:r>
-      <w:r>
-        <w:noBreakHyphen/>
-      </w:r>
-      <w:r>
-        <w:t xml:space="preserve">178:12, 182:7</w:t>
-      </w:r>
-      <w:r>
-        <w:noBreakHyphen/>
-      </w:r>
-      <w:r>
-        <w:t xml:space="preserve">183:11 (Turban).</w:t>
+        <w:t xml:space="preserve">While an individual may discontinue treatment at a later point—for many reasons, including satisfaction with the results of prior care, loss of insurance, or harassment—the rate of regret for gender-affirming medical care is very low. 7.15 Tr.177:14-⁠178:12, 182:7-⁠183:11 (Turban).</w:t>
       </w:r>
     </w:p>
     <w:p>
@@ -13331,13 +12441,7 @@
         <w:t xml:space="preserve"> </w:t>
       </w:r>
       <w:r>
-        <w:t xml:space="preserve">Goe and their four children—Grace Goe and three older brothers—live in a suburb of Columbus. Grace’s mother describes Grace as “a delightful, wonderful person. She is warm. She’s friendly. She’s kind. She has a great group of friends. She is really into arts and crafts.” 7.15 Tr.19:16</w:t>
-      </w:r>
-      <w:r>
-        <w:noBreakHyphen/>
-      </w:r>
-      <w:r>
-        <w:t xml:space="preserve">22. Grace is also academically driven, maintaining straight As entering seventh grade.</w:t>
+        <w:t xml:space="preserve">Goe and their four children—Grace Goe and three older brothers—live in a suburb of Columbus. Grace’s mother describes Grace as “a delightful, wonderful person. She is warm. She’s friendly. She’s kind. She has a great group of friends. She is really into arts and crafts.” 7.15 Tr.19:16-⁠22. Grace is also academically driven, maintaining straight As entering seventh grade.</w:t>
       </w:r>
       <w:r>
         <w:t xml:space="preserve"> </w:t>
@@ -13371,19 +12475,7 @@
         <w:t xml:space="preserve"> </w:t>
       </w:r>
       <w:r>
-        <w:t xml:space="preserve">at 34:23</w:t>
-      </w:r>
-      <w:r>
-        <w:noBreakHyphen/>
-      </w:r>
-      <w:r>
-        <w:t xml:space="preserve">35:2, 45:23</w:t>
-      </w:r>
-      <w:r>
-        <w:noBreakHyphen/>
-      </w:r>
-      <w:r>
-        <w:t xml:space="preserve">46:2. Just prior to starting first grade, Grace began shifting to being “perceived and respected as a girl,” including transitioning her pronouns and clothing from masculine to feminine.</w:t>
+        <w:t xml:space="preserve">at 34:23-⁠35:2, 45:23-⁠46:2. Just prior to starting first grade, Grace began shifting to being “perceived and respected as a girl,” including transitioning her pronouns and clothing from masculine to feminine.</w:t>
       </w:r>
       <w:r>
         <w:t xml:space="preserve"> </w:t>
@@ -13399,19 +12491,7 @@
         <w:t xml:space="preserve"> </w:t>
       </w:r>
       <w:r>
-        <w:t xml:space="preserve">at 38:2</w:t>
-      </w:r>
-      <w:r>
-        <w:noBreakHyphen/>
-      </w:r>
-      <w:r>
-        <w:t xml:space="preserve">39:2, 40:13</w:t>
-      </w:r>
-      <w:r>
-        <w:noBreakHyphen/>
-      </w:r>
-      <w:r>
-        <w:t xml:space="preserve">20. Before this transition, Grace “was in distress” and in a “constant state of desperation” to be a recognized as a girl.</w:t>
+        <w:t xml:space="preserve">at 38:2-⁠39:2, 40:13-⁠20. Before this transition, Grace “was in distress” and in a “constant state of desperation” to be a recognized as a girl.</w:t>
       </w:r>
       <w:r>
         <w:t xml:space="preserve"> </w:t>
@@ -13427,13 +12507,7 @@
         <w:t xml:space="preserve"> </w:t>
       </w:r>
       <w:r>
-        <w:t xml:space="preserve">at 45:5</w:t>
-      </w:r>
-      <w:r>
-        <w:noBreakHyphen/>
-      </w:r>
-      <w:r>
-        <w:t xml:space="preserve">6. She would pray nightly to God to make her a girl and even questioned aloud whether death would allow her to return as one.</w:t>
+        <w:t xml:space="preserve">at 45:5-⁠6. She would pray nightly to God to make her a girl and even questioned aloud whether death would allow her to return as one.</w:t>
       </w:r>
       <w:r>
         <w:t xml:space="preserve"> </w:t>
@@ -13449,13 +12523,7 @@
         <w:t xml:space="preserve"> </w:t>
       </w:r>
       <w:r>
-        <w:t xml:space="preserve">at 27:14</w:t>
-      </w:r>
-      <w:r>
-        <w:noBreakHyphen/>
-      </w:r>
-      <w:r>
-        <w:t xml:space="preserve">20. Once she socially transitioned, however, Grace blossomed into a thriving, happy, healthy person with strong relationships and many interests.</w:t>
+        <w:t xml:space="preserve">at 27:14-⁠20. Once she socially transitioned, however, Grace blossomed into a thriving, happy, healthy person with strong relationships and many interests.</w:t>
       </w:r>
       <w:r>
         <w:t xml:space="preserve"> </w:t>
@@ -13471,13 +12539,7 @@
         <w:t xml:space="preserve"> </w:t>
       </w:r>
       <w:r>
-        <w:t xml:space="preserve">at 39:13</w:t>
-      </w:r>
-      <w:r>
-        <w:noBreakHyphen/>
-      </w:r>
-      <w:r>
-        <w:t xml:space="preserve">14. Only a few people know Grace is transgender—a small group of people who knew her before her transition—and that is the way she wants to keep it.</w:t>
+        <w:t xml:space="preserve">at 39:13-⁠14. Only a few people know Grace is transgender—a small group of people who knew her before her transition—and that is the way she wants to keep it.</w:t>
       </w:r>
       <w:r>
         <w:t xml:space="preserve"> </w:t>
@@ -13493,13 +12555,7 @@
         <w:t xml:space="preserve"> </w:t>
       </w:r>
       <w:r>
-        <w:t xml:space="preserve">at 46:3</w:t>
-      </w:r>
-      <w:r>
-        <w:noBreakHyphen/>
-      </w:r>
-      <w:r>
-        <w:t xml:space="preserve">20.</w:t>
+        <w:t xml:space="preserve">at 46:3-⁠20.</w:t>
       </w:r>
     </w:p>
     <w:p>
@@ -13523,13 +12579,7 @@
         <w:t xml:space="preserve"> </w:t>
       </w:r>
       <w:r>
-        <w:t xml:space="preserve">at 51:23</w:t>
-      </w:r>
-      <w:r>
-        <w:noBreakHyphen/>
-      </w:r>
-      <w:r>
-        <w:t xml:space="preserve">25. The risk of developing masculine physical characteristics “would be devasting” for Grace.</w:t>
+        <w:t xml:space="preserve">at 51:23-⁠25. The risk of developing masculine physical characteristics “would be devasting” for Grace.</w:t>
       </w:r>
       <w:r>
         <w:t xml:space="preserve"> </w:t>
@@ -13545,19 +12595,7 @@
         <w:t xml:space="preserve"> </w:t>
       </w:r>
       <w:r>
-        <w:t xml:space="preserve">at 51:23</w:t>
-      </w:r>
-      <w:r>
-        <w:noBreakHyphen/>
-      </w:r>
-      <w:r>
-        <w:t xml:space="preserve">25, 48:20</w:t>
-      </w:r>
-      <w:r>
-        <w:noBreakHyphen/>
-      </w:r>
-      <w:r>
-        <w:t xml:space="preserve">49:2. If forced to develop male characteristics, like a deepening voice and facial hair, Grace “would not want to leave the house. She would not feel like herself to be free, to exist in this world as who she is.”</w:t>
+        <w:t xml:space="preserve">at 51:23-⁠25, 48:20-⁠49:2. If forced to develop male characteristics, like a deepening voice and facial hair, Grace “would not want to leave the house. She would not feel like herself to be free, to exist in this world as who she is.”</w:t>
       </w:r>
       <w:r>
         <w:t xml:space="preserve"> </w:t>
@@ -13573,13 +12611,7 @@
         <w:t xml:space="preserve"> </w:t>
       </w:r>
       <w:r>
-        <w:t xml:space="preserve">at 55:8</w:t>
-      </w:r>
-      <w:r>
-        <w:noBreakHyphen/>
-      </w:r>
-      <w:r>
-        <w:t xml:space="preserve">13. Gina and Garrett</w:t>
+        <w:t xml:space="preserve">at 55:8-⁠13. Gina and Garrett</w:t>
       </w:r>
       <w:r>
         <w:t xml:space="preserve"> </w:t>
@@ -13607,13 +12639,7 @@
         <w:t xml:space="preserve"> </w:t>
       </w:r>
       <w:r>
-        <w:t xml:space="preserve">50:11</w:t>
-      </w:r>
-      <w:r>
-        <w:noBreakHyphen/>
-      </w:r>
-      <w:r>
-        <w:t xml:space="preserve">51:25. Prior to passage of H.B. 68, the Goes had a plan to discuss potential next steps with Grace’s endocrinologist once she found visible signs of puberty in Grace.</w:t>
+        <w:t xml:space="preserve">50:11-⁠51:25. Prior to passage of H.B. 68, the Goes had a plan to discuss potential next steps with Grace’s endocrinologist once she found visible signs of puberty in Grace.</w:t>
       </w:r>
       <w:r>
         <w:t xml:space="preserve"> </w:t>
@@ -13629,13 +12655,7 @@
         <w:t xml:space="preserve"> </w:t>
       </w:r>
       <w:r>
-        <w:t xml:space="preserve">at 53:1</w:t>
-      </w:r>
-      <w:r>
-        <w:noBreakHyphen/>
-      </w:r>
-      <w:r>
-        <w:t xml:space="preserve">55:13. Gina Goe expected that Grace would proceed with puberty suppression medications.</w:t>
+        <w:t xml:space="preserve">at 53:1-⁠55:13. Gina Goe expected that Grace would proceed with puberty suppression medications.</w:t>
       </w:r>
       <w:r>
         <w:t xml:space="preserve"> </w:t>
@@ -13675,13 +12695,7 @@
         <w:t xml:space="preserve"> </w:t>
       </w:r>
       <w:r>
-        <w:t xml:space="preserve">at 58:19</w:t>
-      </w:r>
-      <w:r>
-        <w:noBreakHyphen/>
-      </w:r>
-      <w:r>
-        <w:t xml:space="preserve">59:16. H.B. 68 prevents Grace from receiving the medical care she desperately needs.</w:t>
+        <w:t xml:space="preserve">at 58:19-⁠59:16. H.B. 68 prevents Grace from receiving the medical care she desperately needs.</w:t>
       </w:r>
       <w:r>
         <w:t xml:space="preserve"> </w:t>
@@ -13697,13 +12711,7 @@
         <w:t xml:space="preserve"> </w:t>
       </w:r>
       <w:r>
-        <w:t xml:space="preserve">at 56:2</w:t>
-      </w:r>
-      <w:r>
-        <w:noBreakHyphen/>
-      </w:r>
-      <w:r>
-        <w:t xml:space="preserve">58:18. Her longstanding relationship with her psychiatrist is in doubt, as it is uncertain whether he is able to continue their meetings.</w:t>
+        <w:t xml:space="preserve">at 56:2-⁠58:18. Her longstanding relationship with her psychiatrist is in doubt, as it is uncertain whether he is able to continue their meetings.</w:t>
       </w:r>
       <w:r>
         <w:t xml:space="preserve"> </w:t>
@@ -13719,13 +12727,7 @@
         <w:t xml:space="preserve"> </w:t>
       </w:r>
       <w:r>
-        <w:t xml:space="preserve">at 60:4</w:t>
-      </w:r>
-      <w:r>
-        <w:noBreakHyphen/>
-      </w:r>
-      <w:r>
-        <w:t xml:space="preserve">61:3. H.B. 68’s effect leaves the Goe family with an impossible choice. Stopping treatment for Grace would “harm her mentally, emotionally, spiritually, and relationally[.]”</w:t>
+        <w:t xml:space="preserve">at 60:4-⁠61:3. H.B. 68’s effect leaves the Goe family with an impossible choice. Stopping treatment for Grace would “harm her mentally, emotionally, spiritually, and relationally[.]”</w:t>
       </w:r>
       <w:r>
         <w:t xml:space="preserve"> </w:t>
@@ -13741,13 +12743,7 @@
         <w:t xml:space="preserve"> </w:t>
       </w:r>
       <w:r>
-        <w:t xml:space="preserve">at 48:23</w:t>
-      </w:r>
-      <w:r>
-        <w:noBreakHyphen/>
-      </w:r>
-      <w:r>
-        <w:t xml:space="preserve">49:2. But continuing treatment would force Gina to take Grace on periodic multi-day trips to a clinic in Michigan—a substantial “financial burden” that also causes Grace to miss school.</w:t>
+        <w:t xml:space="preserve">at 48:23-⁠49:2. But continuing treatment would force Gina to take Grace on periodic multi-day trips to a clinic in Michigan—a substantial “financial burden” that also causes Grace to miss school.</w:t>
       </w:r>
       <w:r>
         <w:t xml:space="preserve"> </w:t>
@@ -13763,13 +12759,7 @@
         <w:t xml:space="preserve"> </w:t>
       </w:r>
       <w:r>
-        <w:t xml:space="preserve">at 61:9</w:t>
-      </w:r>
-      <w:r>
-        <w:noBreakHyphen/>
-      </w:r>
-      <w:r>
-        <w:t xml:space="preserve">62:1. The only other options are for the Goes to move out of Ohio or for the family to live separately, options that would impose a massive personal and economic burden.</w:t>
+        <w:t xml:space="preserve">at 61:9-⁠62:1. The only other options are for the Goes to move out of Ohio or for the family to live separately, options that would impose a massive personal and economic burden.</w:t>
       </w:r>
       <w:r>
         <w:t xml:space="preserve"> </w:t>
@@ -13785,13 +12775,7 @@
         <w:t xml:space="preserve"> </w:t>
       </w:r>
       <w:r>
-        <w:t xml:space="preserve">at 61:4</w:t>
-      </w:r>
-      <w:r>
-        <w:noBreakHyphen/>
-      </w:r>
-      <w:r>
-        <w:t xml:space="preserve">63:15.</w:t>
+        <w:t xml:space="preserve">at 61:4-⁠63:15.</w:t>
       </w:r>
     </w:p>
     <w:p>
@@ -13871,13 +12855,7 @@
         <w:pStyle w:val="BodyText"/>
       </w:pPr>
       <w:r>
-        <w:t xml:space="preserve">The Moe family, including Madeline Moe and her older sister, reside in Cincinnati. 7.16 Tr.234:14</w:t>
-      </w:r>
-      <w:r>
-        <w:noBreakHyphen/>
-      </w:r>
-      <w:r>
-        <w:t xml:space="preserve">25 (Moe). Madeline’s father describes her as “a typical 12-year-old,” who “enjoys spending time with her friends” and “playing outside.”</w:t>
+        <w:t xml:space="preserve">The Moe family, including Madeline Moe and her older sister, reside in Cincinnati. 7.16 Tr.234:14-⁠25 (Moe). Madeline’s father describes her as “a typical 12-year-old,” who “enjoys spending time with her friends” and “playing outside.”</w:t>
       </w:r>
       <w:r>
         <w:t xml:space="preserve"> </w:t>
@@ -13893,13 +12871,7 @@
         <w:t xml:space="preserve"> </w:t>
       </w:r>
       <w:r>
-        <w:t xml:space="preserve">at 237:9</w:t>
-      </w:r>
-      <w:r>
-        <w:noBreakHyphen/>
-      </w:r>
-      <w:r>
-        <w:t xml:space="preserve">11. She is in an accelerated program at one of the country’s premier public schools and her goal is to become a lawyer “to defend the innocent and help the people that can’t help themselves.”</w:t>
+        <w:t xml:space="preserve">at 237:9-⁠11. She is in an accelerated program at one of the country’s premier public schools and her goal is to become a lawyer “to defend the innocent and help the people that can’t help themselves.”</w:t>
       </w:r>
       <w:r>
         <w:t xml:space="preserve"> </w:t>
@@ -13915,13 +12887,7 @@
         <w:t xml:space="preserve"> </w:t>
       </w:r>
       <w:r>
-        <w:t xml:space="preserve">at 236:16</w:t>
-      </w:r>
-      <w:r>
-        <w:noBreakHyphen/>
-      </w:r>
-      <w:r>
-        <w:t xml:space="preserve">237:1.</w:t>
+        <w:t xml:space="preserve">at 236:16-⁠237:1.</w:t>
       </w:r>
     </w:p>
     <w:p>
@@ -13945,13 +12911,7 @@
         <w:t xml:space="preserve"> </w:t>
       </w:r>
       <w:r>
-        <w:t xml:space="preserve">at 254:10</w:t>
-      </w:r>
-      <w:r>
-        <w:noBreakHyphen/>
-      </w:r>
-      <w:r>
-        <w:t xml:space="preserve">255:24. The year before her transition was the “hardest year” for Madeline and her family.</w:t>
+        <w:t xml:space="preserve">at 254:10-⁠255:24. The year before her transition was the “hardest year” for Madeline and her family.</w:t>
       </w:r>
       <w:r>
         <w:t xml:space="preserve"> </w:t>
@@ -13967,13 +12927,7 @@
         <w:t xml:space="preserve"> </w:t>
       </w:r>
       <w:r>
-        <w:t xml:space="preserve">at 246:8</w:t>
-      </w:r>
-      <w:r>
-        <w:noBreakHyphen/>
-      </w:r>
-      <w:r>
-        <w:t xml:space="preserve">11. Madeline frequently expressed sentiments such as, “Why did God make me like this? I wish I could die and just be reborn.”</w:t>
+        <w:t xml:space="preserve">at 246:8-⁠11. Madeline frequently expressed sentiments such as, “Why did God make me like this? I wish I could die and just be reborn.”</w:t>
       </w:r>
       <w:r>
         <w:t xml:space="preserve"> </w:t>
@@ -13989,13 +12943,7 @@
         <w:t xml:space="preserve"> </w:t>
       </w:r>
       <w:r>
-        <w:t xml:space="preserve">at 247:23</w:t>
-      </w:r>
-      <w:r>
-        <w:noBreakHyphen/>
-      </w:r>
-      <w:r>
-        <w:t xml:space="preserve">248:3. On one occasion, Madeline “grabbed a knife out of the drawer and tried to cut herself in the wrist” before her parents succeeded in taking the knife from her. But when Madeline was allowed to be “whoever [she] want[ed] to be,” she came “out of her shell.”</w:t>
+        <w:t xml:space="preserve">at 247:23-⁠248:3. On one occasion, Madeline “grabbed a knife out of the drawer and tried to cut herself in the wrist” before her parents succeeded in taking the knife from her. But when Madeline was allowed to be “whoever [she] want[ed] to be,” she came “out of her shell.”</w:t>
       </w:r>
       <w:r>
         <w:t xml:space="preserve"> </w:t>
@@ -14011,13 +12959,7 @@
         <w:t xml:space="preserve"> </w:t>
       </w:r>
       <w:r>
-        <w:t xml:space="preserve">at 253:16</w:t>
-      </w:r>
-      <w:r>
-        <w:noBreakHyphen/>
-      </w:r>
-      <w:r>
-        <w:t xml:space="preserve">19. Madeline went “from a child that had been very distressed and very upset to now being able to express herself as she wanted to be.”</w:t>
+        <w:t xml:space="preserve">at 253:16-⁠19. Madeline went “from a child that had been very distressed and very upset to now being able to express herself as she wanted to be.”</w:t>
       </w:r>
       <w:r>
         <w:t xml:space="preserve"> </w:t>
@@ -14033,13 +12975,7 @@
         <w:t xml:space="preserve"> </w:t>
       </w:r>
       <w:r>
-        <w:t xml:space="preserve">at 258:1</w:t>
-      </w:r>
-      <w:r>
-        <w:noBreakHyphen/>
-      </w:r>
-      <w:r>
-        <w:t xml:space="preserve">10;</w:t>
+        <w:t xml:space="preserve">at 258:1-⁠10;</w:t>
       </w:r>
       <w:r>
         <w:t xml:space="preserve"> </w:t>
@@ -14055,13 +12991,7 @@
         <w:t xml:space="preserve"> </w:t>
       </w:r>
       <w:r>
-        <w:t xml:space="preserve">at 253:9</w:t>
-      </w:r>
-      <w:r>
-        <w:noBreakHyphen/>
-      </w:r>
-      <w:r>
-        <w:t xml:space="preserve">254:2. She eventually adopted a feminine name and pronouns.</w:t>
+        <w:t xml:space="preserve">at 253:9-⁠254:2. She eventually adopted a feminine name and pronouns.</w:t>
       </w:r>
       <w:r>
         <w:t xml:space="preserve"> </w:t>
@@ -14093,13 +13023,7 @@
         <w:t xml:space="preserve"> </w:t>
       </w:r>
       <w:r>
-        <w:t xml:space="preserve">at 264:11</w:t>
-      </w:r>
-      <w:r>
-        <w:noBreakHyphen/>
-      </w:r>
-      <w:r>
-        <w:t xml:space="preserve">15. Since then she has lived and presented herself as a girl.</w:t>
+        <w:t xml:space="preserve">at 264:11-⁠15. Since then she has lived and presented herself as a girl.</w:t>
       </w:r>
       <w:r>
         <w:t xml:space="preserve"> </w:t>
@@ -14133,13 +13057,7 @@
         <w:t xml:space="preserve"> </w:t>
       </w:r>
       <w:r>
-        <w:t xml:space="preserve">at 265:17</w:t>
-      </w:r>
-      <w:r>
-        <w:noBreakHyphen/>
-      </w:r>
-      <w:r>
-        <w:t xml:space="preserve">19. The decision was “logical” to her and her parents.</w:t>
+        <w:t xml:space="preserve">at 265:17-⁠19. The decision was “logical” to her and her parents.</w:t>
       </w:r>
       <w:r>
         <w:t xml:space="preserve"> </w:t>
@@ -14171,13 +13089,7 @@
         <w:t xml:space="preserve"> </w:t>
       </w:r>
       <w:r>
-        <w:t xml:space="preserve">at 266:9</w:t>
-      </w:r>
-      <w:r>
-        <w:noBreakHyphen/>
-      </w:r>
-      <w:r>
-        <w:t xml:space="preserve">24. Both Madeline and her parents were apprised of potential side effects.</w:t>
+        <w:t xml:space="preserve">at 266:9-⁠24. Both Madeline and her parents were apprised of potential side effects.</w:t>
       </w:r>
       <w:r>
         <w:t xml:space="preserve"> </w:t>
@@ -14193,13 +13105,7 @@
         <w:t xml:space="preserve"> </w:t>
       </w:r>
       <w:r>
-        <w:t xml:space="preserve">at 267:2</w:t>
-      </w:r>
-      <w:r>
-        <w:noBreakHyphen/>
-      </w:r>
-      <w:r>
-        <w:t xml:space="preserve">9. Madeline’s parents explained that it was “apparent” to them “that the actual benefits that [they] could see far outweighed any potential side effects.”</w:t>
+        <w:t xml:space="preserve">at 267:2-⁠9. Madeline’s parents explained that it was “apparent” to them “that the actual benefits that [they] could see far outweighed any potential side effects.”</w:t>
       </w:r>
       <w:r>
         <w:t xml:space="preserve"> </w:t>
@@ -14231,13 +13137,7 @@
         <w:t xml:space="preserve"> </w:t>
       </w:r>
       <w:r>
-        <w:t xml:space="preserve">at 267:2</w:t>
-      </w:r>
-      <w:r>
-        <w:noBreakHyphen/>
-      </w:r>
-      <w:r>
-        <w:t xml:space="preserve">9. Madeline and her parents have also discussed hormone therapy, for which she would be eligible “around age 13 or 14.”</w:t>
+        <w:t xml:space="preserve">at 267:2-⁠9. Madeline and her parents have also discussed hormone therapy, for which she would be eligible “around age 13 or 14.”</w:t>
       </w:r>
       <w:r>
         <w:t xml:space="preserve"> </w:t>
@@ -14253,19 +13153,7 @@
         <w:t xml:space="preserve"> </w:t>
       </w:r>
       <w:r>
-        <w:t xml:space="preserve">at 267:2</w:t>
-      </w:r>
-      <w:r>
-        <w:noBreakHyphen/>
-      </w:r>
-      <w:r>
-        <w:t xml:space="preserve">15, 268:16</w:t>
-      </w:r>
-      <w:r>
-        <w:noBreakHyphen/>
-      </w:r>
-      <w:r>
-        <w:t xml:space="preserve">269:5.</w:t>
+        <w:t xml:space="preserve">at 267:2-⁠15, 268:16-⁠269:5.</w:t>
       </w:r>
     </w:p>
     <w:p>
@@ -14289,19 +13177,7 @@
         <w:t xml:space="preserve"> </w:t>
       </w:r>
       <w:r>
-        <w:t xml:space="preserve">at 269:25</w:t>
-      </w:r>
-      <w:r>
-        <w:noBreakHyphen/>
-      </w:r>
-      <w:r>
-        <w:t xml:space="preserve">270:13, 271:16</w:t>
-      </w:r>
-      <w:r>
-        <w:noBreakHyphen/>
-      </w:r>
-      <w:r>
-        <w:t xml:space="preserve">18. Without hormone therapy, “it would be devastatingly bad. She would not be able to continue her development into a young woman … To pause or interrupt her development would be devastating to her.”</w:t>
+        <w:t xml:space="preserve">at 269:25-⁠270:13, 271:16-⁠18. Without hormone therapy, “it would be devastatingly bad. She would not be able to continue her development into a young woman … To pause or interrupt her development would be devastating to her.”</w:t>
       </w:r>
       <w:r>
         <w:t xml:space="preserve"> </w:t>
@@ -14317,13 +13193,7 @@
         <w:t xml:space="preserve"> </w:t>
       </w:r>
       <w:r>
-        <w:t xml:space="preserve">at 270:21</w:t>
-      </w:r>
-      <w:r>
-        <w:noBreakHyphen/>
-      </w:r>
-      <w:r>
-        <w:t xml:space="preserve">271:2. The Moes have taken steps to obtain health care for Madeline outside of Ohio, where the waiting list may be over a year to see a physician.</w:t>
+        <w:t xml:space="preserve">at 270:21-⁠271:2. The Moes have taken steps to obtain health care for Madeline outside of Ohio, where the waiting list may be over a year to see a physician.</w:t>
       </w:r>
       <w:r>
         <w:t xml:space="preserve"> </w:t>
@@ -14339,13 +13209,7 @@
         <w:t xml:space="preserve"> </w:t>
       </w:r>
       <w:r>
-        <w:t xml:space="preserve">at 271:19</w:t>
-      </w:r>
-      <w:r>
-        <w:noBreakHyphen/>
-      </w:r>
-      <w:r>
-        <w:t xml:space="preserve">272:6. Because of H.B. 68, the Moes may be forced to undertake costly and challenging trips back and forth to Illinois. They “don’t want to move out of Ohio”; “[e]verything” they have “is in Ohio.” But if forced to, they will.</w:t>
+        <w:t xml:space="preserve">at 271:19-⁠272:6. Because of H.B. 68, the Moes may be forced to undertake costly and challenging trips back and forth to Illinois. They “don’t want to move out of Ohio”; “[e]verything” they have “is in Ohio.” But if forced to, they will.</w:t>
       </w:r>
       <w:r>
         <w:t xml:space="preserve"> </w:t>
@@ -14361,19 +13225,7 @@
         <w:t xml:space="preserve"> </w:t>
       </w:r>
       <w:r>
-        <w:t xml:space="preserve">at 272:23</w:t>
-      </w:r>
-      <w:r>
-        <w:noBreakHyphen/>
-      </w:r>
-      <w:r>
-        <w:t xml:space="preserve">273:2, 273:3</w:t>
-      </w:r>
-      <w:r>
-        <w:noBreakHyphen/>
-      </w:r>
-      <w:r>
-        <w:t xml:space="preserve">15.</w:t>
+        <w:t xml:space="preserve">at 272:23-⁠273:2, 273:3-⁠15.</w:t>
       </w:r>
     </w:p>
     <w:p>
@@ -14525,13 +13377,7 @@
         <w:pStyle w:val="BodyText"/>
       </w:pPr>
       <w:r>
-        <w:t xml:space="preserve">On March 26, 2024, Plaintiffs filed a Complaint and Motion for Preliminary Injunction Preceded by Temporary Restraining Order If Necessary in the Franklin County Court of Common Pleas. Plaintiffs’ complaint alleged that the Ban violates four separate clauses of the Ohio Constitution: (1) Article II, Section 15(D) (the so-called “single-subject rule”); (2) Article I, Section 21 (the Health Care Freedom Amendment); (3) Article I, Section 2 (Ohio’s Equal Protection Clause), and (4) Article I, Section 16 (Ohio’s Due Course of Law Clause). A</w:t>
-      </w:r>
-      <w:r>
-        <w:noBreakHyphen/>
-      </w:r>
-      <w:r>
-        <w:t xml:space="preserve">82.</w:t>
+        <w:t xml:space="preserve">On March 26, 2024, Plaintiffs filed a Complaint and Motion for Preliminary Injunction Preceded by Temporary Restraining Order If Necessary in the Franklin County Court of Common Pleas. Plaintiffs’ complaint alleged that the Ban violates four separate clauses of the Ohio Constitution: (1) Article II, Section 15(D) (the so-called “single-subject rule”); (2) Article I, Section 21 (the Health Care Freedom Amendment); (3) Article I, Section 2 (Ohio’s Equal Protection Clause), and (4) Article I, Section 16 (Ohio’s Due Course of Law Clause). A-⁠82.</w:t>
       </w:r>
     </w:p>
     <w:p>
@@ -14555,13 +13401,7 @@
         <w:t xml:space="preserve"> </w:t>
       </w:r>
       <w:r>
-        <w:t xml:space="preserve">TRO Entry at 11</w:t>
-      </w:r>
-      <w:r>
-        <w:noBreakHyphen/>
-      </w:r>
-      <w:r>
-        <w:t xml:space="preserve">13. By order issued on April 30, 2024, the trial court extended the TRO through May 20, 2024. It extended the TRO again on May 3, 2024, through the conclusion of the scheduled preliminary injunction hearing and trial.</w:t>
+        <w:t xml:space="preserve">TRO Entry at 11-⁠13. By order issued on April 30, 2024, the trial court extended the TRO through May 20, 2024. It extended the TRO again on May 3, 2024, through the conclusion of the scheduled preliminary injunction hearing and trial.</w:t>
       </w:r>
     </w:p>
     <w:p>
@@ -14569,25 +13409,7 @@
         <w:pStyle w:val="BodyText"/>
       </w:pPr>
       <w:r>
-        <w:t xml:space="preserve">On July 15</w:t>
-      </w:r>
-      <w:r>
-        <w:noBreakHyphen/>
-      </w:r>
-      <w:r>
-        <w:t xml:space="preserve">19, 2024, the trial court held a combined hearing on Plaintiffs’ preliminary injunction motion and full trial on the merits. On August 6, 2024, the trial court issued an opinion and final judgment on the merits, denying all of Plaintiffs’ claims but issuing few findings of fact. A82</w:t>
-      </w:r>
-      <w:r>
-        <w:noBreakHyphen/>
-      </w:r>
-      <w:r>
-        <w:t xml:space="preserve">93. Among the trial court’s sparse factual findings was that “[g]ender transition services constitute ‘health care’”—a finding the Government has never directly challenged. A</w:t>
-      </w:r>
-      <w:r>
-        <w:noBreakHyphen/>
-      </w:r>
-      <w:r>
-        <w:t xml:space="preserve">88 (¶ 17). Plaintiffs filed their Notice of Appeal that same day.</w:t>
+        <w:t xml:space="preserve">On July 15-⁠19, 2024, the trial court held a combined hearing on Plaintiffs’ preliminary injunction motion and full trial on the merits. On August 6, 2024, the trial court issued an opinion and final judgment on the merits, denying all of Plaintiffs’ claims but issuing few findings of fact. A82-⁠93. Among the trial court’s sparse factual findings was that “[g]ender transition services constitute ‘health care’”—a finding the Government has never directly challenged. A-⁠88 (¶ 17). Plaintiffs filed their Notice of Appeal that same day.</w:t>
       </w:r>
     </w:p>
     <w:p>
@@ -14595,31 +13417,7 @@
         <w:pStyle w:val="BodyText"/>
       </w:pPr>
       <w:r>
-        <w:t xml:space="preserve">On appeal, the Tenth District reversed the trial court’s judgment. After exhaustively cataloguing the evidence in the case, A</w:t>
-      </w:r>
-      <w:r>
-        <w:noBreakHyphen/>
-      </w:r>
-      <w:r>
-        <w:t xml:space="preserve">5</w:t>
-      </w:r>
-      <w:r>
-        <w:noBreakHyphen/>
-      </w:r>
-      <w:r>
-        <w:t xml:space="preserve">22, the Tenth District concluded that the trial court had erred with respect to the HCFA and the Due Course of Law Clause. A</w:t>
-      </w:r>
-      <w:r>
-        <w:noBreakHyphen/>
-      </w:r>
-      <w:r>
-        <w:t xml:space="preserve">25. The Court therefore determined that the remaining two assignments of error, on the single-subject rule and the Equal Protection Clause, were “moot.” A</w:t>
-      </w:r>
-      <w:r>
-        <w:noBreakHyphen/>
-      </w:r>
-      <w:r>
-        <w:t xml:space="preserve">25.</w:t>
+        <w:t xml:space="preserve">On appeal, the Tenth District reversed the trial court’s judgment. After exhaustively cataloguing the evidence in the case, A-⁠5-⁠22, the Tenth District concluded that the trial court had erred with respect to the HCFA and the Due Course of Law Clause. A-⁠25. The Court therefore determined that the remaining two assignments of error, on the single-subject rule and the Equal Protection Clause, were “moot.” A-⁠25.</w:t>
       </w:r>
     </w:p>
     <w:p>
@@ -14627,37 +13425,7 @@
         <w:pStyle w:val="BodyText"/>
       </w:pPr>
       <w:r>
-        <w:t xml:space="preserve">With respect to the HCFA, the Tenth District first determined that “the record supports the trial court’s finding that ‘[g]ender transition services constitute “health care,”’ a finding that had “not been challenged or otherwise contested by the state on appeal.” A</w:t>
-      </w:r>
-      <w:r>
-        <w:noBreakHyphen/>
-      </w:r>
-      <w:r>
-        <w:t xml:space="preserve">29. Thus, the court concluded that Plaintiffs’ right to obtain gender-affirming medical care was protected by the HCFA’s prohibition on laws that “prohibit the purchase or sale of health care or health insurance.” A</w:t>
-      </w:r>
-      <w:r>
-        <w:noBreakHyphen/>
-      </w:r>
-      <w:r>
-        <w:t xml:space="preserve">25 (quoting Article I, Section 21(B)). While recognizing that the HCFA did not “affect any laws calculated to deter fraud or punish wrongdoing in the health care industry,” the Court explained that “the term ‘wrongdoing’ most naturally refers to specific instances of misconduct within the medical profession.” A</w:t>
-      </w:r>
-      <w:r>
-        <w:noBreakHyphen/>
-      </w:r>
-      <w:r>
-        <w:t xml:space="preserve">32 (discussing Article I, Section 21(D)). Thus, this provision could not be used to justify the ban on gender-affirming medical care. Specifically, it concluded that the General Assembly could not “simply declare any type of health care to be ‘wrongdoing’ and swallow up the right enshrined in the Ohio Constitution by direct vote of Ohio’s citizens.” A</w:t>
-      </w:r>
-      <w:r>
-        <w:noBreakHyphen/>
-      </w:r>
-      <w:r>
-        <w:t xml:space="preserve">35. More broadly, the court rejected the Government’s suggestion that the HCFA protected “nothing more than the right to receive health care subject to the policy preferences of the General Assembly.” A</w:t>
-      </w:r>
-      <w:r>
-        <w:noBreakHyphen/>
-      </w:r>
-      <w:r>
-        <w:t xml:space="preserve">33.</w:t>
+        <w:t xml:space="preserve">With respect to the HCFA, the Tenth District first determined that “the record supports the trial court’s finding that ‘[g]ender transition services constitute “health care,”’ a finding that had “not been challenged or otherwise contested by the state on appeal.” A-⁠29. Thus, the court concluded that Plaintiffs’ right to obtain gender-affirming medical care was protected by the HCFA’s prohibition on laws that “prohibit the purchase or sale of health care or health insurance.” A-⁠25 (quoting Article I, Section 21(B)). While recognizing that the HCFA did not “affect any laws calculated to deter fraud or punish wrongdoing in the health care industry,” the Court explained that “the term ‘wrongdoing’ most naturally refers to specific instances of misconduct within the medical profession.” A-⁠32 (discussing Article I, Section 21(D)). Thus, this provision could not be used to justify the ban on gender-affirming medical care. Specifically, it concluded that the General Assembly could not “simply declare any type of health care to be ‘wrongdoing’ and swallow up the right enshrined in the Ohio Constitution by direct vote of Ohio’s citizens.” A-⁠35. More broadly, the court rejected the Government’s suggestion that the HCFA protected “nothing more than the right to receive health care subject to the policy preferences of the General Assembly.” A-⁠33.</w:t>
       </w:r>
     </w:p>
     <w:p>
@@ -14665,13 +13433,7 @@
         <w:pStyle w:val="BodyText"/>
       </w:pPr>
       <w:r>
-        <w:t xml:space="preserve">As for the Due Course of Law Clause, the court recognized that “[a]mong liberty interests the United States Supreme Court has specifically recognized as protected by the Due Process Clause of the federal constitution is the fundamental right of parents to ‘make decisions concerning the care, custody, and control of their children.’” A</w:t>
-      </w:r>
-      <w:r>
-        <w:noBreakHyphen/>
-      </w:r>
-      <w:r>
-        <w:t xml:space="preserve">39 (quoting</w:t>
+        <w:t xml:space="preserve">As for the Due Course of Law Clause, the court recognized that “[a]mong liberty interests the United States Supreme Court has specifically recognized as protected by the Due Process Clause of the federal constitution is the fundamental right of parents to ‘make decisions concerning the care, custody, and control of their children.’” A-⁠39 (quoting</w:t>
       </w:r>
       <w:r>
         <w:t xml:space="preserve"> </w:t>
@@ -14698,31 +13460,7 @@
         <w:t xml:space="preserve">v. Granville</w:t>
       </w:r>
       <w:r>
-        <w:t xml:space="preserve">, 530 U.S. 57, 66 (2000) (plurality op.)). The court therefore determined that the Parent-Plaintiffs in this case “assert a long-recognized and well-established fundamental liberty interest protected by the federal Due Process Clause and Ohio’s Due Course of Law Clause.” A</w:t>
-      </w:r>
-      <w:r>
-        <w:noBreakHyphen/>
-      </w:r>
-      <w:r>
-        <w:t xml:space="preserve">43. As a result, H.B. 68 was subject to strict scrutiny—a standard it failed. A52</w:t>
-      </w:r>
-      <w:r>
-        <w:noBreakHyphen/>
-      </w:r>
-      <w:r>
-        <w:t xml:space="preserve">53. Though the “existence of risks … undoubtedly calls for caution in treating minors with gender dysphoria,” the court determined that the risks do not “beget a one-size-fits-all prohibition of widely accepted medical treatments for minor patients and parents who have chosen, in consultation with their doctors and multi-disciplinary team, to treat their children’s gender dysphoria diagnosis with puberty suppression medications or hormones in appropriate circumstances and in accordance with the prevailing standards of care.” A</w:t>
-      </w:r>
-      <w:r>
-        <w:noBreakHyphen/>
-      </w:r>
-      <w:r>
-        <w:t xml:space="preserve">52</w:t>
-      </w:r>
-      <w:r>
-        <w:noBreakHyphen/>
-      </w:r>
-      <w:r>
-        <w:t xml:space="preserve">53.</w:t>
+        <w:t xml:space="preserve">, 530 U.S. 57, 66 (2000) (plurality op.)). The court therefore determined that the Parent-Plaintiffs in this case “assert a long-recognized and well-established fundamental liberty interest protected by the federal Due Process Clause and Ohio’s Due Course of Law Clause.” A-⁠43. As a result, H.B. 68 was subject to strict scrutiny—a standard it failed. A52-⁠53. Though the “existence of risks … undoubtedly calls for caution in treating minors with gender dysphoria,” the court determined that the risks do not “beget a one-size-fits-all prohibition of widely accepted medical treatments for minor patients and parents who have chosen, in consultation with their doctors and multi-disciplinary team, to treat their children’s gender dysphoria diagnosis with puberty suppression medications or hormones in appropriate circumstances and in accordance with the prevailing standards of care.” A-⁠52-⁠53.</w:t>
       </w:r>
     </w:p>
     <w:p>
@@ -15356,13 +14094,7 @@
         <w:t xml:space="preserve">City of Centerville v. Knab</w:t>
       </w:r>
       <w:r>
-        <w:t xml:space="preserve">, 2020-Ohio</w:t>
-      </w:r>
-      <w:r>
-        <w:noBreakHyphen/>
-      </w:r>
-      <w:r>
-        <w:t xml:space="preserve">5219, ¶ 22. As with questions of statutory interpretation, the starting point is “the plain language of the text,” and “how the words and phrases would be understood by the voters in their normal and ordinary usage.”</w:t>
+        <w:t xml:space="preserve">, 2020-Ohio-⁠5219, ¶ 22. As with questions of statutory interpretation, the starting point is “the plain language of the text,” and “how the words and phrases would be understood by the voters in their normal and ordinary usage.”</w:t>
       </w:r>
       <w:r>
         <w:t xml:space="preserve"> </w:t>
@@ -15391,13 +14123,7 @@
         <w:t xml:space="preserve">District of Columbia v. Heller</w:t>
       </w:r>
       <w:r>
-        <w:t xml:space="preserve">, 554 U.S. 570, 576</w:t>
-      </w:r>
-      <w:r>
-        <w:noBreakHyphen/>
-      </w:r>
-      <w:r>
-        <w:t xml:space="preserve">577 (2008)). If the text “is plain and unambiguous,” the Court applies it “as written,” and “no further interpretation is necessary.”</w:t>
+        <w:t xml:space="preserve">, 554 U.S. 570, 576-⁠577 (2008)). If the text “is plain and unambiguous,” the Court applies it “as written,” and “no further interpretation is necessary.”</w:t>
       </w:r>
       <w:r>
         <w:t xml:space="preserve"> </w:t>
@@ -15424,13 +14150,7 @@
         <w:t xml:space="preserve">v. DHSC, L.L.C.</w:t>
       </w:r>
       <w:r>
-        <w:t xml:space="preserve">, 2018-Ohio</w:t>
-      </w:r>
-      <w:r>
-        <w:noBreakHyphen/>
-      </w:r>
-      <w:r>
-        <w:t xml:space="preserve">4822, ¶ 15.</w:t>
+        <w:t xml:space="preserve">, 2018-Ohio-⁠4822, ¶ 15.</w:t>
       </w:r>
     </w:p>
     <w:p>
@@ -15485,13 +14205,7 @@
         <w:t xml:space="preserve"> </w:t>
       </w:r>
       <w:r>
-        <w:t xml:space="preserve">A</w:t>
-      </w:r>
-      <w:r>
-        <w:noBreakHyphen/>
-      </w:r>
-      <w:r>
-        <w:t xml:space="preserve">29 (¶ 57). Using this definition for guidance, the HCFA dictates that no state law shall prohibit the purchase of “any care, treatment, service, or procedure” to “treat an individual’s physical or mental conditions or physical and mental health.”</w:t>
+        <w:t xml:space="preserve">A-⁠29 (¶ 57). Using this definition for guidance, the HCFA dictates that no state law shall prohibit the purchase of “any care, treatment, service, or procedure” to “treat an individual’s physical or mental conditions or physical and mental health.”</w:t>
       </w:r>
     </w:p>
     <w:p>
@@ -15512,19 +14226,7 @@
         <w:t xml:space="preserve">See supra</w:t>
       </w:r>
       <w:r>
-        <w:t xml:space="preserve">, pp. 4</w:t>
-      </w:r>
-      <w:r>
-        <w:noBreakHyphen/>
-      </w:r>
-      <w:r>
-        <w:t xml:space="preserve">8. Gender dysphoria is a medical condition recognized by the American Psychiatric Association’s Diagnostic and Statistical Manual of Mental Disorders. A</w:t>
-      </w:r>
-      <w:r>
-        <w:noBreakHyphen/>
-      </w:r>
-      <w:r>
-        <w:t xml:space="preserve">7 (¶ 9);</w:t>
+        <w:t xml:space="preserve">, pp. 4-⁠8. Gender dysphoria is a medical condition recognized by the American Psychiatric Association’s Diagnostic and Statistical Manual of Mental Disorders. A-⁠7 (¶ 9);</w:t>
       </w:r>
       <w:r>
         <w:t xml:space="preserve"> </w:t>
@@ -15537,13 +14239,7 @@
         <w:t xml:space="preserve">see also supra</w:t>
       </w:r>
       <w:r>
-        <w:t xml:space="preserve">, p. 3. Without treatment, it can result in significant harm, including “debilitating distress, depression, impairment of function, substance use, self-injurious behaviors, and even suicidality.” A</w:t>
-      </w:r>
-      <w:r>
-        <w:noBreakHyphen/>
-      </w:r>
-      <w:r>
-        <w:t xml:space="preserve">8 (¶ 12);</w:t>
+        <w:t xml:space="preserve">, p. 3. Without treatment, it can result in significant harm, including “debilitating distress, depression, impairment of function, substance use, self-injurious behaviors, and even suicidality.” A-⁠8 (¶ 12);</w:t>
       </w:r>
       <w:r>
         <w:t xml:space="preserve"> </w:t>
@@ -15556,13 +14252,7 @@
         <w:t xml:space="preserve">see also supra</w:t>
       </w:r>
       <w:r>
-        <w:t xml:space="preserve">, pp. 3</w:t>
-      </w:r>
-      <w:r>
-        <w:noBreakHyphen/>
-      </w:r>
-      <w:r>
-        <w:t xml:space="preserve">4. Thus, these medications are “care, treatment, [or] service” to “treat an individual’s physical or mental conditions or physical and mental health,” and therefore are properly understood as health care protected by the HCFA.</w:t>
+        <w:t xml:space="preserve">, pp. 3-⁠4. Thus, these medications are “care, treatment, [or] service” to “treat an individual’s physical or mental conditions or physical and mental health,” and therefore are properly understood as health care protected by the HCFA.</w:t>
       </w:r>
     </w:p>
     <w:p>
@@ -15613,31 +14303,13 @@
         <w:pStyle w:val="BodyText"/>
       </w:pPr>
       <w:r>
-        <w:t xml:space="preserve">Against this backdrop, the trial court correctly found that gender-affirming medical care is “health care” for purposes of the HCFA. A</w:t>
-      </w:r>
-      <w:r>
-        <w:noBreakHyphen/>
-      </w:r>
-      <w:r>
-        <w:t xml:space="preserve">88 (¶ 17) (“Gender transition services constitute ‘health care’”). While the trial court ultimately drew the incorrect legal conclusion that gender-affirming medical care should be categorized as “wrongdoing in the health care industry” under Section 21(D), it made no findings to suggest this care falls outside the bounds of Sections 21(B) or (C). A</w:t>
-      </w:r>
-      <w:r>
-        <w:noBreakHyphen/>
-      </w:r>
-      <w:r>
-        <w:t xml:space="preserve">88 (¶¶ 17-⁠18). The Government never challenged in the trial court whether gender-affirming medical care qualifies as health care, nor did it dispute this finding on appeal before the Tenth District. As the Tenth District explained, “the record supports the trial court’s finding that ‘[g]ender transition services constitute health care,’ which has not been challenged or otherwise</w:t>
-      </w:r>
-      <w:r>
-        <w:t xml:space="preserve"> </w:t>
-      </w:r>
-      <w:r>
-        <w:t xml:space="preserve">contested by the state on appeal.” A</w:t>
-      </w:r>
-      <w:r>
-        <w:noBreakHyphen/>
-      </w:r>
-      <w:r>
-        <w:t xml:space="preserve">29 (¶ 57) (internal quotation marks omitted).</w:t>
+        <w:t xml:space="preserve">Against this backdrop, the trial court correctly found that gender-affirming medical care is “health care” for purposes of the HCFA. A-⁠88 (¶ 17) (“Gender transition services constitute ‘health care’”). While the trial court ultimately drew the incorrect legal conclusion that gender-affirming medical care should be categorized as “wrongdoing in the health care industry” under Section 21(D), it made no findings to suggest this care falls outside the bounds of Sections 21(B) or (C). A-⁠88 (¶¶ 17-⁠18). The Government never challenged in the trial court whether gender-affirming medical care qualifies as health care, nor did it dispute this finding on appeal before the Tenth District. As the Tenth District explained, “the record supports the trial court’s finding that ‘[g]ender transition services constitute health care,’ which has not been challenged or otherwise</w:t>
+      </w:r>
+      <w:r>
+        <w:t xml:space="preserve"> </w:t>
+      </w:r>
+      <w:r>
+        <w:t xml:space="preserve">contested by the state on appeal.” A-⁠29 (¶ 57) (internal quotation marks omitted).</w:t>
       </w:r>
     </w:p>
     <w:p>
@@ -16191,13 +14863,7 @@
         <w:pStyle w:val="BodyText"/>
       </w:pPr>
       <w:r>
-        <w:t xml:space="preserve">The Government’s reinterpretation also makes little sense in context. As the concurrence explained below, the “state’s reference to ‘licensed’ health care is a misnomer to the extent it suggests that particular health care procedures, methodologies, and treatments are ‘licensed’ in Ohio.” A</w:t>
-      </w:r>
-      <w:r>
-        <w:noBreakHyphen/>
-      </w:r>
-      <w:r>
-        <w:t xml:space="preserve">35 (¶ 169, fn.72) (Dorrian, J., concurring in judgment). “Ohio licenses professionals who provide health care,” as opposed to licensing “particular procedures, methodologies, and treatments.”</w:t>
+        <w:t xml:space="preserve">The Government’s reinterpretation also makes little sense in context. As the concurrence explained below, the “state’s reference to ‘licensed’ health care is a misnomer to the extent it suggests that particular health care procedures, methodologies, and treatments are ‘licensed’ in Ohio.” A-⁠35 (¶ 169, fn.72) (Dorrian, J., concurring in judgment). “Ohio licenses professionals who provide health care,” as opposed to licensing “particular procedures, methodologies, and treatments.”</w:t>
       </w:r>
       <w:r>
         <w:t xml:space="preserve"> </w:t>
@@ -16213,13 +14879,7 @@
         <w:t xml:space="preserve"> </w:t>
       </w:r>
       <w:r>
-        <w:t xml:space="preserve">The Tenth District thus properly declined to “add language (‘licensed’) that does not exist in the constitutional provision.” A</w:t>
-      </w:r>
-      <w:r>
-        <w:noBreakHyphen/>
-      </w:r>
-      <w:r>
-        <w:t xml:space="preserve">28 (¶ 54) (majority op.). Moreover, the Government never actually explains why gender-affirming medical care—a well-established treatment that was available at Ohio’s leading medical centers,</w:t>
+        <w:t xml:space="preserve">The Tenth District thus properly declined to “add language (‘licensed’) that does not exist in the constitutional provision.” A-⁠28 (¶ 54) (majority op.). Moreover, the Government never actually explains why gender-affirming medical care—a well-established treatment that was available at Ohio’s leading medical centers,</w:t>
       </w:r>
       <w:r>
         <w:t xml:space="preserve"> </w:t>
@@ -16240,13 +14900,7 @@
         <w:pStyle w:val="BodyText"/>
       </w:pPr>
       <w:r>
-        <w:t xml:space="preserve">The Government separately suggests that Sections (B) and (C) need to be understood against the backdrop of passage of the Affordable Care Act (“ACA”), and should therefore be interpreted solely as measures “to protect Ohioans” from being coerced “into certain healthcare plans” or from being barred from purchasing “fee-for-service care.” Opening Br. 36</w:t>
-      </w:r>
-      <w:r>
-        <w:noBreakHyphen/>
-      </w:r>
-      <w:r>
-        <w:t xml:space="preserve">37. This argument fails on multiple levels.</w:t>
+        <w:t xml:space="preserve">The Government separately suggests that Sections (B) and (C) need to be understood against the backdrop of passage of the Affordable Care Act (“ACA”), and should therefore be interpreted solely as measures “to protect Ohioans” from being coerced “into certain healthcare plans” or from being barred from purchasing “fee-for-service care.” Opening Br. 36-⁠37. This argument fails on multiple levels.</w:t>
       </w:r>
     </w:p>
     <w:p>
@@ -16267,13 +14921,7 @@
         <w:t xml:space="preserve">State v. Pariag</w:t>
       </w:r>
       <w:r>
-        <w:t xml:space="preserve">, 2013-Ohio</w:t>
-      </w:r>
-      <w:r>
-        <w:noBreakHyphen/>
-      </w:r>
-      <w:r>
-        <w:t xml:space="preserve">4010, ¶ 10 (“When a statute’s language is clear and unambiguous, a court must apply it as written.”);</w:t>
+        <w:t xml:space="preserve">, 2013-Ohio-⁠4010, ¶ 10 (“When a statute’s language is clear and unambiguous, a court must apply it as written.”);</w:t>
       </w:r>
       <w:r>
         <w:t xml:space="preserve"> </w:t>
@@ -16306,13 +14954,7 @@
         <w:t xml:space="preserve"> </w:t>
       </w:r>
       <w:r>
-        <w:t xml:space="preserve">(emphasis added). As the Tenth District recognized, use of the “disjunctive ‘or’ to separately reference both ‘health care’ and ‘health insurance’” makes clear that Ohio citizens have “a right to their freedom of choice regarding both.” A</w:t>
-      </w:r>
-      <w:r>
-        <w:noBreakHyphen/>
-      </w:r>
-      <w:r>
-        <w:t xml:space="preserve">28 (¶ 56);</w:t>
+        <w:t xml:space="preserve">(emphasis added). As the Tenth District recognized, use of the “disjunctive ‘or’ to separately reference both ‘health care’ and ‘health insurance’” makes clear that Ohio citizens have “a right to their freedom of choice regarding both.” A-⁠28 (¶ 56);</w:t>
       </w:r>
       <w:r>
         <w:t xml:space="preserve"> </w:t>
@@ -16380,13 +15022,7 @@
         <w:t xml:space="preserve">v. Durrani</w:t>
       </w:r>
       <w:r>
-        <w:t xml:space="preserve">, 2022-Ohio</w:t>
-      </w:r>
-      <w:r>
-        <w:noBreakHyphen/>
-      </w:r>
-      <w:r>
-        <w:t xml:space="preserve">4190, ¶ 23 (explaining that the Court should “give such interpretation as will give effect to every word and clause,” and “avoid that construction which renders a provision meaningless or inoperative” (internal quotations and alterations omitted)). Likewise, the HCFA’s application to any “federal, state, or local law” hardly shows that the Amendment was solely a reaction to the ACA. Opening Br. 36. If anything, the inclusion of state and local laws in the text demonstrates that the Amendment’s target was not limited to the ACA—particularly because the Amendment’s application to federal law is largely symbolic in light of the Supremacy Clause. As a leading proponent of the HCFA explained, “[a]t the state level” the HCFA protected against state laws that might “take away Ohioans’ freedom to choose their health care or health insurance.”</w:t>
+        <w:t xml:space="preserve">, 2022-Ohio-⁠4190, ¶ 23 (explaining that the Court should “give such interpretation as will give effect to every word and clause,” and “avoid that construction which renders a provision meaningless or inoperative” (internal quotations and alterations omitted)). Likewise, the HCFA’s application to any “federal, state, or local law” hardly shows that the Amendment was solely a reaction to the ACA. Opening Br. 36. If anything, the inclusion of state and local laws in the text demonstrates that the Amendment’s target was not limited to the ACA—particularly because the Amendment’s application to federal law is largely symbolic in light of the Supremacy Clause. As a leading proponent of the HCFA explained, “[a]t the state level” the HCFA protected against state laws that might “take away Ohioans’ freedom to choose their health care or health insurance.”</w:t>
       </w:r>
       <w:r>
         <w:rPr>
@@ -16425,13 +15061,7 @@
         <w:t xml:space="preserve">City of Centerville</w:t>
       </w:r>
       <w:r>
-        <w:t xml:space="preserve">, 2020-Ohio</w:t>
-      </w:r>
-      <w:r>
-        <w:noBreakHyphen/>
-      </w:r>
-      <w:r>
-        <w:t xml:space="preserve">5219, at ¶ 22 (emphasis added). Thus, the analysis still turns on the language of the text—not post hoc speculation about the public’s understanding of the general purpose of the amendment. The Government provides no basis, and certainly no basis grounded in the text, to impose an interpretation of the HCFA based on its view of the concerns animating the general voting public.</w:t>
+        <w:t xml:space="preserve">, 2020-Ohio-⁠5219, at ¶ 22 (emphasis added). Thus, the analysis still turns on the language of the text—not post hoc speculation about the public’s understanding of the general purpose of the amendment. The Government provides no basis, and certainly no basis grounded in the text, to impose an interpretation of the HCFA based on its view of the concerns animating the general voting public.</w:t>
       </w:r>
     </w:p>
     <w:p>
@@ -16719,13 +15349,7 @@
         <w:t xml:space="preserve">see supra</w:t>
       </w:r>
       <w:r>
-        <w:t xml:space="preserve">, pp. 26</w:t>
-      </w:r>
-      <w:r>
-        <w:noBreakHyphen/>
-      </w:r>
-      <w:r>
-        <w:t xml:space="preserve">28—underscores how little the Government has to say about the text of the Amendment. Moreover, the Government’s attempt to undermine the text is doubly attenuated: It is relying not just on cherrypicked historical context, but on cherrypicked historical context that postdates the passage of the HCFA. Whether beforehand or—especially—after the fact, “ambiguous … history” cannot “muddy clear” text.</w:t>
+        <w:t xml:space="preserve">, pp. 26-⁠28—underscores how little the Government has to say about the text of the Amendment. Moreover, the Government’s attempt to undermine the text is doubly attenuated: It is relying not just on cherrypicked historical context, but on cherrypicked historical context that postdates the passage of the HCFA. Whether beforehand or—especially—after the fact, “ambiguous … history” cannot “muddy clear” text.</w:t>
       </w:r>
       <w:r>
         <w:t xml:space="preserve"> </w:t>
@@ -16818,13 +15442,7 @@
         <w:t xml:space="preserve"> </w:t>
       </w:r>
       <w:r>
-        <w:t xml:space="preserve">PI Order at 31</w:t>
-      </w:r>
-      <w:r>
-        <w:noBreakHyphen/>
-      </w:r>
-      <w:r>
-        <w:t xml:space="preserve">32,</w:t>
+        <w:t xml:space="preserve">PI Order at 31-⁠32,</w:t>
       </w:r>
       <w:r>
         <w:t xml:space="preserve"> </w:t>
@@ -16913,13 +15531,7 @@
         <w:t xml:space="preserve">see infra</w:t>
       </w:r>
       <w:r>
-        <w:t xml:space="preserve">, pp. 34</w:t>
-      </w:r>
-      <w:r>
-        <w:noBreakHyphen/>
-      </w:r>
-      <w:r>
-        <w:t xml:space="preserve">35. Plaintiffs have never argued, and the Tenth District did not hold, that a litigant can invoke the HCFA’s protections merely by declaring something to be health care. Rather, courts must make a finding, based on appropriate evidence, that particular activity constitutes “health care” under the HCFA. That is precisely what happened here: The trial court made a finding that gender-affirming medical care is health care, and the Government never challenged that finding.</w:t>
+        <w:t xml:space="preserve">, pp. 34-⁠35. Plaintiffs have never argued, and the Tenth District did not hold, that a litigant can invoke the HCFA’s protections merely by declaring something to be health care. Rather, courts must make a finding, based on appropriate evidence, that particular activity constitutes “health care” under the HCFA. That is precisely what happened here: The trial court made a finding that gender-affirming medical care is health care, and the Government never challenged that finding.</w:t>
       </w:r>
       <w:r>
         <w:t xml:space="preserve"> </w:t>
@@ -17592,13 +16204,7 @@
         <w:pStyle w:val="BodyText"/>
       </w:pPr>
       <w:r>
-        <w:t xml:space="preserve">Because the HCFA does not define “wrongdoing,” the Tenth District properly began with the “plain and ordinary meaning of the term.” A</w:t>
-      </w:r>
-      <w:r>
-        <w:noBreakHyphen/>
-      </w:r>
-      <w:r>
-        <w:t xml:space="preserve">32 (¶ 67);</w:t>
+        <w:t xml:space="preserve">Because the HCFA does not define “wrongdoing,” the Tenth District properly began with the “plain and ordinary meaning of the term.” A-⁠32 (¶ 67);</w:t>
       </w:r>
       <w:r>
         <w:t xml:space="preserve"> </w:t>
@@ -17611,19 +16217,7 @@
         <w:t xml:space="preserve">see City of Cleveland v. State</w:t>
       </w:r>
       <w:r>
-        <w:t xml:space="preserve">, 2019-Ohio</w:t>
-      </w:r>
-      <w:r>
-        <w:noBreakHyphen/>
-      </w:r>
-      <w:r>
-        <w:t xml:space="preserve">3820, ¶ 17 (“[w]e give undefined words in the Constitution their usual, normal, or customary meaning”). As the Tenth District explained, “wrongdoing” is defined as “evil or improper behavior or action” and “an instance of doing wrong.” A</w:t>
-      </w:r>
-      <w:r>
-        <w:noBreakHyphen/>
-      </w:r>
-      <w:r>
-        <w:t xml:space="preserve">32 (¶ 68) (quoting dictionary definitions). Thus, Section 21(D) preserves laws focused on misconduct—e.g., failure to obtain a patient’s informed consent, false billing, or practicing medicine without a license. That makes sense in context: Section 21(D) applies to laws intended to “punish wrongdoing” or “deter fraud.” Under the canon</w:t>
+        <w:t xml:space="preserve">, 2019-Ohio-⁠3820, ¶ 17 (“[w]e give undefined words in the Constitution their usual, normal, or customary meaning”). As the Tenth District explained, “wrongdoing” is defined as “evil or improper behavior or action” and “an instance of doing wrong.” A-⁠32 (¶ 68) (quoting dictionary definitions). Thus, Section 21(D) preserves laws focused on misconduct—e.g., failure to obtain a patient’s informed consent, false billing, or practicing medicine without a license. That makes sense in context: Section 21(D) applies to laws intended to “punish wrongdoing” or “deter fraud.” Under the canon</w:t>
       </w:r>
       <w:r>
         <w:t xml:space="preserve"> </w:t>
@@ -17649,13 +16243,7 @@
         <w:t xml:space="preserve">State v. Romage</w:t>
       </w:r>
       <w:r>
-        <w:t xml:space="preserve">, 2014-Ohio</w:t>
-      </w:r>
-      <w:r>
-        <w:noBreakHyphen/>
-      </w:r>
-      <w:r>
-        <w:t xml:space="preserve">783, ¶ 13. Both phrases demonstrate that voters were focused on</w:t>
+        <w:t xml:space="preserve">, 2014-Ohio-⁠783, ¶ 13. Both phrases demonstrate that voters were focused on</w:t>
       </w:r>
       <w:r>
         <w:t xml:space="preserve"> </w:t>
@@ -17872,13 +16460,7 @@
         <w:t xml:space="preserve">City of Centerville</w:t>
       </w:r>
       <w:r>
-        <w:t xml:space="preserve">, 2020-Ohio</w:t>
-      </w:r>
-      <w:r>
-        <w:noBreakHyphen/>
-      </w:r>
-      <w:r>
-        <w:t xml:space="preserve">5219, at ¶ 47 (Kennedy, J., concurring);</w:t>
+        <w:t xml:space="preserve">, 2020-Ohio-⁠5219, at ¶ 47 (Kennedy, J., concurring);</w:t>
       </w:r>
       <w:r>
         <w:t xml:space="preserve"> </w:t>
@@ -17891,13 +16473,7 @@
         <w:t xml:space="preserve">see also City of Cleveland</w:t>
       </w:r>
       <w:r>
-        <w:t xml:space="preserve">, 2019-Ohio</w:t>
-      </w:r>
-      <w:r>
-        <w:noBreakHyphen/>
-      </w:r>
-      <w:r>
-        <w:t xml:space="preserve">3820, at ¶ 16 (“The purpose of our written Constitution is to define and limit the powers of government and secure the rights of the people.”). The HCFA would provide no protection at all if the General Assembly had discretion to determine what falls within the Amendment’s protections, as the Government contends here. Under the Government’s approach, whenever the General Assembly passes a law prohibiting or penalizing a category of health care—thus violating the Amendment’s core prohibition in Sections 21(B) and (C)—the Amendment’s “wrongdoing” exception is automatically met merely because the General Assembly passed a law. Section 21(D) would thus override Sections 21(B) and (C) in every circumstance, eviscerating the core protection of the HCFA.</w:t>
+        <w:t xml:space="preserve">, 2019-Ohio-⁠3820, at ¶ 16 (“The purpose of our written Constitution is to define and limit the powers of government and secure the rights of the people.”). The HCFA would provide no protection at all if the General Assembly had discretion to determine what falls within the Amendment’s protections, as the Government contends here. Under the Government’s approach, whenever the General Assembly passes a law prohibiting or penalizing a category of health care—thus violating the Amendment’s core prohibition in Sections 21(B) and (C)—the Amendment’s “wrongdoing” exception is automatically met merely because the General Assembly passed a law. Section 21(D) would thus override Sections 21(B) and (C) in every circumstance, eviscerating the core protection of the HCFA.</w:t>
       </w:r>
     </w:p>
     <w:p>
@@ -17932,13 +16508,7 @@
         <w:t xml:space="preserve">of Ohio v. Ohio Redistricting Comm’n</w:t>
       </w:r>
       <w:r>
-        <w:t xml:space="preserve">, 2022-Ohio</w:t>
-      </w:r>
-      <w:r>
-        <w:noBreakHyphen/>
-      </w:r>
-      <w:r>
-        <w:t xml:space="preserve">65, ¶ 94.</w:t>
+        <w:t xml:space="preserve">, 2022-Ohio-⁠65, ¶ 94.</w:t>
       </w:r>
     </w:p>
     <w:p>
@@ -17972,13 +16542,7 @@
         <w:t xml:space="preserve">see supra</w:t>
       </w:r>
       <w:r>
-        <w:t xml:space="preserve">, p. 19, but whether anything else qualifies as “health care” would need to be determined on a case-by-case basis. The Tenth District’s interpretation hardly means that any “service labeled ‘health care’ by a willing buyer and a willing seller” must be understood as “health care,” or that the court paved the way for, as the Government suggests, “amputation of a healthy body part.” Opening Br. 39</w:t>
-      </w:r>
-      <w:r>
-        <w:noBreakHyphen/>
-      </w:r>
-      <w:r>
-        <w:t xml:space="preserve">40.</w:t>
+        <w:t xml:space="preserve">, p. 19, but whether anything else qualifies as “health care” would need to be determined on a case-by-case basis. The Tenth District’s interpretation hardly means that any “service labeled ‘health care’ by a willing buyer and a willing seller” must be understood as “health care,” or that the court paved the way for, as the Government suggests, “amputation of a healthy body part.” Opening Br. 39-⁠40.</w:t>
       </w:r>
     </w:p>
     <w:p>
@@ -18007,19 +16571,7 @@
         <w:pStyle w:val="BodyText"/>
       </w:pPr>
       <w:r>
-        <w:t xml:space="preserve">Finally, while the Government repeatedly objects to the Tenth District’s reliance on the consensus of the medical community, the Tenth District’s interpretation of the HCFA does not subordinate the General Assembly to the medical community. Rather, voters in Ohio determined that individual Ohioans, not the General Assembly, should have the freedom to decide whether to access certain forms of health care. The Tenth District invoked the medical consensus in explaining that there was no dispute that gender-affirming medical care was properly understood as health care, a finding the Government did not contest below. A</w:t>
-      </w:r>
-      <w:r>
-        <w:noBreakHyphen/>
-      </w:r>
-      <w:r>
-        <w:t xml:space="preserve">34</w:t>
-      </w:r>
-      <w:r>
-        <w:noBreakHyphen/>
-      </w:r>
-      <w:r>
-        <w:t xml:space="preserve">35 (¶¶ 73-⁠75). If the General Assembly believes certain conduct does not qualify as health care—female genital mutilation, for example (</w:t>
+        <w:t xml:space="preserve">Finally, while the Government repeatedly objects to the Tenth District’s reliance on the consensus of the medical community, the Tenth District’s interpretation of the HCFA does not subordinate the General Assembly to the medical community. Rather, voters in Ohio determined that individual Ohioans, not the General Assembly, should have the freedom to decide whether to access certain forms of health care. The Tenth District invoked the medical consensus in explaining that there was no dispute that gender-affirming medical care was properly understood as health care, a finding the Government did not contest below. A-⁠34-⁠35 (¶¶ 73-⁠75). If the General Assembly believes certain conduct does not qualify as health care—female genital mutilation, for example (</w:t>
       </w:r>
       <w:r>
         <w:rPr>
@@ -18053,13 +16605,7 @@
         <w:pStyle w:val="BodyText"/>
       </w:pPr>
       <w:r>
-        <w:t xml:space="preserve">Ultimately, H.B. 68 turns on the General Assembly’s singling out of puberty suppressing medications and hormone therapy for the treatment of gender dysphoria in adolescents as disfavored. Even putting aside that this view conflicts “with the prevailing consensus of the professional medical community regarding the appropriate standards of care for minors diagnosed with gender dysphoria in the United States,” the General Assembly’s risk-benefit analysis “has no bearing on [the] analysis under the HCFA.” A</w:t>
-      </w:r>
-      <w:r>
-        <w:noBreakHyphen/>
-      </w:r>
-      <w:r>
-        <w:t xml:space="preserve">35 (¶ 74). Rather, the HCFA has vested the power to decide in the voters, and the Government’s unfounded “policy arguments cannot supersede the clear [constitutional] text[.]”</w:t>
+        <w:t xml:space="preserve">Ultimately, H.B. 68 turns on the General Assembly’s singling out of puberty suppressing medications and hormone therapy for the treatment of gender dysphoria in adolescents as disfavored. Even putting aside that this view conflicts “with the prevailing consensus of the professional medical community regarding the appropriate standards of care for minors diagnosed with gender dysphoria in the United States,” the General Assembly’s risk-benefit analysis “has no bearing on [the] analysis under the HCFA.” A-⁠35 (¶ 74). Rather, the HCFA has vested the power to decide in the voters, and the Government’s unfounded “policy arguments cannot supersede the clear [constitutional] text[.]”</w:t>
       </w:r>
       <w:r>
         <w:t xml:space="preserve"> </w:t>
@@ -18086,13 +16632,7 @@
         <w:t xml:space="preserve">v. Harris</w:t>
       </w:r>
       <w:r>
-        <w:t xml:space="preserve">, 2024-Ohio</w:t>
-      </w:r>
-      <w:r>
-        <w:noBreakHyphen/>
-      </w:r>
-      <w:r>
-        <w:t xml:space="preserve">3130, ¶ 69 (Fischer, J., concurring) (quoting</w:t>
+        <w:t xml:space="preserve">, 2024-Ohio-⁠3130, ¶ 69 (Fischer, J., concurring) (quoting</w:t>
       </w:r>
       <w:r>
         <w:t xml:space="preserve"> </w:t>
@@ -18676,13 +17216,7 @@
         <w:t xml:space="preserve">See State v. Aalim</w:t>
       </w:r>
       <w:r>
-        <w:t xml:space="preserve">, 2017-Ohio</w:t>
-      </w:r>
-      <w:r>
-        <w:noBreakHyphen/>
-      </w:r>
-      <w:r>
-        <w:t xml:space="preserve">2956, ¶ 15 (citing</w:t>
+        <w:t xml:space="preserve">, 2017-Ohio-⁠2956, ¶ 15 (citing</w:t>
       </w:r>
       <w:r>
         <w:t xml:space="preserve"> </w:t>
@@ -18708,13 +17242,7 @@
         <w:t xml:space="preserve">see also State v. Hand</w:t>
       </w:r>
       <w:r>
-        <w:t xml:space="preserve">, 2016-Ohio</w:t>
-      </w:r>
-      <w:r>
-        <w:noBreakHyphen/>
-      </w:r>
-      <w:r>
-        <w:t xml:space="preserve">5504, ¶ 11. The Government recognizes as much, acknowledging “that this Court has long treated Ohio’s Due Course of Law Clause as ‘the equivalent of the “due process of law” protections in the United States Constitution.’” Opening Br. 17 (quoting</w:t>
+        <w:t xml:space="preserve">, 2016-Ohio-⁠5504, ¶ 11. The Government recognizes as much, acknowledging “that this Court has long treated Ohio’s Due Course of Law Clause as ‘the equivalent of the “due process of law” protections in the United States Constitution.’” Opening Br. 17 (quoting</w:t>
       </w:r>
       <w:r>
         <w:t xml:space="preserve"> </w:t>
@@ -18727,13 +17255,7 @@
         <w:t xml:space="preserve">Arbino v. Johnson &amp; Johnson</w:t>
       </w:r>
       <w:r>
-        <w:t xml:space="preserve">, 2007-Ohio</w:t>
-      </w:r>
-      <w:r>
-        <w:noBreakHyphen/>
-      </w:r>
-      <w:r>
-        <w:t xml:space="preserve">6948, ¶ 48)). Opening Br. 17 Thus, this Court has repeatedly explained that “Ohio courts may look to decisions of the United States Supreme Court to give meaning to Ohio’s Due Course of Law Clause.”</w:t>
+        <w:t xml:space="preserve">, 2007-Ohio-⁠6948, ¶ 48)). Opening Br. 17 Thus, this Court has repeatedly explained that “Ohio courts may look to decisions of the United States Supreme Court to give meaning to Ohio’s Due Course of Law Clause.”</w:t>
       </w:r>
       <w:r>
         <w:t xml:space="preserve"> </w:t>
@@ -18770,13 +17292,7 @@
         <w:t xml:space="preserve">State v. Bode</w:t>
       </w:r>
       <w:r>
-        <w:t xml:space="preserve">, 2015-Ohio</w:t>
-      </w:r>
-      <w:r>
-        <w:noBreakHyphen/>
-      </w:r>
-      <w:r>
-        <w:t xml:space="preserve">1519, ¶¶ 23-⁠24 (interpreting the Due Course of Law Clause to provide juvenile criminal defendant broader protections than the federal Due Process Clause);</w:t>
+        <w:t xml:space="preserve">, 2015-Ohio-⁠1519, ¶¶ 23-⁠24 (interpreting the Due Course of Law Clause to provide juvenile criminal defendant broader protections than the federal Due Process Clause);</w:t>
       </w:r>
       <w:r>
         <w:t xml:space="preserve"> </w:t>
@@ -18816,13 +17332,7 @@
         <w:t xml:space="preserve">State v. Mole</w:t>
       </w:r>
       <w:r>
-        <w:t xml:space="preserve">, 2016-Ohio</w:t>
-      </w:r>
-      <w:r>
-        <w:noBreakHyphen/>
-      </w:r>
-      <w:r>
-        <w:t xml:space="preserve">5124, ¶¶ 20-⁠21.</w:t>
+        <w:t xml:space="preserve">, 2016-Ohio-⁠5124, ¶¶ 20-⁠21.</w:t>
       </w:r>
     </w:p>
     <w:p>
@@ -18843,13 +17353,7 @@
         <w:t xml:space="preserve">Westfield Ins. Co. v. Galatis</w:t>
       </w:r>
       <w:r>
-        <w:t xml:space="preserve">, 2003-Ohio</w:t>
-      </w:r>
-      <w:r>
-        <w:noBreakHyphen/>
-      </w:r>
-      <w:r>
-        <w:t xml:space="preserve">5849, ¶ 43. It is therefore “of fundamental importance to the rule of law.”</w:t>
+        <w:t xml:space="preserve">, 2003-Ohio-⁠5849, ¶ 43. It is therefore “of fundamental importance to the rule of law.”</w:t>
       </w:r>
       <w:r>
         <w:t xml:space="preserve"> </w:t>
@@ -18916,13 +17420,7 @@
         <w:t xml:space="preserve">v. J&amp;B Steel Erectors</w:t>
       </w:r>
       <w:r>
-        <w:t xml:space="preserve">, 2018-Ohio</w:t>
-      </w:r>
-      <w:r>
-        <w:noBreakHyphen/>
-      </w:r>
-      <w:r>
-        <w:t xml:space="preserve">5088, ¶ 12. But the Government fails to explain why the right “to seek a remedy” does not encompass protections akin to substantive due process. As the Government’s own cited sources recognize, “due course of law” was used at the Founding “to refer to legal procedure more broadly.” Rema &amp; Solum,</w:t>
+        <w:t xml:space="preserve">, 2018-Ohio-⁠5088, ¶ 12. But the Government fails to explain why the right “to seek a remedy” does not encompass protections akin to substantive due process. As the Government’s own cited sources recognize, “due course of law” was used at the Founding “to refer to legal procedure more broadly.” Rema &amp; Solum,</w:t>
       </w:r>
       <w:r>
         <w:t xml:space="preserve"> </w:t>
@@ -18935,13 +17433,7 @@
         <w:t xml:space="preserve">The Original Meaning of “Due Process of Law” in the Fifth Amendment</w:t>
       </w:r>
       <w:r>
-        <w:t xml:space="preserve">, 108 Va.L.Rev. 448, 501</w:t>
-      </w:r>
-      <w:r>
-        <w:noBreakHyphen/>
-      </w:r>
-      <w:r>
-        <w:t xml:space="preserve">502 (2022). “Due process of law,” by contrast, referred more narrowly to “legal process in the technical sense.”</w:t>
+        <w:t xml:space="preserve">, 108 Va.L.Rev. 448, 501-⁠502 (2022). “Due process of law,” by contrast, referred more narrowly to “legal process in the technical sense.”</w:t>
       </w:r>
       <w:r>
         <w:t xml:space="preserve"> </w:t>
@@ -19000,13 +17492,7 @@
         <w:t xml:space="preserve">v. Schrader</w:t>
       </w:r>
       <w:r>
-        <w:t xml:space="preserve">, 569 S.W.2d 822, 827</w:t>
-      </w:r>
-      <w:r>
-        <w:noBreakHyphen/>
-      </w:r>
-      <w:r>
-        <w:t xml:space="preserve">828 (Tenn. 1978). They have little bearing here.</w:t>
+        <w:t xml:space="preserve">, 569 S.W.2d 822, 827-⁠828 (Tenn. 1978). They have little bearing here.</w:t>
       </w:r>
     </w:p>
     <w:p>
@@ -19043,13 +17529,7 @@
         <w:t xml:space="preserve">Aalim</w:t>
       </w:r>
       <w:r>
-        <w:t xml:space="preserve">, 2017-Ohio</w:t>
-      </w:r>
-      <w:r>
-        <w:noBreakHyphen/>
-      </w:r>
-      <w:r>
-        <w:t xml:space="preserve">2956, at ¶ 15. Thus, the “workability” required to “retain the ‘substantive’ aspect of the Due Course of Law Clause” is merely to follow U.S. Supreme Court precedent as the floor and consider whether the Ohio Constitution provides any greater protections—a task this Court is certainly able to manage. The Government makes no argument to the contrary.</w:t>
+        <w:t xml:space="preserve">, 2017-Ohio-⁠2956, at ¶ 15. Thus, the “workability” required to “retain the ‘substantive’ aspect of the Due Course of Law Clause” is merely to follow U.S. Supreme Court precedent as the floor and consider whether the Ohio Constitution provides any greater protections—a task this Court is certainly able to manage. The Government makes no argument to the contrary.</w:t>
       </w:r>
     </w:p>
     <w:p>
@@ -19096,13 +17576,7 @@
         <w:t xml:space="preserve">Hand</w:t>
       </w:r>
       <w:r>
-        <w:t xml:space="preserve">, 2016-Ohio</w:t>
-      </w:r>
-      <w:r>
-        <w:noBreakHyphen/>
-      </w:r>
-      <w:r>
-        <w:t xml:space="preserve">5504, at ¶¶ 21-⁠38 (use of a juvenile adjudication to enhance the sentence for a substantive offense violates Article I, Section 16);</w:t>
+        <w:t xml:space="preserve">, 2016-Ohio-⁠5504, at ¶¶ 21-⁠38 (use of a juvenile adjudication to enhance the sentence for a substantive offense violates Article I, Section 16);</w:t>
       </w:r>
       <w:r>
         <w:t xml:space="preserve"> </w:t>
@@ -19115,13 +17589,7 @@
         <w:t xml:space="preserve">Stanton</w:t>
       </w:r>
       <w:r>
-        <w:t xml:space="preserve">, 114 Ohio St. at 683</w:t>
-      </w:r>
-      <w:r>
-        <w:noBreakHyphen/>
-      </w:r>
-      <w:r>
-        <w:t xml:space="preserve">684 (the Ohio Constitution protects a right of judicial review in administrative proceedings).</w:t>
+        <w:t xml:space="preserve">, 114 Ohio St. at 683-⁠684 (the Ohio Constitution protects a right of judicial review in administrative proceedings).</w:t>
       </w:r>
     </w:p>
     <w:p>
@@ -19172,13 +17640,7 @@
         <w:t xml:space="preserve"> </w:t>
       </w:r>
       <w:r>
-        <w:t xml:space="preserve">at 455</w:t>
-      </w:r>
-      <w:r>
-        <w:noBreakHyphen/>
-      </w:r>
-      <w:r>
-        <w:t xml:space="preserve">456 (quoting</w:t>
+        <w:t xml:space="preserve">at 455-⁠456 (quoting</w:t>
       </w:r>
       <w:r>
         <w:t xml:space="preserve"> </w:t>
@@ -19204,13 +17666,7 @@
         <w:t xml:space="preserve">State v. Hubbard</w:t>
       </w:r>
       <w:r>
-        <w:t xml:space="preserve">, 2021-Ohio</w:t>
-      </w:r>
-      <w:r>
-        <w:noBreakHyphen/>
-      </w:r>
-      <w:r>
-        <w:t xml:space="preserve">3710, ¶ 44 (quoting</w:t>
+        <w:t xml:space="preserve">, 2021-Ohio-⁠3710, ¶ 44 (quoting</w:t>
       </w:r>
       <w:r>
         <w:t xml:space="preserve"> </w:t>
@@ -19223,13 +17679,7 @@
         <w:t xml:space="preserve">Vasquez v. Hillery</w:t>
       </w:r>
       <w:r>
-        <w:t xml:space="preserve">, 474 U.S. 254, 265</w:t>
-      </w:r>
-      <w:r>
-        <w:noBreakHyphen/>
-      </w:r>
-      <w:r>
-        <w:t xml:space="preserve">266 (1986)). The Court should not accept the Government’s ill-conceived invitation to subvert the integrity of that system.</w:t>
+        <w:t xml:space="preserve">, 474 U.S. 254, 265-⁠266 (1986)). The Court should not accept the Government’s ill-conceived invitation to subvert the integrity of that system.</w:t>
       </w:r>
     </w:p>
     <w:p>
@@ -19462,13 +17912,7 @@
         <w:t xml:space="preserve">v. Collier</w:t>
       </w:r>
       <w:r>
-        <w:t xml:space="preserve">, 2005-Ohio</w:t>
-      </w:r>
-      <w:r>
-        <w:noBreakHyphen/>
-      </w:r>
-      <w:r>
-        <w:t xml:space="preserve">5334, ¶ 39 (“[S]tatute that infringes on a fundamental right is unconstitutional unless the statute is narrowly tailored to promote a compelling government interest.”).</w:t>
+        <w:t xml:space="preserve">, 2005-Ohio-⁠5334, ¶ 39 (“[S]tatute that infringes on a fundamental right is unconstitutional unless the statute is narrowly tailored to promote a compelling government interest.”).</w:t>
       </w:r>
     </w:p>
     <w:p>
@@ -19886,13 +18330,7 @@
         <w:t xml:space="preserve">In re S.H.</w:t>
       </w:r>
       <w:r>
-        <w:t xml:space="preserve">, 2013-Ohio</w:t>
-      </w:r>
-      <w:r>
-        <w:noBreakHyphen/>
-      </w:r>
-      <w:r>
-        <w:t xml:space="preserve">4380, ¶ 13. And because “the Ohio Constitution is a document of independent force,” the Court need “not presume that the rights afforded” under the U.S. Supreme Court’s precedents “are the only rights or are the same rights as those afforded under the Ohio Constitution.”</w:t>
+        <w:t xml:space="preserve">, 2013-Ohio-⁠4380, ¶ 13. And because “the Ohio Constitution is a document of independent force,” the Court need “not presume that the rights afforded” under the U.S. Supreme Court’s precedents “are the only rights or are the same rights as those afforded under the Ohio Constitution.”</w:t>
       </w:r>
       <w:r>
         <w:t xml:space="preserve"> </w:t>
@@ -19905,13 +18343,7 @@
         <w:t xml:space="preserve">State v. Hackett</w:t>
       </w:r>
       <w:r>
-        <w:t xml:space="preserve">, 2020-Ohio</w:t>
-      </w:r>
-      <w:r>
-        <w:noBreakHyphen/>
-      </w:r>
-      <w:r>
-        <w:t xml:space="preserve">6699, ¶ 26 (Fischer, J., concurring) (“In some circumstances, rights afforded to people under the Ohio Constitution are greater than those afforded to a person under the United States Constitution.”).</w:t>
+        <w:t xml:space="preserve">, 2020-Ohio-⁠6699, ¶ 26 (Fischer, J., concurring) (“In some circumstances, rights afforded to people under the Ohio Constitution are greater than those afforded to a person under the United States Constitution.”).</w:t>
       </w:r>
     </w:p>
     <w:p>
@@ -19959,13 +18391,7 @@
         <w:t xml:space="preserve">see also In re I.S.</w:t>
       </w:r>
       <w:r>
-        <w:t xml:space="preserve">, 2022-Ohio</w:t>
-      </w:r>
-      <w:r>
-        <w:noBreakHyphen/>
-      </w:r>
-      <w:r>
-        <w:t xml:space="preserve">3923, ¶ 102, fn.8 (8th Dist.) (recognizing that parents’ right to make medical decisions for their children includes, “within reason, whether and what type of medical care the child will receive”). In</w:t>
+        <w:t xml:space="preserve">, 2022-Ohio-⁠3923, ¶ 102, fn.8 (8th Dist.) (recognizing that parents’ right to make medical decisions for their children includes, “within reason, whether and what type of medical care the child will receive”). In</w:t>
       </w:r>
       <w:r>
         <w:t xml:space="preserve"> </w:t>
@@ -20050,13 +18476,7 @@
         <w:t xml:space="preserve">v. Mich. Dep’t of Health &amp; Human Servs.</w:t>
       </w:r>
       <w:r>
-        <w:t xml:space="preserve">, 927 F.3d 396, 418</w:t>
-      </w:r>
-      <w:r>
-        <w:noBreakHyphen/>
-      </w:r>
-      <w:r>
-        <w:t xml:space="preserve">419 (6th Cir. 2019) (“Parents possess a fundamental right to make decisions concerning the medical care of their children.”). And the parental interest should grow only stronger where, as here, the parent shares the child’s interests in pursuing a particular course of medical care.</w:t>
+        <w:t xml:space="preserve">, 927 F.3d 396, 418-⁠419 (6th Cir. 2019) (“Parents possess a fundamental right to make decisions concerning the medical care of their children.”). And the parental interest should grow only stronger where, as here, the parent shares the child’s interests in pursuing a particular course of medical care.</w:t>
       </w:r>
       <w:r>
         <w:t xml:space="preserve"> </w:t>
@@ -20069,13 +18489,7 @@
         <w:t xml:space="preserve">Cf. Santosky</w:t>
       </w:r>
       <w:r>
-        <w:t xml:space="preserve">, 455 U.S. at 760</w:t>
-      </w:r>
-      <w:r>
-        <w:noBreakHyphen/>
-      </w:r>
-      <w:r>
-        <w:t xml:space="preserve">761.</w:t>
+        <w:t xml:space="preserve">, 455 U.S. at 760-⁠761.</w:t>
       </w:r>
     </w:p>
     <w:p>
@@ -20099,13 +18513,7 @@
         <w:t xml:space="preserve"> </w:t>
       </w:r>
       <w:r>
-        <w:t xml:space="preserve">Opening Br. 22</w:t>
-      </w:r>
-      <w:r>
-        <w:noBreakHyphen/>
-      </w:r>
-      <w:r>
-        <w:t xml:space="preserve">23. While the Government acknowledges parents’ role in their child’s medical care, the Government maintains that “parents have had the right to choose options among those on a menu of lawful health care, but the State has always set the menu.” Opening Br. 22. This approach fails multiple times over.</w:t>
+        <w:t xml:space="preserve">Opening Br. 22-⁠23. While the Government acknowledges parents’ role in their child’s medical care, the Government maintains that “parents have had the right to choose options among those on a menu of lawful health care, but the State has always set the menu.” Opening Br. 22. This approach fails multiple times over.</w:t>
       </w:r>
     </w:p>
     <w:p>
@@ -20129,13 +18537,7 @@
         <w:t xml:space="preserve"> </w:t>
       </w:r>
       <w:r>
-        <w:t xml:space="preserve">Opening Br. 22</w:t>
-      </w:r>
-      <w:r>
-        <w:noBreakHyphen/>
-      </w:r>
-      <w:r>
-        <w:t xml:space="preserve">23. According to the Government, Plaintiffs’ claim fails because “gender transition for minors” is not “objectively, deeply rooted in this Nation’s history and tradition.”</w:t>
+        <w:t xml:space="preserve">Opening Br. 22-⁠23. According to the Government, Plaintiffs’ claim fails because “gender transition for minors” is not “objectively, deeply rooted in this Nation’s history and tradition.”</w:t>
       </w:r>
       <w:r>
         <w:t xml:space="preserve"> </w:t>
@@ -20148,13 +18550,7 @@
         <w:t xml:space="preserve">Aalim</w:t>
       </w:r>
       <w:r>
-        <w:t xml:space="preserve">, 2017-Ohio</w:t>
-      </w:r>
-      <w:r>
-        <w:noBreakHyphen/>
-      </w:r>
-      <w:r>
-        <w:t xml:space="preserve">2956, at ¶ 16. But the starting point for the analysis has always been the general “liberty of parents and guardians to direct the upbringing and education of children under their control.”</w:t>
+        <w:t xml:space="preserve">, 2017-Ohio-⁠2956, at ¶ 16. But the starting point for the analysis has always been the general “liberty of parents and guardians to direct the upbringing and education of children under their control.”</w:t>
       </w:r>
       <w:r>
         <w:t xml:space="preserve"> </w:t>
@@ -20167,13 +18563,7 @@
         <w:t xml:space="preserve">Pierce</w:t>
       </w:r>
       <w:r>
-        <w:t xml:space="preserve">, 268 U.S. at 534</w:t>
-      </w:r>
-      <w:r>
-        <w:noBreakHyphen/>
-      </w:r>
-      <w:r>
-        <w:t xml:space="preserve">535;</w:t>
+        <w:t xml:space="preserve">, 268 U.S. at 534-⁠535;</w:t>
       </w:r>
       <w:r>
         <w:t xml:space="preserve"> </w:t>
@@ -20212,13 +18602,7 @@
         <w:t xml:space="preserve">Pierce</w:t>
       </w:r>
       <w:r>
-        <w:t xml:space="preserve">, 268 U.S. at 534</w:t>
-      </w:r>
-      <w:r>
-        <w:noBreakHyphen/>
-      </w:r>
-      <w:r>
-        <w:t xml:space="preserve">535. The Court did not evaluate whether, for example, there was a deeply rooted tradition of teaching German,</w:t>
+        <w:t xml:space="preserve">, 268 U.S. at 534-⁠535. The Court did not evaluate whether, for example, there was a deeply rooted tradition of teaching German,</w:t>
       </w:r>
       <w:r>
         <w:t xml:space="preserve"> </w:t>
@@ -20231,13 +18615,7 @@
         <w:t xml:space="preserve">Meyer</w:t>
       </w:r>
       <w:r>
-        <w:t xml:space="preserve">, 262 U.S. at 400</w:t>
-      </w:r>
-      <w:r>
-        <w:noBreakHyphen/>
-      </w:r>
-      <w:r>
-        <w:t xml:space="preserve">401, or permitting a Catholic education,</w:t>
+        <w:t xml:space="preserve">, 262 U.S. at 400-⁠401, or permitting a Catholic education,</w:t>
       </w:r>
       <w:r>
         <w:t xml:space="preserve"> </w:t>
@@ -20250,13 +18628,7 @@
         <w:t xml:space="preserve">Pierce</w:t>
       </w:r>
       <w:r>
-        <w:t xml:space="preserve">, 268 U.S. at 534</w:t>
-      </w:r>
-      <w:r>
-        <w:noBreakHyphen/>
-      </w:r>
-      <w:r>
-        <w:t xml:space="preserve">535. This Court has taken the same approach. In</w:t>
+        <w:t xml:space="preserve">, 268 U.S. at 534-⁠535. This Court has taken the same approach. In</w:t>
       </w:r>
       <w:r>
         <w:t xml:space="preserve"> </w:t>
@@ -20283,13 +18655,7 @@
         <w:t xml:space="preserve">v. Collier</w:t>
       </w:r>
       <w:r>
-        <w:t xml:space="preserve">, 2005-Ohio</w:t>
-      </w:r>
-      <w:r>
-        <w:noBreakHyphen/>
-      </w:r>
-      <w:r>
-        <w:t xml:space="preserve">5334, for example, the Court explained that, because “parents have a fundamental liberty interest in the care, custody, and management of their children,” it was required to review “Ohio’s nonparental-visitation statutes under the strict-scrutiny standard.”</w:t>
+        <w:t xml:space="preserve">, 2005-Ohio-⁠5334, for example, the Court explained that, because “parents have a fundamental liberty interest in the care, custody, and management of their children,” it was required to review “Ohio’s nonparental-visitation statutes under the strict-scrutiny standard.”</w:t>
       </w:r>
       <w:r>
         <w:t xml:space="preserve"> </w:t>
@@ -20355,13 +18721,7 @@
         <w:t xml:space="preserve">See supra</w:t>
       </w:r>
       <w:r>
-        <w:t xml:space="preserve">, pp. 7</w:t>
-      </w:r>
-      <w:r>
-        <w:noBreakHyphen/>
-      </w:r>
-      <w:r>
-        <w:t xml:space="preserve">8. Thus, the Government did not remove these treatments from the menu in Ohio generally, or even from the menu for Ohio minors specifically. It removed them from the menu only for certain minors, including Plaintiffs here. As a result, the relevant analysis for purposes of the Due Course of Law Clause is not whether a particular treatment is available, but rather whether the state can interfere with parents’ decision that an otherwise available medical treatment is appropriate for their child. That decision falls in the heartland of the well-established liberty right for parents to direct the “care and nurture of the child.”</w:t>
+        <w:t xml:space="preserve">, pp. 7-⁠8. Thus, the Government did not remove these treatments from the menu in Ohio generally, or even from the menu for Ohio minors specifically. It removed them from the menu only for certain minors, including Plaintiffs here. As a result, the relevant analysis for purposes of the Due Course of Law Clause is not whether a particular treatment is available, but rather whether the state can interfere with parents’ decision that an otherwise available medical treatment is appropriate for their child. That decision falls in the heartland of the well-established liberty right for parents to direct the “care and nurture of the child.”</w:t>
       </w:r>
       <w:r>
         <w:t xml:space="preserve"> </w:t>
@@ -20667,13 +19027,7 @@
         <w:t xml:space="preserve">First Nat’l Bank of Bos. v. Bellotti</w:t>
       </w:r>
       <w:r>
-        <w:t xml:space="preserve">, 435 U.S. 765, 793</w:t>
-      </w:r>
-      <w:r>
-        <w:noBreakHyphen/>
-      </w:r>
-      <w:r>
-        <w:t xml:space="preserve">794 (1978);</w:t>
+        <w:t xml:space="preserve">, 435 U.S. 765, 793-⁠794 (1978);</w:t>
       </w:r>
       <w:r>
         <w:t xml:space="preserve"> </w:t>
@@ -20888,25 +19242,7 @@
         <w:pStyle w:val="BodyText"/>
       </w:pPr>
       <w:r>
-        <w:t xml:space="preserve">The Government acknowledges that gender-affirming medical care is appropriate for some minors. Dr. Levine—the only one of the Government’s experts with meaningful experience related to the treatment of gender dysphoria—testified that he has approved hormone therapy for some minor patients and, absent H.B. 68, would continue to do so on a case-by-case basis. 7.18 Tr.110:16</w:t>
-      </w:r>
-      <w:r>
-        <w:noBreakHyphen/>
-      </w:r>
-      <w:r>
-        <w:t xml:space="preserve">112:19, 114:19</w:t>
-      </w:r>
-      <w:r>
-        <w:noBreakHyphen/>
-      </w:r>
-      <w:r>
-        <w:t xml:space="preserve">116:21 (Levine) (“Q. Okay. Going forward, whether you would approve hormone therapy for other minors would be a decision that you would make on a case-by-case basis, correct? A. Yes.”). He further agreed that the decision whether to provide gender-affirming medical care to minors with gender dysphoria should be made by parents, in consultation with their children’s doctors and after being informed of the potential risks—precisely how this decision was made prior to the Ban. 7.18 Tr.74:14</w:t>
-      </w:r>
-      <w:r>
-        <w:noBreakHyphen/>
-      </w:r>
-      <w:r>
-        <w:t xml:space="preserve">24 (Levine) (“The parents and the child, the family itself has to make the decision about what to do next.”);</w:t>
+        <w:t xml:space="preserve">The Government acknowledges that gender-affirming medical care is appropriate for some minors. Dr. Levine—the only one of the Government’s experts with meaningful experience related to the treatment of gender dysphoria—testified that he has approved hormone therapy for some minor patients and, absent H.B. 68, would continue to do so on a case-by-case basis. 7.18 Tr.110:16-⁠112:19, 114:19-⁠116:21 (Levine) (“Q. Okay. Going forward, whether you would approve hormone therapy for other minors would be a decision that you would make on a case-by-case basis, correct? A. Yes.”). He further agreed that the decision whether to provide gender-affirming medical care to minors with gender dysphoria should be made by parents, in consultation with their children’s doctors and after being informed of the potential risks—precisely how this decision was made prior to the Ban. 7.18 Tr.74:14-⁠24 (Levine) (“The parents and the child, the family itself has to make the decision about what to do next.”);</w:t>
       </w:r>
       <w:r>
         <w:t xml:space="preserve"> </w:t>
@@ -20919,13 +19255,7 @@
         <w:t xml:space="preserve">see also id.</w:t>
       </w:r>
       <w:r>
-        <w:t xml:space="preserve">, 95:1</w:t>
-      </w:r>
-      <w:r>
-        <w:noBreakHyphen/>
-      </w:r>
-      <w:r>
-        <w:t xml:space="preserve">13 (“I think it’s a decision the family has to make after they weigh the pros and cons, after they hear about the – the information that is known about adults with transgender identities and what is not known about the subject.”). Thus, the Government’s own evidence demonstrated that gender-affirming medical care is appropriate for some minors, and that the ultimate decision whether to proceed with gender affirming care should be made by families.</w:t>
+        <w:t xml:space="preserve">, 95:1-⁠13 (“I think it’s a decision the family has to make after they weigh the pros and cons, after they hear about the – the information that is known about adults with transgender identities and what is not known about the subject.”). Thus, the Government’s own evidence demonstrated that gender-affirming medical care is appropriate for some minors, and that the ultimate decision whether to proceed with gender affirming care should be made by families.</w:t>
       </w:r>
     </w:p>
     <w:p>
@@ -20973,13 +19303,7 @@
         <w:t xml:space="preserve"> </w:t>
       </w:r>
       <w:r>
-        <w:t xml:space="preserve">7.19 Tr.120:6</w:t>
-      </w:r>
-      <w:r>
-        <w:noBreakHyphen/>
-      </w:r>
-      <w:r>
-        <w:t xml:space="preserve">17. Her prescribing endocrinologist was not the first she had approached; the first had declined to prescribe hormone therapy.</w:t>
+        <w:t xml:space="preserve">7.19 Tr.120:6-⁠17. Her prescribing endocrinologist was not the first she had approached; the first had declined to prescribe hormone therapy.</w:t>
       </w:r>
       <w:r>
         <w:t xml:space="preserve"> </w:t>
@@ -20995,13 +19319,7 @@
         <w:t xml:space="preserve"> </w:t>
       </w:r>
       <w:r>
-        <w:t xml:space="preserve">120:18</w:t>
-      </w:r>
-      <w:r>
-        <w:noBreakHyphen/>
-      </w:r>
-      <w:r>
-        <w:t xml:space="preserve">121:19. Thus, the Government’s evidence for banning an entire course of treatment turns in significant part on a single, out-of-state case of medical malpractice.</w:t>
+        <w:t xml:space="preserve">120:18-⁠121:19. Thus, the Government’s evidence for banning an entire course of treatment turns in significant part on a single, out-of-state case of medical malpractice.</w:t>
       </w:r>
     </w:p>
     <w:p>
@@ -21025,49 +19343,7 @@
         <w:t xml:space="preserve"> </w:t>
       </w:r>
       <w:r>
-        <w:t xml:space="preserve">7.15 Tr.106:15</w:t>
-      </w:r>
-      <w:r>
-        <w:noBreakHyphen/>
-      </w:r>
-      <w:r>
-        <w:t xml:space="preserve">107:23, 112:2</w:t>
-      </w:r>
-      <w:r>
-        <w:noBreakHyphen/>
-      </w:r>
-      <w:r>
-        <w:t xml:space="preserve">115:24, 118:7</w:t>
-      </w:r>
-      <w:r>
-        <w:noBreakHyphen/>
-      </w:r>
-      <w:r>
-        <w:t xml:space="preserve">124:5, 195:22</w:t>
-      </w:r>
-      <w:r>
-        <w:noBreakHyphen/>
-      </w:r>
-      <w:r>
-        <w:t xml:space="preserve">196:19 (Turban); 7.16 Tr.36:23</w:t>
-      </w:r>
-      <w:r>
-        <w:noBreakHyphen/>
-      </w:r>
-      <w:r>
-        <w:t xml:space="preserve">39:1 (Corathers); 7.16 Tr.170:5</w:t>
-      </w:r>
-      <w:r>
-        <w:noBreakHyphen/>
-      </w:r>
-      <w:r>
-        <w:t xml:space="preserve">11, 180:3</w:t>
-      </w:r>
-      <w:r>
-        <w:noBreakHyphen/>
-      </w:r>
-      <w:r>
-        <w:t xml:space="preserve">15 (Antommaria);</w:t>
+        <w:t xml:space="preserve">7.15 Tr.106:15-⁠107:23, 112:2-⁠115:24, 118:7-⁠124:5, 195:22-⁠196:19 (Turban); 7.16 Tr.36:23-⁠39:1 (Corathers); 7.16 Tr.170:5-⁠11, 180:3-⁠15 (Antommaria);</w:t>
       </w:r>
       <w:r>
         <w:t xml:space="preserve"> </w:t>
@@ -21080,13 +19356,7 @@
         <w:t xml:space="preserve">see also supra</w:t>
       </w:r>
       <w:r>
-        <w:t xml:space="preserve">, pp. 6</w:t>
-      </w:r>
-      <w:r>
-        <w:noBreakHyphen/>
-      </w:r>
-      <w:r>
-        <w:t xml:space="preserve">7. The Government presented no contrary evidence that these recommendations are ineffective in identifying the subset of minors for whom gender affirming care may be appropriate. In particular, while the Government did not dispute “that those who begin dysphoria prepuberty, and still are dysphoric after puberty, are unlikely to desist,” it nevertheless argued that this “subset misses those whose dysphoria resolves before, or at the onset of, puberty.” Opening Br. 26. But no medical intervention is provided to youth before the onset of puberty.</w:t>
+        <w:t xml:space="preserve">, pp. 6-⁠7. The Government presented no contrary evidence that these recommendations are ineffective in identifying the subset of minors for whom gender affirming care may be appropriate. In particular, while the Government did not dispute “that those who begin dysphoria prepuberty, and still are dysphoric after puberty, are unlikely to desist,” it nevertheless argued that this “subset misses those whose dysphoria resolves before, or at the onset of, puberty.” Opening Br. 26. But no medical intervention is provided to youth before the onset of puberty.</w:t>
       </w:r>
       <w:r>
         <w:t xml:space="preserve"> </w:t>
@@ -21102,13 +19372,7 @@
         <w:t xml:space="preserve"> </w:t>
       </w:r>
       <w:r>
-        <w:t xml:space="preserve">7.15 Tr.309:4</w:t>
-      </w:r>
-      <w:r>
-        <w:noBreakHyphen/>
-      </w:r>
-      <w:r>
-        <w:t xml:space="preserve">13 (Corathers);</w:t>
+        <w:t xml:space="preserve">7.15 Tr.309:4-⁠13 (Corathers);</w:t>
       </w:r>
       <w:r>
         <w:t xml:space="preserve"> </w:t>
@@ -21137,13 +19401,7 @@
         <w:t xml:space="preserve"> </w:t>
       </w:r>
       <w:r>
-        <w:t xml:space="preserve">Nor can the Government justify the Ban based on minors “who do not first express dysphoria until adolescence.” Opening Br. 26. The Government’s cited evidence suggests that gender dysphoria may desist in prepubescent children, 7.17 Tr.98:14</w:t>
-      </w:r>
-      <w:r>
-        <w:noBreakHyphen/>
-      </w:r>
-      <w:r>
-        <w:t xml:space="preserve">18 (Cantor); it in no way supports the Government’s suggestion that gender dysphoria will desist in minors who experience gender dysphoria during puberty.</w:t>
+        <w:t xml:space="preserve">Nor can the Government justify the Ban based on minors “who do not first express dysphoria until adolescence.” Opening Br. 26. The Government’s cited evidence suggests that gender dysphoria may desist in prepubescent children, 7.17 Tr.98:14-⁠18 (Cantor); it in no way supports the Government’s suggestion that gender dysphoria will desist in minors who experience gender dysphoria during puberty.</w:t>
       </w:r>
     </w:p>
     <w:p>
@@ -21151,43 +19409,7 @@
         <w:pStyle w:val="BodyTextNote"/>
       </w:pPr>
       <w:r>
-        <w:t xml:space="preserve">The Government also failed to present any evidence that there has been a departure from this approach in Ohio. The only evidence about the provision of gender-affirming medical care for adolescents in Ohio was Dr. Corathers’ testimony about how care is provided at Cincinnati Children’s Hospital, 7.15 Tr.295:3</w:t>
-      </w:r>
-      <w:r>
-        <w:noBreakHyphen/>
-      </w:r>
-      <w:r>
-        <w:t xml:space="preserve">10, 296:5</w:t>
-      </w:r>
-      <w:r>
-        <w:noBreakHyphen/>
-      </w:r>
-      <w:r>
-        <w:t xml:space="preserve">20, 7.16 Tr.23:7</w:t>
-      </w:r>
-      <w:r>
-        <w:noBreakHyphen/>
-      </w:r>
-      <w:r>
-        <w:t xml:space="preserve">39:1 (Corathers), and the testimony of Michael Moe and Gina Goe about their daughters’ treatment. 7.16 Tr.254:3</w:t>
-      </w:r>
-      <w:r>
-        <w:noBreakHyphen/>
-      </w:r>
-      <w:r>
-        <w:t xml:space="preserve">13, 265:14</w:t>
-      </w:r>
-      <w:r>
-        <w:noBreakHyphen/>
-      </w:r>
-      <w:r>
-        <w:t xml:space="preserve">267:25 (Moe); 7.15 Tr.31:10</w:t>
-      </w:r>
-      <w:r>
-        <w:noBreakHyphen/>
-      </w:r>
-      <w:r>
-        <w:t xml:space="preserve">34:24 (Goe). That undisputed testimony showed that providers in Ohio followed the rigorous process outlined above. Again, the testimony of a single witness who received inappropriate treatment outside of Ohio does not justify the Government’s conclusion that it had no choice but to ban gender-affirming medical care for all minors.</w:t>
+        <w:t xml:space="preserve">The Government also failed to present any evidence that there has been a departure from this approach in Ohio. The only evidence about the provision of gender-affirming medical care for adolescents in Ohio was Dr. Corathers’ testimony about how care is provided at Cincinnati Children’s Hospital, 7.15 Tr.295:3-⁠10, 296:5-⁠20, 7.16 Tr.23:7-⁠39:1 (Corathers), and the testimony of Michael Moe and Gina Goe about their daughters’ treatment. 7.16 Tr.254:3-⁠13, 265:14-⁠267:25 (Moe); 7.15 Tr.31:10-⁠34:24 (Goe). That undisputed testimony showed that providers in Ohio followed the rigorous process outlined above. Again, the testimony of a single witness who received inappropriate treatment outside of Ohio does not justify the Government’s conclusion that it had no choice but to ban gender-affirming medical care for all minors.</w:t>
       </w:r>
       <w:r>
         <w:t xml:space="preserve"> </w:t>
@@ -21230,13 +19452,7 @@
         <w:t xml:space="preserve"> </w:t>
       </w:r>
       <w:r>
-        <w:t xml:space="preserve">at 29 (emphasis added). Indeed, the Government made no attempt to “even argue on appeal that it has no less restrictive means than a categorical ban to advance its interest.” A</w:t>
-      </w:r>
-      <w:r>
-        <w:noBreakHyphen/>
-      </w:r>
-      <w:r>
-        <w:t xml:space="preserve">53 (¶ 114). While generally summarizing “its experts’ concerns about the effectiveness of medicalized transition for minors and absence of reliable evidence on whether gender dysphoria will resolve without lifechanging medical interventions,” the Government never explained why the “purported uncertainty expressed by some medical experts” was sufficient to justify H.B. 68, as opposed to “more tailored alternatives to a categorical ban.”</w:t>
+        <w:t xml:space="preserve">at 29 (emphasis added). Indeed, the Government made no attempt to “even argue on appeal that it has no less restrictive means than a categorical ban to advance its interest.” A-⁠53 (¶ 114). While generally summarizing “its experts’ concerns about the effectiveness of medicalized transition for minors and absence of reliable evidence on whether gender dysphoria will resolve without lifechanging medical interventions,” the Government never explained why the “purported uncertainty expressed by some medical experts” was sufficient to justify H.B. 68, as opposed to “more tailored alternatives to a categorical ban.”</w:t>
       </w:r>
       <w:r>
         <w:t xml:space="preserve"> </w:t>
@@ -21286,13 +19502,7 @@
         <w:t xml:space="preserve">See supra</w:t>
       </w:r>
       <w:r>
-        <w:t xml:space="preserve">, pp. 5</w:t>
-      </w:r>
-      <w:r>
-        <w:noBreakHyphen/>
-      </w:r>
-      <w:r>
-        <w:t xml:space="preserve">6, 11. Because it was undisputed that puberty suppression medications pose no risk to fertility, the Government’s concern with the risk to minors’ fertility cannot justify a ban on these puberty suppression medications specifically. The Government asserts that most minors who start on puberty suppression medications will “eventually move to” hormone therapy, Opening Br. 26, but that does not justify banning puberty suppression medications in addition to hormone therapy.</w:t>
+        <w:t xml:space="preserve">, pp. 5-⁠6, 11. Because it was undisputed that puberty suppression medications pose no risk to fertility, the Government’s concern with the risk to minors’ fertility cannot justify a ban on these puberty suppression medications specifically. The Government asserts that most minors who start on puberty suppression medications will “eventually move to” hormone therapy, Opening Br. 26, but that does not justify banning puberty suppression medications in addition to hormone therapy.</w:t>
       </w:r>
     </w:p>
     <w:p>
@@ -21493,13 +19703,7 @@
         <w:t xml:space="preserve">See supra</w:t>
       </w:r>
       <w:r>
-        <w:t xml:space="preserve">, pp. 10</w:t>
-      </w:r>
-      <w:r>
-        <w:noBreakHyphen/>
-      </w:r>
-      <w:r>
-        <w:t xml:space="preserve">11. The Government fails to explain why parents are able to weigh the risks and benefits of these medications for other conditions, but not for gender dysphoria. Similarly, a series of other medications come with similar risks and potential side effects, and yet the General Assembly does not prohibit parents from weighing the risks and benefits to decide whether to proceed with treatment.</w:t>
+        <w:t xml:space="preserve">, pp. 10-⁠11. The Government fails to explain why parents are able to weigh the risks and benefits of these medications for other conditions, but not for gender dysphoria. Similarly, a series of other medications come with similar risks and potential side effects, and yet the General Assembly does not prohibit parents from weighing the risks and benefits to decide whether to proceed with treatment.</w:t>
       </w:r>
       <w:r>
         <w:t xml:space="preserve"> </w:t>
@@ -21512,13 +19716,7 @@
         <w:t xml:space="preserve">E.g.</w:t>
       </w:r>
       <w:r>
-        <w:t xml:space="preserve">, 7.16 Tr.167:25</w:t>
-      </w:r>
-      <w:r>
-        <w:noBreakHyphen/>
-      </w:r>
-      <w:r>
-        <w:t xml:space="preserve">170:16 (Antommaria). To the contrary, it is not uncommon “for adolescent patients and their parents to make decisions to undergo treatments with comparable risks.”</w:t>
+        <w:t xml:space="preserve">, 7.16 Tr.167:25-⁠170:16 (Antommaria). To the contrary, it is not uncommon “for adolescent patients and their parents to make decisions to undergo treatments with comparable risks.”</w:t>
       </w:r>
       <w:r>
         <w:t xml:space="preserve"> </w:t>
@@ -21534,13 +19732,7 @@
         <w:t xml:space="preserve"> </w:t>
       </w:r>
       <w:r>
-        <w:t xml:space="preserve">at 168:22</w:t>
-      </w:r>
-      <w:r>
-        <w:noBreakHyphen/>
-      </w:r>
-      <w:r>
-        <w:t xml:space="preserve">24. In short, the “singl[ing] out” of gender-affirming medical care “for special treatment undermines” the Government’s assertion that it must override parental preferences here.</w:t>
+        <w:t xml:space="preserve">at 168:22-⁠24. In short, the “singl[ing] out” of gender-affirming medical care “for special treatment undermines” the Government’s assertion that it must override parental preferences here.</w:t>
       </w:r>
       <w:r>
         <w:t xml:space="preserve"> </w:t>
@@ -21854,13 +20046,7 @@
         <w:t xml:space="preserve">See supra</w:t>
       </w:r>
       <w:r>
-        <w:t xml:space="preserve">, pp. 4</w:t>
-      </w:r>
-      <w:r>
-        <w:noBreakHyphen/>
-      </w:r>
-      <w:r>
-        <w:t xml:space="preserve">13. Against this backdrop, the law’s “sheer breadth is so discontinuous with the reasons offered for it that” it cannot be upheld any under any standard of review.</w:t>
+        <w:t xml:space="preserve">, pp. 4-⁠13. Against this backdrop, the law’s “sheer breadth is so discontinuous with the reasons offered for it that” it cannot be upheld any under any standard of review.</w:t>
       </w:r>
       <w:r>
         <w:t xml:space="preserve"> </w:t>
@@ -22138,9 +20324,7 @@
               <w:t xml:space="preserve"> </w:t>
             </w:r>
             <w:r>
-              <w:t xml:space="preserve">541</w:t>
-              <w:noBreakHyphen/>
-              <w:t xml:space="preserve">1376</w:t>
+              <w:t xml:space="preserve">541-⁠1376</w:t>
             </w:r>
           </w:p>
           <w:p>
@@ -22626,19 +20810,7 @@
         <w:t xml:space="preserve"> </w:t>
       </w:r>
       <w:r>
-        <w:t xml:space="preserve">Dr. Sarah Corathers is a pediatric and adult endocrinologist, associate professor at Cincinnati Children’s Hospital, clinical director of the endocrinology division, and associate chief of staff for the endocrinology subspeciality. 7.15 Tr.293:9</w:t>
-      </w:r>
-      <w:r>
-        <w:noBreakHyphen/>
-      </w:r>
-      <w:r>
-        <w:t xml:space="preserve">294:2, 294:25</w:t>
-      </w:r>
-      <w:r>
-        <w:noBreakHyphen/>
-      </w:r>
-      <w:r>
-        <w:t xml:space="preserve">295:14 (Corathers);</w:t>
+        <w:t xml:space="preserve">Dr. Sarah Corathers is a pediatric and adult endocrinologist, associate professor at Cincinnati Children’s Hospital, clinical director of the endocrinology division, and associate chief of staff for the endocrinology subspeciality. 7.15 Tr.293:9-⁠294:2, 294:25-⁠295:14 (Corathers);</w:t>
       </w:r>
       <w:r>
         <w:t xml:space="preserve"> </w:t>
@@ -22654,19 +20826,7 @@
         <w:t xml:space="preserve"> </w:t>
       </w:r>
       <w:r>
-        <w:t xml:space="preserve">Trial Ex. 20 (Corathers CV). In addition to treating about 300 adolescents with gender dysphoria, Dr. Corathers has conducted research and published peer reviewed articles on the treatment of gender dysphoria in adolescents. 7.15 Tr.296:16</w:t>
-      </w:r>
-      <w:r>
-        <w:noBreakHyphen/>
-      </w:r>
-      <w:r>
-        <w:t xml:space="preserve">20, 297:9</w:t>
-      </w:r>
-      <w:r>
-        <w:noBreakHyphen/>
-      </w:r>
-      <w:r>
-        <w:t xml:space="preserve">15 (Corathers).</w:t>
+        <w:t xml:space="preserve">Trial Ex. 20 (Corathers CV). In addition to treating about 300 adolescents with gender dysphoria, Dr. Corathers has conducted research and published peer reviewed articles on the treatment of gender dysphoria in adolescents. 7.15 Tr.296:16-⁠20, 297:9-⁠15 (Corathers).</w:t>
       </w:r>
     </w:p>
   </w:footnote>
@@ -22685,13 +20845,7 @@
         <w:t xml:space="preserve"> </w:t>
       </w:r>
       <w:r>
-        <w:t xml:space="preserve">Dr. Armand Antommaria is a pediatric hospitalist, bioethicist, and director of the ethics center at Cincinnati Children’s Hospital Medical Center, as well as a professor of pediatrics and surgery at the University of Cincinnati College of Medicine. 7.16 Tr.132:5</w:t>
-      </w:r>
-      <w:r>
-        <w:noBreakHyphen/>
-      </w:r>
-      <w:r>
-        <w:t xml:space="preserve">133:16;</w:t>
+        <w:t xml:space="preserve">Dr. Armand Antommaria is a pediatric hospitalist, bioethicist, and director of the ethics center at Cincinnati Children’s Hospital Medical Center, as well as a professor of pediatrics and surgery at the University of Cincinnati College of Medicine. 7.16 Tr.132:5-⁠133:16;</w:t>
       </w:r>
       <w:r>
         <w:t xml:space="preserve"> </w:t>
@@ -22707,13 +20861,7 @@
         <w:t xml:space="preserve"> </w:t>
       </w:r>
       <w:r>
-        <w:t xml:space="preserve">Trial Ex. 19 (Antommaria CV). Dr. Antommaria works with transgender patients, both at the individual level by conducting clinical ethics consultations and at the policy level through his work with the transgender health clinic at Cincinnati Children’s. 7.16 Tr.135:8</w:t>
-      </w:r>
-      <w:r>
-        <w:noBreakHyphen/>
-      </w:r>
-      <w:r>
-        <w:t xml:space="preserve">18 (Antommaria).</w:t>
+        <w:t xml:space="preserve">Trial Ex. 19 (Antommaria CV). Dr. Antommaria works with transgender patients, both at the individual level by conducting clinical ethics consultations and at the policy level through his work with the transgender health clinic at Cincinnati Children’s. 7.16 Tr.135:8-⁠18 (Antommaria).</w:t>
       </w:r>
     </w:p>
   </w:footnote>
@@ -22732,13 +20880,7 @@
         <w:t xml:space="preserve"> </w:t>
       </w:r>
       <w:r>
-        <w:t xml:space="preserve">Dr. Jack Turban is an assistant professor of child and adolescent psychiatry at the University of California – San Francisco and director of UCSF’s gender psychiatry program. 7.15 Tr.85:18</w:t>
-      </w:r>
-      <w:r>
-        <w:noBreakHyphen/>
-      </w:r>
-      <w:r>
-        <w:t xml:space="preserve">86:3 (Turban);</w:t>
+        <w:t xml:space="preserve">Dr. Jack Turban is an assistant professor of child and adolescent psychiatry at the University of California – San Francisco and director of UCSF’s gender psychiatry program. 7.15 Tr.85:18-⁠86:3 (Turban);</w:t>
       </w:r>
       <w:r>
         <w:t xml:space="preserve"> </w:t>
@@ -22754,13 +20896,7 @@
         <w:t xml:space="preserve"> </w:t>
       </w:r>
       <w:r>
-        <w:t xml:space="preserve">Trial Ex. 21 (Turban CV). Dr. Turban has extensive experience treating gender dysphoria, including having treated around a hundred minors. 7.15 Tr.87:1</w:t>
-      </w:r>
-      <w:r>
-        <w:noBreakHyphen/>
-      </w:r>
-      <w:r>
-        <w:t xml:space="preserve">88:24 (Turban). He also teaches child psychiatry fellows, psychiatry residents, and medical students about gender dysphoria,</w:t>
+        <w:t xml:space="preserve">Trial Ex. 21 (Turban CV). Dr. Turban has extensive experience treating gender dysphoria, including having treated around a hundred minors. 7.15 Tr.87:1-⁠88:24 (Turban). He also teaches child psychiatry fellows, psychiatry residents, and medical students about gender dysphoria,</w:t>
       </w:r>
       <w:r>
         <w:t xml:space="preserve"> </w:t>
@@ -22776,13 +20912,7 @@
         <w:t xml:space="preserve"> </w:t>
       </w:r>
       <w:r>
-        <w:t xml:space="preserve">at 88:25</w:t>
-      </w:r>
-      <w:r>
-        <w:noBreakHyphen/>
-      </w:r>
-      <w:r>
-        <w:t xml:space="preserve">89:10; conducts research, and publishes widely on the subject of transgender youth, including over 30 peer reviewed articles addressing the mental health of transgender youth and textbooks and textbook chapters on child and adolescent psychiatry generally and gender dysphoria specifically.</w:t>
+        <w:t xml:space="preserve">at 88:25-⁠89:10; conducts research, and publishes widely on the subject of transgender youth, including over 30 peer reviewed articles addressing the mental health of transgender youth and textbooks and textbook chapters on child and adolescent psychiatry generally and gender dysphoria specifically.</w:t>
       </w:r>
       <w:r>
         <w:t xml:space="preserve"> </w:t>
@@ -22798,19 +20928,7 @@
         <w:t xml:space="preserve"> </w:t>
       </w:r>
       <w:r>
-        <w:t xml:space="preserve">at 89:11</w:t>
-      </w:r>
-      <w:r>
-        <w:noBreakHyphen/>
-      </w:r>
-      <w:r>
-        <w:t xml:space="preserve">91:2, 91:3</w:t>
-      </w:r>
-      <w:r>
-        <w:noBreakHyphen/>
-      </w:r>
-      <w:r>
-        <w:t xml:space="preserve">15.</w:t>
+        <w:t xml:space="preserve">at 89:11-⁠91:2, 91:3-⁠15.</w:t>
       </w:r>
     </w:p>
   </w:footnote>
@@ -22829,13 +20947,7 @@
         <w:t xml:space="preserve"> </w:t>
       </w:r>
       <w:r>
-        <w:t xml:space="preserve">Children typically reach the first stages of puberty between the ages of 8 and 14. 7.15 Tr.308:9</w:t>
-      </w:r>
-      <w:r>
-        <w:noBreakHyphen/>
-      </w:r>
-      <w:r>
-        <w:t xml:space="preserve">309:3 (Corathers).</w:t>
+        <w:t xml:space="preserve">Children typically reach the first stages of puberty between the ages of 8 and 14. 7.15 Tr.308:9-⁠309:3 (Corathers).</w:t>
       </w:r>
     </w:p>
   </w:footnote>
@@ -22854,13 +20966,7 @@
         <w:t xml:space="preserve"> </w:t>
       </w:r>
       <w:r>
-        <w:t xml:space="preserve">As Dr. Antommaria explained, “[a]t this point in time, comparing gender-affirming medical care and mental health care to a placebo and mental health care would not [be] ethical,” because the “relevant expert community understands that gender-affirming medical care is more effective than a placebo.” 7.16 Tr.159:11</w:t>
-      </w:r>
-      <w:r>
-        <w:noBreakHyphen/>
-      </w:r>
-      <w:r>
-        <w:t xml:space="preserve">17.</w:t>
+        <w:t xml:space="preserve">As Dr. Antommaria explained, “[a]t this point in time, comparing gender-affirming medical care and mental health care to a placebo and mental health care would not [be] ethical,” because the “relevant expert community understands that gender-affirming medical care is more effective than a placebo.” 7.16 Tr.159:11-⁠17.</w:t>
       </w:r>
     </w:p>
   </w:footnote>
@@ -22879,19 +20985,7 @@
         <w:t xml:space="preserve"> </w:t>
       </w:r>
       <w:r>
-        <w:t xml:space="preserve">The Government’s experts cite to systematic reviews of the body of research, including the Cass Review in the United Kingdom, that they assert show a lack of evidence of efficacy of the prohibited treatments. But those reviews did not offer any new evidence; they just summarized some of the existing research and offered the authors’ views on the research. Importantly, they omitted many of the studies in their summaries, with authors of different reviews repeatedly disagreeing about whether a study was worthy of being included. 7.15 Tr.160:8</w:t>
-      </w:r>
-      <w:r>
-        <w:noBreakHyphen/>
-      </w:r>
-      <w:r>
-        <w:t xml:space="preserve">168:5 (Turban). And in any event, the Cass Review did not recommend a categorical ban on medical treatment. 7.16 Tr.188:19</w:t>
-      </w:r>
-      <w:r>
-        <w:noBreakHyphen/>
-      </w:r>
-      <w:r>
-        <w:t xml:space="preserve">21 (Antommaria).</w:t>
+        <w:t xml:space="preserve">The Government’s experts cite to systematic reviews of the body of research, including the Cass Review in the United Kingdom, that they assert show a lack of evidence of efficacy of the prohibited treatments. But those reviews did not offer any new evidence; they just summarized some of the existing research and offered the authors’ views on the research. Importantly, they omitted many of the studies in their summaries, with authors of different reviews repeatedly disagreeing about whether a study was worthy of being included. 7.15 Tr.160:8-⁠168:5 (Turban). And in any event, the Cass Review did not recommend a categorical ban on medical treatment. 7.16 Tr.188:19-⁠21 (Antommaria).</w:t>
       </w:r>
     </w:p>
   </w:footnote>
@@ -22923,25 +21017,7 @@
         <w:t xml:space="preserve">See infra</w:t>
       </w:r>
       <w:r>
-        <w:t xml:space="preserve">, p. 13. Remaining on puberty suppression medications until age 18 is neither safe nor medically appropriate. 7.15 Tr.325:16</w:t>
-      </w:r>
-      <w:r>
-        <w:noBreakHyphen/>
-      </w:r>
-      <w:r>
-        <w:t xml:space="preserve">326:10 (Corathers). Thus, patients on pubertal suppression medication who cannot continue to hormone therapy would be forced to undergo the changes of endogenous puberty and experience significantly worsening distress as the physical signs of puberty that are incongruent with their gender identity develop. 7.16 Tr.49:6</w:t>
-      </w:r>
-      <w:r>
-        <w:noBreakHyphen/>
-      </w:r>
-      <w:r>
-        <w:t xml:space="preserve">52:1 (Corathers); 7.16 Tr.178:4</w:t>
-      </w:r>
-      <w:r>
-        <w:noBreakHyphen/>
-      </w:r>
-      <w:r>
-        <w:t xml:space="preserve">22 (Antommaria).</w:t>
+        <w:t xml:space="preserve">, p. 13. Remaining on puberty suppression medications until age 18 is neither safe nor medically appropriate. 7.15 Tr.325:16-⁠326:10 (Corathers). Thus, patients on pubertal suppression medication who cannot continue to hormone therapy would be forced to undergo the changes of endogenous puberty and experience significantly worsening distress as the physical signs of puberty that are incongruent with their gender identity develop. 7.16 Tr.49:6-⁠52:1 (Corathers); 7.16 Tr.178:4-⁠22 (Antommaria).</w:t>
       </w:r>
     </w:p>
   </w:footnote>
@@ -22979,19 +21055,7 @@
         <w:t xml:space="preserve">See, e.g.</w:t>
       </w:r>
       <w:r>
-        <w:t xml:space="preserve">, A27</w:t>
-      </w:r>
-      <w:r>
-        <w:noBreakHyphen/>
-      </w:r>
-      <w:r>
-        <w:t xml:space="preserve">28 (¶ 60), A</w:t>
-      </w:r>
-      <w:r>
-        <w:noBreakHyphen/>
-      </w:r>
-      <w:r>
-        <w:t xml:space="preserve">35 (¶ 78).</w:t>
+        <w:t xml:space="preserve">, A27-⁠28 (¶ 60), A-⁠35 (¶ 78).</w:t>
       </w:r>
     </w:p>
   </w:footnote>
@@ -23404,13 +21468,7 @@
         <w:t xml:space="preserve"> </w:t>
       </w:r>
       <w:r>
-        <w:t xml:space="preserve">Even if there were evidence that some doctors in Ohio provided substandard treatment—evidence the Government never presented here—that practice could be rooted out through employer-level discipline, action by the state medical licensing board, or medical malpractice suits. 7.16 Tr.180:16</w:t>
-      </w:r>
-      <w:r>
-        <w:noBreakHyphen/>
-      </w:r>
-      <w:r>
-        <w:t xml:space="preserve">183:4 (Antommaria). The possibility that there may be some doctors who might not follow the prescribed guidelines does not justify banning medical care for minors who need it.</w:t>
+        <w:t xml:space="preserve">Even if there were evidence that some doctors in Ohio provided substandard treatment—evidence the Government never presented here—that practice could be rooted out through employer-level discipline, action by the state medical licensing board, or medical malpractice suits. 7.16 Tr.180:16-⁠183:4 (Antommaria). The possibility that there may be some doctors who might not follow the prescribed guidelines does not justify banning medical care for minors who need it.</w:t>
       </w:r>
       <w:r>
         <w:t xml:space="preserve"> </w:t>
@@ -23426,13 +21484,7 @@
         <w:t xml:space="preserve"> </w:t>
       </w:r>
       <w:r>
-        <w:t xml:space="preserve">at Tr.181:20</w:t>
-      </w:r>
-      <w:r>
-        <w:noBreakHyphen/>
-      </w:r>
-      <w:r>
-        <w:t xml:space="preserve">23.</w:t>
+        <w:t xml:space="preserve">at Tr.181:20-⁠23.</w:t>
       </w:r>
     </w:p>
   </w:footnote>
@@ -24175,7 +22227,7 @@
     <w:qFormat/>
     <w:pPr>
       <w:keepLines/>
-      <w:spacing w:before="0" w:after="120" w:line="276" w:lineRule="exact"/>
+      <w:spacing w:before="26" w:after="120" w:line="276" w:lineRule="exact"/>
     </w:pPr>
     <w:rPr>
       <w:sz w:val="24"/>
